--- a/Docs/Figures_RunTimingManuscript.docx
+++ b/Docs/Figures_RunTimingManuscript.docx
@@ -136,6 +136,9 @@
     </w:p>
     <w:p>
       <w:r>
+        <w:rPr>
+          <w:noProof/>
+        </w:rPr>
         <w:drawing>
           <wp:inline distT="0" distB="0" distL="0" distR="0" wp14:anchorId="167A01D8" wp14:editId="39D9C1AD">
             <wp:extent cx="5943600" cy="2666365"/>
@@ -197,11 +200,14 @@
     </w:p>
     <w:p>
       <w:r>
+        <w:rPr>
+          <w:noProof/>
+        </w:rPr>
         <w:drawing>
-          <wp:inline distT="0" distB="0" distL="0" distR="0" wp14:anchorId="76B2005B" wp14:editId="7F8AC331">
-            <wp:extent cx="1854200" cy="7239000"/>
+          <wp:inline distT="0" distB="0" distL="0" distR="0" wp14:anchorId="6D1C1172" wp14:editId="1D14959E">
+            <wp:extent cx="5943600" cy="6934200"/>
             <wp:effectExtent l="0" t="0" r="0" b="0"/>
-            <wp:docPr id="169380756" name="Picture 1" descr="A graph of different colored lines&#10;&#10;AI-generated content may be incorrect."/>
+            <wp:docPr id="530067976" name="Picture 1" descr="A graph of different colored lines&#10;&#10;AI-generated content may be incorrect."/>
             <wp:cNvGraphicFramePr>
               <a:graphicFrameLocks xmlns:a="http://schemas.openxmlformats.org/drawingml/2006/main" noChangeAspect="1"/>
             </wp:cNvGraphicFramePr>
@@ -209,11 +215,17 @@
               <a:graphicData uri="http://schemas.openxmlformats.org/drawingml/2006/picture">
                 <pic:pic xmlns:pic="http://schemas.openxmlformats.org/drawingml/2006/picture">
                   <pic:nvPicPr>
-                    <pic:cNvPr id="169380756" name="Picture 1" descr="A graph of different colored lines&#10;&#10;AI-generated content may be incorrect."/>
+                    <pic:cNvPr id="530067976" name="Picture 1" descr="A graph of different colored lines&#10;&#10;AI-generated content may be incorrect."/>
                     <pic:cNvPicPr/>
                   </pic:nvPicPr>
                   <pic:blipFill>
-                    <a:blip r:embed="rId7"/>
+                    <a:blip r:embed="rId7" cstate="print">
+                      <a:extLst>
+                        <a:ext uri="{28A0092B-C50C-407E-A947-70E740481C1C}">
+                          <a14:useLocalDpi xmlns:a14="http://schemas.microsoft.com/office/drawing/2010/main" val="0"/>
+                        </a:ext>
+                      </a:extLst>
+                    </a:blip>
                     <a:stretch>
                       <a:fillRect/>
                     </a:stretch>
@@ -221,7 +233,7 @@
                   <pic:spPr>
                     <a:xfrm>
                       <a:off x="0" y="0"/>
-                      <a:ext cx="1854200" cy="7239000"/>
+                      <a:ext cx="5943600" cy="6934200"/>
                     </a:xfrm>
                     <a:prstGeom prst="rect">
                       <a:avLst/>
@@ -234,6 +246,7 @@
         </w:drawing>
       </w:r>
     </w:p>
+    <w:p/>
     <w:p/>
     <w:p/>
     <w:p>

--- a/Docs/Figures_RunTimingManuscript.docx
+++ b/Docs/Figures_RunTimingManuscript.docx
@@ -195,10 +195,26 @@
     <w:p>
       <w:r>
         <w:lastRenderedPageBreak/>
-        <w:t xml:space="preserve">Figure 4: Cumulative Distribution Plots </w:t>
+        <w:t xml:space="preserve">Figure 4: </w:t>
+      </w:r>
+      <w:commentRangeStart w:id="0"/>
+      <w:r>
+        <w:t>Cumulative</w:t>
+      </w:r>
+      <w:commentRangeEnd w:id="0"/>
+      <w:r>
+        <w:rPr>
+          <w:rStyle w:val="CommentReference"/>
+        </w:rPr>
+        <w:commentReference w:id="0"/>
+      </w:r>
+      <w:r>
+        <w:t xml:space="preserve"> Distribution Plots </w:t>
       </w:r>
     </w:p>
     <w:p>
+      <w:commentRangeStart w:id="1"/>
+      <w:commentRangeStart w:id="2"/>
       <w:r>
         <w:rPr>
           <w:noProof/>
@@ -219,7 +235,7 @@
                     <pic:cNvPicPr/>
                   </pic:nvPicPr>
                   <pic:blipFill>
-                    <a:blip r:embed="rId7" cstate="print">
+                    <a:blip r:embed="rId11" cstate="print">
                       <a:extLst>
                         <a:ext uri="{28A0092B-C50C-407E-A947-70E740481C1C}">
                           <a14:useLocalDpi xmlns:a14="http://schemas.microsoft.com/office/drawing/2010/main" val="0"/>
@@ -245,6 +261,20 @@
           </wp:inline>
         </w:drawing>
       </w:r>
+      <w:commentRangeEnd w:id="1"/>
+      <w:r>
+        <w:rPr>
+          <w:rStyle w:val="CommentReference"/>
+        </w:rPr>
+        <w:commentReference w:id="1"/>
+      </w:r>
+      <w:commentRangeEnd w:id="2"/>
+      <w:r>
+        <w:rPr>
+          <w:rStyle w:val="CommentReference"/>
+        </w:rPr>
+        <w:commentReference w:id="2"/>
+      </w:r>
     </w:p>
     <w:p/>
     <w:p/>
@@ -252,7 +282,21 @@
     <w:p>
       <w:r>
         <w:lastRenderedPageBreak/>
-        <w:t xml:space="preserve">Figure 5: Front end closure protection by stock </w:t>
+        <w:t xml:space="preserve">Figure 5: Front </w:t>
+      </w:r>
+      <w:commentRangeStart w:id="3"/>
+      <w:r>
+        <w:t>end</w:t>
+      </w:r>
+      <w:commentRangeEnd w:id="3"/>
+      <w:r>
+        <w:rPr>
+          <w:rStyle w:val="CommentReference"/>
+        </w:rPr>
+        <w:commentReference w:id="3"/>
+      </w:r>
+      <w:r>
+        <w:t xml:space="preserve"> closure protection by stock </w:t>
       </w:r>
     </w:p>
     <w:p>
@@ -276,7 +320,7 @@
                     <pic:cNvPicPr/>
                   </pic:nvPicPr>
                   <pic:blipFill>
-                    <a:blip r:embed="rId8" cstate="print">
+                    <a:blip r:embed="rId12" cstate="print">
                       <a:extLst>
                         <a:ext uri="{28A0092B-C50C-407E-A947-70E740481C1C}">
                           <a14:useLocalDpi xmlns:a14="http://schemas.microsoft.com/office/drawing/2010/main" val="0"/>
@@ -311,6 +355,110 @@
     </w:sectPr>
   </w:body>
 </w:document>
+</file>
+
+<file path=word/comments.xml><?xml version="1.0" encoding="utf-8"?>
+<w:comments xmlns:wpc="http://schemas.microsoft.com/office/word/2010/wordprocessingCanvas" xmlns:cx="http://schemas.microsoft.com/office/drawing/2014/chartex" xmlns:cx1="http://schemas.microsoft.com/office/drawing/2015/9/8/chartex" xmlns:cx2="http://schemas.microsoft.com/office/drawing/2015/10/21/chartex" xmlns:cx3="http://schemas.microsoft.com/office/drawing/2016/5/9/chartex" xmlns:cx4="http://schemas.microsoft.com/office/drawing/2016/5/10/chartex" xmlns:cx5="http://schemas.microsoft.com/office/drawing/2016/5/11/chartex" xmlns:cx6="http://schemas.microsoft.com/office/drawing/2016/5/12/chartex" xmlns:cx7="http://schemas.microsoft.com/office/drawing/2016/5/13/chartex" xmlns:cx8="http://schemas.microsoft.com/office/drawing/2016/5/14/chartex" xmlns:mc="http://schemas.openxmlformats.org/markup-compatibility/2006" xmlns:aink="http://schemas.microsoft.com/office/drawing/2016/ink" xmlns:am3d="http://schemas.microsoft.com/office/drawing/2017/model3d" xmlns:o="urn:schemas-microsoft-com:office:office" xmlns:oel="http://schemas.microsoft.com/office/2019/extlst" xmlns:r="http://schemas.openxmlformats.org/officeDocument/2006/relationships" xmlns:m="http://schemas.openxmlformats.org/officeDocument/2006/math" xmlns:v="urn:schemas-microsoft-com:vml" xmlns:wp14="http://schemas.microsoft.com/office/word/2010/wordprocessingDrawing" xmlns:wp="http://schemas.openxmlformats.org/drawingml/2006/wordprocessingDrawing" xmlns:w10="urn:schemas-microsoft-com:office:word" xmlns:w="http://schemas.openxmlformats.org/wordprocessingml/2006/main" xmlns:w14="http://schemas.microsoft.com/office/word/2010/wordml" xmlns:w15="http://schemas.microsoft.com/office/word/2012/wordml" xmlns:w16cex="http://schemas.microsoft.com/office/word/2018/wordml/cex" xmlns:w16cid="http://schemas.microsoft.com/office/word/2016/wordml/cid" xmlns:w16="http://schemas.microsoft.com/office/word/2018/wordml" xmlns:w16du="http://schemas.microsoft.com/office/word/2023/wordml/word16du" xmlns:w16sdtdh="http://schemas.microsoft.com/office/word/2020/wordml/sdtdatahash" xmlns:w16sdtfl="http://schemas.microsoft.com/office/word/2024/wordml/sdtformatlock" xmlns:w16se="http://schemas.microsoft.com/office/word/2015/wordml/symex" xmlns:wpg="http://schemas.microsoft.com/office/word/2010/wordprocessingGroup" xmlns:wpi="http://schemas.microsoft.com/office/word/2010/wordprocessingInk" xmlns:wne="http://schemas.microsoft.com/office/word/2006/wordml" xmlns:wps="http://schemas.microsoft.com/office/word/2010/wordprocessingShape" mc:Ignorable="w14 w15 w16se w16cid w16 w16cex w16sdtdh w16sdtfl w16du wp14">
+  <w:comment w:id="0" w:author="Daniel Schindler" w:date="2025-07-17T14:10:00Z" w:initials="DS">
+    <w:p>
+      <w:pPr>
+        <w:pStyle w:val="CommentText"/>
+      </w:pPr>
+      <w:r>
+        <w:rPr>
+          <w:rStyle w:val="CommentReference"/>
+        </w:rPr>
+        <w:annotationRef/>
+      </w:r>
+      <w:r>
+        <w:t>Discussion point is that the effectiveness of the front end closure depends both on run timing but also run compression. Eg 2017 was late but extended. 2019 was early but compressed.</w:t>
+      </w:r>
+    </w:p>
+  </w:comment>
+  <w:comment w:id="1" w:author="Daniel Schindler" w:date="2025-07-17T14:05:00Z" w:initials="DS">
+    <w:p>
+      <w:pPr>
+        <w:pStyle w:val="CommentText"/>
+      </w:pPr>
+      <w:r>
+        <w:rPr>
+          <w:rStyle w:val="CommentReference"/>
+        </w:rPr>
+        <w:annotationRef/>
+      </w:r>
+      <w:r>
+        <w:t>This is pretty fkn awesome! I would drop the data points from the lines.</w:t>
+      </w:r>
+    </w:p>
+  </w:comment>
+  <w:comment w:id="2" w:author="Daniel Schindler" w:date="2025-07-17T14:09:00Z" w:initials="DS">
+    <w:p>
+      <w:pPr>
+        <w:pStyle w:val="CommentText"/>
+      </w:pPr>
+      <w:r>
+        <w:rPr>
+          <w:rStyle w:val="CommentReference"/>
+        </w:rPr>
+        <w:annotationRef/>
+      </w:r>
+      <w:r>
+        <w:t xml:space="preserve">Make axes darker. Add more tick marks on time. Eg,. Every 3 days. </w:t>
+      </w:r>
+    </w:p>
+  </w:comment>
+  <w:comment w:id="3" w:author="Daniel Schindler" w:date="2025-07-17T14:19:00Z" w:initials="DS">
+    <w:p>
+      <w:pPr>
+        <w:pStyle w:val="CommentText"/>
+      </w:pPr>
+      <w:r>
+        <w:rPr>
+          <w:rStyle w:val="CommentReference"/>
+        </w:rPr>
+        <w:annotationRef/>
+      </w:r>
+      <w:r>
+        <w:t>Is it worth coloring these to correspond to previous figure?</w:t>
+      </w:r>
+    </w:p>
+  </w:comment>
+</w:comments>
+</file>
+
+<file path=word/commentsExtended.xml><?xml version="1.0" encoding="utf-8"?>
+<w15:commentsEx xmlns:wpc="http://schemas.microsoft.com/office/word/2010/wordprocessingCanvas" xmlns:cx="http://schemas.microsoft.com/office/drawing/2014/chartex" xmlns:cx1="http://schemas.microsoft.com/office/drawing/2015/9/8/chartex" xmlns:cx2="http://schemas.microsoft.com/office/drawing/2015/10/21/chartex" xmlns:cx3="http://schemas.microsoft.com/office/drawing/2016/5/9/chartex" xmlns:cx4="http://schemas.microsoft.com/office/drawing/2016/5/10/chartex" xmlns:cx5="http://schemas.microsoft.com/office/drawing/2016/5/11/chartex" xmlns:cx6="http://schemas.microsoft.com/office/drawing/2016/5/12/chartex" xmlns:cx7="http://schemas.microsoft.com/office/drawing/2016/5/13/chartex" xmlns:cx8="http://schemas.microsoft.com/office/drawing/2016/5/14/chartex" xmlns:mc="http://schemas.openxmlformats.org/markup-compatibility/2006" xmlns:aink="http://schemas.microsoft.com/office/drawing/2016/ink" xmlns:am3d="http://schemas.microsoft.com/office/drawing/2017/model3d" xmlns:o="urn:schemas-microsoft-com:office:office" xmlns:oel="http://schemas.microsoft.com/office/2019/extlst" xmlns:r="http://schemas.openxmlformats.org/officeDocument/2006/relationships" xmlns:m="http://schemas.openxmlformats.org/officeDocument/2006/math" xmlns:v="urn:schemas-microsoft-com:vml" xmlns:wp14="http://schemas.microsoft.com/office/word/2010/wordprocessingDrawing" xmlns:wp="http://schemas.openxmlformats.org/drawingml/2006/wordprocessingDrawing" xmlns:w10="urn:schemas-microsoft-com:office:word" xmlns:w="http://schemas.openxmlformats.org/wordprocessingml/2006/main" xmlns:w14="http://schemas.microsoft.com/office/word/2010/wordml" xmlns:w15="http://schemas.microsoft.com/office/word/2012/wordml" xmlns:w16cex="http://schemas.microsoft.com/office/word/2018/wordml/cex" xmlns:w16cid="http://schemas.microsoft.com/office/word/2016/wordml/cid" xmlns:w16="http://schemas.microsoft.com/office/word/2018/wordml" xmlns:w16du="http://schemas.microsoft.com/office/word/2023/wordml/word16du" xmlns:w16sdtdh="http://schemas.microsoft.com/office/word/2020/wordml/sdtdatahash" xmlns:w16sdtfl="http://schemas.microsoft.com/office/word/2024/wordml/sdtformatlock" xmlns:w16se="http://schemas.microsoft.com/office/word/2015/wordml/symex" xmlns:wpg="http://schemas.microsoft.com/office/word/2010/wordprocessingGroup" xmlns:wpi="http://schemas.microsoft.com/office/word/2010/wordprocessingInk" xmlns:wne="http://schemas.microsoft.com/office/word/2006/wordml" xmlns:wps="http://schemas.microsoft.com/office/word/2010/wordprocessingShape" mc:Ignorable="w14 w15 w16se w16cid w16 w16cex w16sdtdh w16sdtfl w16du wp14">
+  <w15:commentEx w15:paraId="5D59A14B" w15:done="0"/>
+  <w15:commentEx w15:paraId="2DF9F999" w15:done="0"/>
+  <w15:commentEx w15:paraId="263BDFE7" w15:paraIdParent="2DF9F999" w15:done="0"/>
+  <w15:commentEx w15:paraId="32B91192" w15:done="0"/>
+</w15:commentsEx>
+</file>
+
+<file path=word/commentsExtensible.xml><?xml version="1.0" encoding="utf-8"?>
+<w16cex:commentsExtensible xmlns:wpc="http://schemas.microsoft.com/office/word/2010/wordprocessingCanvas" xmlns:cx="http://schemas.microsoft.com/office/drawing/2014/chartex" xmlns:cx1="http://schemas.microsoft.com/office/drawing/2015/9/8/chartex" xmlns:cx2="http://schemas.microsoft.com/office/drawing/2015/10/21/chartex" xmlns:cx3="http://schemas.microsoft.com/office/drawing/2016/5/9/chartex" xmlns:cx4="http://schemas.microsoft.com/office/drawing/2016/5/10/chartex" xmlns:cx5="http://schemas.microsoft.com/office/drawing/2016/5/11/chartex" xmlns:cx6="http://schemas.microsoft.com/office/drawing/2016/5/12/chartex" xmlns:cx7="http://schemas.microsoft.com/office/drawing/2016/5/13/chartex" xmlns:cx8="http://schemas.microsoft.com/office/drawing/2016/5/14/chartex" xmlns:cr="http://schemas.microsoft.com/office/comments/2020/reactions" xmlns:mc="http://schemas.openxmlformats.org/markup-compatibility/2006" xmlns:aink="http://schemas.microsoft.com/office/drawing/2016/ink" xmlns:am3d="http://schemas.microsoft.com/office/drawing/2017/model3d" xmlns:o="urn:schemas-microsoft-com:office:office" xmlns:oel="http://schemas.microsoft.com/office/2019/extlst" xmlns:r="http://schemas.openxmlformats.org/officeDocument/2006/relationships" xmlns:m="http://schemas.openxmlformats.org/officeDocument/2006/math" xmlns:v="urn:schemas-microsoft-com:vml" xmlns:wp14="http://schemas.microsoft.com/office/word/2010/wordprocessingDrawing" xmlns:wp="http://schemas.openxmlformats.org/drawingml/2006/wordprocessingDrawing" xmlns:w10="urn:schemas-microsoft-com:office:word" xmlns:w="http://schemas.openxmlformats.org/wordprocessingml/2006/main" xmlns:w14="http://schemas.microsoft.com/office/word/2010/wordml" xmlns:w15="http://schemas.microsoft.com/office/word/2012/wordml" xmlns:w16cex="http://schemas.microsoft.com/office/word/2018/wordml/cex" xmlns:w16cid="http://schemas.microsoft.com/office/word/2016/wordml/cid" xmlns:w16="http://schemas.microsoft.com/office/word/2018/wordml" xmlns:w16du="http://schemas.microsoft.com/office/word/2023/wordml/word16du" xmlns:w16sdtdh="http://schemas.microsoft.com/office/word/2020/wordml/sdtdatahash" xmlns:w16sdtfl="http://schemas.microsoft.com/office/word/2024/wordml/sdtformatlock" xmlns:w16se="http://schemas.microsoft.com/office/word/2015/wordml/symex" xmlns:wpg="http://schemas.microsoft.com/office/word/2010/wordprocessingGroup" xmlns:wpi="http://schemas.microsoft.com/office/word/2010/wordprocessingInk" xmlns:wne="http://schemas.microsoft.com/office/word/2006/wordml" xmlns:wps="http://schemas.microsoft.com/office/word/2010/wordprocessingShape" mc:Ignorable="w14 w15 w16se w16cid w16 w16cex w16sdtdh w16sdtfl cr w16du wp14">
+  <w16cex:commentExtensible w16cex:durableId="33BDF08E" w16cex:dateUtc="2025-07-17T22:10:00Z"/>
+  <w16cex:commentExtensible w16cex:durableId="5124B6FE" w16cex:dateUtc="2025-07-17T22:05:00Z"/>
+  <w16cex:commentExtensible w16cex:durableId="697448F2" w16cex:dateUtc="2025-07-17T22:09:00Z"/>
+  <w16cex:commentExtensible w16cex:durableId="3F60878B" w16cex:dateUtc="2025-07-17T22:19:00Z"/>
+</w16cex:commentsExtensible>
+</file>
+
+<file path=word/commentsIds.xml><?xml version="1.0" encoding="utf-8"?>
+<w16cid:commentsIds xmlns:wpc="http://schemas.microsoft.com/office/word/2010/wordprocessingCanvas" xmlns:cx="http://schemas.microsoft.com/office/drawing/2014/chartex" xmlns:cx1="http://schemas.microsoft.com/office/drawing/2015/9/8/chartex" xmlns:cx2="http://schemas.microsoft.com/office/drawing/2015/10/21/chartex" xmlns:cx3="http://schemas.microsoft.com/office/drawing/2016/5/9/chartex" xmlns:cx4="http://schemas.microsoft.com/office/drawing/2016/5/10/chartex" xmlns:cx5="http://schemas.microsoft.com/office/drawing/2016/5/11/chartex" xmlns:cx6="http://schemas.microsoft.com/office/drawing/2016/5/12/chartex" xmlns:cx7="http://schemas.microsoft.com/office/drawing/2016/5/13/chartex" xmlns:cx8="http://schemas.microsoft.com/office/drawing/2016/5/14/chartex" xmlns:mc="http://schemas.openxmlformats.org/markup-compatibility/2006" xmlns:aink="http://schemas.microsoft.com/office/drawing/2016/ink" xmlns:am3d="http://schemas.microsoft.com/office/drawing/2017/model3d" xmlns:o="urn:schemas-microsoft-com:office:office" xmlns:oel="http://schemas.microsoft.com/office/2019/extlst" xmlns:r="http://schemas.openxmlformats.org/officeDocument/2006/relationships" xmlns:m="http://schemas.openxmlformats.org/officeDocument/2006/math" xmlns:v="urn:schemas-microsoft-com:vml" xmlns:wp14="http://schemas.microsoft.com/office/word/2010/wordprocessingDrawing" xmlns:wp="http://schemas.openxmlformats.org/drawingml/2006/wordprocessingDrawing" xmlns:w10="urn:schemas-microsoft-com:office:word" xmlns:w="http://schemas.openxmlformats.org/wordprocessingml/2006/main" xmlns:w14="http://schemas.microsoft.com/office/word/2010/wordml" xmlns:w15="http://schemas.microsoft.com/office/word/2012/wordml" xmlns:w16cex="http://schemas.microsoft.com/office/word/2018/wordml/cex" xmlns:w16cid="http://schemas.microsoft.com/office/word/2016/wordml/cid" xmlns:w16="http://schemas.microsoft.com/office/word/2018/wordml" xmlns:w16du="http://schemas.microsoft.com/office/word/2023/wordml/word16du" xmlns:w16sdtdh="http://schemas.microsoft.com/office/word/2020/wordml/sdtdatahash" xmlns:w16sdtfl="http://schemas.microsoft.com/office/word/2024/wordml/sdtformatlock" xmlns:w16se="http://schemas.microsoft.com/office/word/2015/wordml/symex" xmlns:wpg="http://schemas.microsoft.com/office/word/2010/wordprocessingGroup" xmlns:wpi="http://schemas.microsoft.com/office/word/2010/wordprocessingInk" xmlns:wne="http://schemas.microsoft.com/office/word/2006/wordml" xmlns:wps="http://schemas.microsoft.com/office/word/2010/wordprocessingShape" mc:Ignorable="w14 w15 w16se w16cid w16 w16cex w16sdtdh w16sdtfl w16du wp14">
+  <w16cid:commentId w16cid:paraId="5D59A14B" w16cid:durableId="33BDF08E"/>
+  <w16cid:commentId w16cid:paraId="2DF9F999" w16cid:durableId="5124B6FE"/>
+  <w16cid:commentId w16cid:paraId="263BDFE7" w16cid:durableId="697448F2"/>
+  <w16cid:commentId w16cid:paraId="32B91192" w16cid:durableId="3F60878B"/>
+</w16cid:commentsIds>
+</file>
+
+<file path=word/people.xml><?xml version="1.0" encoding="utf-8"?>
+<w15:people xmlns:wpc="http://schemas.microsoft.com/office/word/2010/wordprocessingCanvas" xmlns:cx="http://schemas.microsoft.com/office/drawing/2014/chartex" xmlns:cx1="http://schemas.microsoft.com/office/drawing/2015/9/8/chartex" xmlns:cx2="http://schemas.microsoft.com/office/drawing/2015/10/21/chartex" xmlns:cx3="http://schemas.microsoft.com/office/drawing/2016/5/9/chartex" xmlns:cx4="http://schemas.microsoft.com/office/drawing/2016/5/10/chartex" xmlns:cx5="http://schemas.microsoft.com/office/drawing/2016/5/11/chartex" xmlns:cx6="http://schemas.microsoft.com/office/drawing/2016/5/12/chartex" xmlns:cx7="http://schemas.microsoft.com/office/drawing/2016/5/13/chartex" xmlns:cx8="http://schemas.microsoft.com/office/drawing/2016/5/14/chartex" xmlns:mc="http://schemas.openxmlformats.org/markup-compatibility/2006" xmlns:aink="http://schemas.microsoft.com/office/drawing/2016/ink" xmlns:am3d="http://schemas.microsoft.com/office/drawing/2017/model3d" xmlns:o="urn:schemas-microsoft-com:office:office" xmlns:oel="http://schemas.microsoft.com/office/2019/extlst" xmlns:r="http://schemas.openxmlformats.org/officeDocument/2006/relationships" xmlns:m="http://schemas.openxmlformats.org/officeDocument/2006/math" xmlns:v="urn:schemas-microsoft-com:vml" xmlns:wp14="http://schemas.microsoft.com/office/word/2010/wordprocessingDrawing" xmlns:wp="http://schemas.openxmlformats.org/drawingml/2006/wordprocessingDrawing" xmlns:w10="urn:schemas-microsoft-com:office:word" xmlns:w="http://schemas.openxmlformats.org/wordprocessingml/2006/main" xmlns:w14="http://schemas.microsoft.com/office/word/2010/wordml" xmlns:w15="http://schemas.microsoft.com/office/word/2012/wordml" xmlns:w16cex="http://schemas.microsoft.com/office/word/2018/wordml/cex" xmlns:w16cid="http://schemas.microsoft.com/office/word/2016/wordml/cid" xmlns:w16="http://schemas.microsoft.com/office/word/2018/wordml" xmlns:w16du="http://schemas.microsoft.com/office/word/2023/wordml/word16du" xmlns:w16sdtdh="http://schemas.microsoft.com/office/word/2020/wordml/sdtdatahash" xmlns:w16sdtfl="http://schemas.microsoft.com/office/word/2024/wordml/sdtformatlock" xmlns:w16se="http://schemas.microsoft.com/office/word/2015/wordml/symex" xmlns:wpg="http://schemas.microsoft.com/office/word/2010/wordprocessingGroup" xmlns:wpi="http://schemas.microsoft.com/office/word/2010/wordprocessingInk" xmlns:wne="http://schemas.microsoft.com/office/word/2006/wordml" xmlns:wps="http://schemas.microsoft.com/office/word/2010/wordprocessingShape" mc:Ignorable="w14 w15 w16se w16cid w16 w16cex w16sdtdh w16sdtfl w16du wp14">
+  <w15:person w15:author="Daniel Schindler">
+    <w15:presenceInfo w15:providerId="AD" w15:userId="S::deschind@uw.edu::638f7977-a89c-40df-b85e-dc804ddb30d9"/>
+  </w15:person>
+</w15:people>
 </file>
 
 <file path=word/styles.xml><?xml version="1.0" encoding="utf-8"?>
@@ -1230,6 +1378,72 @@
       <w:spacing w:val="5"/>
     </w:rPr>
   </w:style>
+  <w:style w:type="character" w:styleId="CommentReference">
+    <w:name w:val="annotation reference"/>
+    <w:basedOn w:val="DefaultParagraphFont"/>
+    <w:uiPriority w:val="99"/>
+    <w:semiHidden/>
+    <w:unhideWhenUsed/>
+    <w:rsid w:val="00FA2B35"/>
+    <w:rPr>
+      <w:sz w:val="16"/>
+      <w:szCs w:val="16"/>
+    </w:rPr>
+  </w:style>
+  <w:style w:type="paragraph" w:styleId="CommentText">
+    <w:name w:val="annotation text"/>
+    <w:basedOn w:val="Normal"/>
+    <w:link w:val="CommentTextChar"/>
+    <w:uiPriority w:val="99"/>
+    <w:unhideWhenUsed/>
+    <w:rsid w:val="00FA2B35"/>
+    <w:pPr>
+      <w:spacing w:line="240" w:lineRule="auto"/>
+    </w:pPr>
+    <w:rPr>
+      <w:sz w:val="20"/>
+      <w:szCs w:val="20"/>
+    </w:rPr>
+  </w:style>
+  <w:style w:type="character" w:customStyle="1" w:styleId="CommentTextChar">
+    <w:name w:val="Comment Text Char"/>
+    <w:basedOn w:val="DefaultParagraphFont"/>
+    <w:link w:val="CommentText"/>
+    <w:uiPriority w:val="99"/>
+    <w:rsid w:val="00FA2B35"/>
+    <w:rPr>
+      <w:sz w:val="20"/>
+      <w:szCs w:val="20"/>
+    </w:rPr>
+  </w:style>
+  <w:style w:type="paragraph" w:styleId="CommentSubject">
+    <w:name w:val="annotation subject"/>
+    <w:basedOn w:val="CommentText"/>
+    <w:next w:val="CommentText"/>
+    <w:link w:val="CommentSubjectChar"/>
+    <w:uiPriority w:val="99"/>
+    <w:semiHidden/>
+    <w:unhideWhenUsed/>
+    <w:rsid w:val="00FA2B35"/>
+    <w:rPr>
+      <w:b/>
+      <w:bCs/>
+    </w:rPr>
+  </w:style>
+  <w:style w:type="character" w:customStyle="1" w:styleId="CommentSubjectChar">
+    <w:name w:val="Comment Subject Char"/>
+    <w:basedOn w:val="CommentTextChar"/>
+    <w:link w:val="CommentSubject"/>
+    <w:uiPriority w:val="99"/>
+    <w:semiHidden/>
+    <w:rsid w:val="00FA2B35"/>
+    <w:rPr>
+      <w:b/>
+      <w:bCs/>
+      <w:sz w:val="20"/>
+      <w:szCs w:val="20"/>
+    </w:rPr>
+  </w:style>
 </w:styles>
 </file>
 

--- a/Docs/Figures_RunTimingManuscript.docx
+++ b/Docs/Figures_RunTimingManuscript.docx
@@ -213,17 +213,22 @@
       </w:r>
     </w:p>
     <w:p>
-      <w:commentRangeStart w:id="1"/>
-      <w:commentRangeStart w:id="2"/>
+      <w:pPr>
+        <w:rPr>
+          <w:rStyle w:val="CommentReference"/>
+        </w:rPr>
+      </w:pPr>
       <w:r>
         <w:rPr>
           <w:noProof/>
+          <w:sz w:val="16"/>
+          <w:szCs w:val="16"/>
         </w:rPr>
         <w:drawing>
-          <wp:inline distT="0" distB="0" distL="0" distR="0" wp14:anchorId="6D1C1172" wp14:editId="1D14959E">
-            <wp:extent cx="5943600" cy="6934200"/>
+          <wp:inline distT="0" distB="0" distL="0" distR="0" wp14:anchorId="7B64ADF7" wp14:editId="14C6F20E">
+            <wp:extent cx="6292948" cy="7866185"/>
             <wp:effectExtent l="0" t="0" r="0" b="0"/>
-            <wp:docPr id="530067976" name="Picture 1" descr="A graph of different colored lines&#10;&#10;AI-generated content may be incorrect."/>
+            <wp:docPr id="1928488302" name="Picture 1" descr="A graph of different colored lines&#10;&#10;AI-generated content may be incorrect."/>
             <wp:cNvGraphicFramePr>
               <a:graphicFrameLocks xmlns:a="http://schemas.openxmlformats.org/drawingml/2006/main" noChangeAspect="1"/>
             </wp:cNvGraphicFramePr>
@@ -231,7 +236,7 @@
               <a:graphicData uri="http://schemas.openxmlformats.org/drawingml/2006/picture">
                 <pic:pic xmlns:pic="http://schemas.openxmlformats.org/drawingml/2006/picture">
                   <pic:nvPicPr>
-                    <pic:cNvPr id="530067976" name="Picture 1" descr="A graph of different colored lines&#10;&#10;AI-generated content may be incorrect."/>
+                    <pic:cNvPr id="1928488302" name="Picture 1" descr="A graph of different colored lines&#10;&#10;AI-generated content may be incorrect."/>
                     <pic:cNvPicPr/>
                   </pic:nvPicPr>
                   <pic:blipFill>
@@ -249,7 +254,7 @@
                   <pic:spPr>
                     <a:xfrm>
                       <a:off x="0" y="0"/>
-                      <a:ext cx="5943600" cy="6934200"/>
+                      <a:ext cx="6345397" cy="7931747"/>
                     </a:xfrm>
                     <a:prstGeom prst="rect">
                       <a:avLst/>
@@ -261,6 +266,67 @@
           </wp:inline>
         </w:drawing>
       </w:r>
+    </w:p>
+    <w:p>
+      <w:r>
+        <w:rPr>
+          <w:noProof/>
+        </w:rPr>
+        <w:lastRenderedPageBreak/>
+        <w:drawing>
+          <wp:inline distT="0" distB="0" distL="0" distR="0" wp14:anchorId="31CF7FF1" wp14:editId="1966B8A9">
+            <wp:extent cx="5638800" cy="3759200"/>
+            <wp:effectExtent l="0" t="0" r="0" b="0"/>
+            <wp:docPr id="814574038" name="Picture 3"/>
+            <wp:cNvGraphicFramePr>
+              <a:graphicFrameLocks xmlns:a="http://schemas.openxmlformats.org/drawingml/2006/main" noChangeAspect="1"/>
+            </wp:cNvGraphicFramePr>
+            <a:graphic xmlns:a="http://schemas.openxmlformats.org/drawingml/2006/main">
+              <a:graphicData uri="http://schemas.openxmlformats.org/drawingml/2006/picture">
+                <pic:pic xmlns:pic="http://schemas.openxmlformats.org/drawingml/2006/picture">
+                  <pic:nvPicPr>
+                    <pic:cNvPr id="814574038" name="Picture 814574038"/>
+                    <pic:cNvPicPr/>
+                  </pic:nvPicPr>
+                  <pic:blipFill>
+                    <a:blip r:embed="rId12" cstate="print">
+                      <a:extLst>
+                        <a:ext uri="{28A0092B-C50C-407E-A947-70E740481C1C}">
+                          <a14:useLocalDpi xmlns:a14="http://schemas.microsoft.com/office/drawing/2010/main" val="0"/>
+                        </a:ext>
+                      </a:extLst>
+                    </a:blip>
+                    <a:stretch>
+                      <a:fillRect/>
+                    </a:stretch>
+                  </pic:blipFill>
+                  <pic:spPr>
+                    <a:xfrm>
+                      <a:off x="0" y="0"/>
+                      <a:ext cx="5647967" cy="3765311"/>
+                    </a:xfrm>
+                    <a:prstGeom prst="rect">
+                      <a:avLst/>
+                    </a:prstGeom>
+                  </pic:spPr>
+                </pic:pic>
+              </a:graphicData>
+            </a:graphic>
+          </wp:inline>
+        </w:drawing>
+      </w:r>
+    </w:p>
+    <w:p/>
+    <w:p/>
+    <w:p/>
+    <w:p>
+      <w:r>
+        <w:t xml:space="preserve">Figure 5: Front </w:t>
+      </w:r>
+      <w:commentRangeStart w:id="1"/>
+      <w:r>
+        <w:t>end</w:t>
+      </w:r>
       <w:commentRangeEnd w:id="1"/>
       <w:r>
         <w:rPr>
@@ -268,33 +334,6 @@
         </w:rPr>
         <w:commentReference w:id="1"/>
       </w:r>
-      <w:commentRangeEnd w:id="2"/>
-      <w:r>
-        <w:rPr>
-          <w:rStyle w:val="CommentReference"/>
-        </w:rPr>
-        <w:commentReference w:id="2"/>
-      </w:r>
-    </w:p>
-    <w:p/>
-    <w:p/>
-    <w:p/>
-    <w:p>
-      <w:r>
-        <w:lastRenderedPageBreak/>
-        <w:t xml:space="preserve">Figure 5: Front </w:t>
-      </w:r>
-      <w:commentRangeStart w:id="3"/>
-      <w:r>
-        <w:t>end</w:t>
-      </w:r>
-      <w:commentRangeEnd w:id="3"/>
-      <w:r>
-        <w:rPr>
-          <w:rStyle w:val="CommentReference"/>
-        </w:rPr>
-        <w:commentReference w:id="3"/>
-      </w:r>
       <w:r>
         <w:t xml:space="preserve"> closure protection by stock </w:t>
       </w:r>
@@ -304,6 +343,7 @@
         <w:rPr>
           <w:noProof/>
         </w:rPr>
+        <w:lastRenderedPageBreak/>
         <w:drawing>
           <wp:inline distT="0" distB="0" distL="0" distR="0" wp14:anchorId="658DEF58" wp14:editId="2C0DC1AE">
             <wp:extent cx="6299200" cy="5249333"/>
@@ -320,7 +360,7 @@
                     <pic:cNvPicPr/>
                   </pic:nvPicPr>
                   <pic:blipFill>
-                    <a:blip r:embed="rId12" cstate="print">
+                    <a:blip r:embed="rId13" cstate="print">
                       <a:extLst>
                         <a:ext uri="{28A0092B-C50C-407E-A947-70E740481C1C}">
                           <a14:useLocalDpi xmlns:a14="http://schemas.microsoft.com/office/drawing/2010/main" val="0"/>
@@ -375,39 +415,7 @@
       </w:r>
     </w:p>
   </w:comment>
-  <w:comment w:id="1" w:author="Daniel Schindler" w:date="2025-07-17T14:05:00Z" w:initials="DS">
-    <w:p>
-      <w:pPr>
-        <w:pStyle w:val="CommentText"/>
-      </w:pPr>
-      <w:r>
-        <w:rPr>
-          <w:rStyle w:val="CommentReference"/>
-        </w:rPr>
-        <w:annotationRef/>
-      </w:r>
-      <w:r>
-        <w:t>This is pretty fkn awesome! I would drop the data points from the lines.</w:t>
-      </w:r>
-    </w:p>
-  </w:comment>
-  <w:comment w:id="2" w:author="Daniel Schindler" w:date="2025-07-17T14:09:00Z" w:initials="DS">
-    <w:p>
-      <w:pPr>
-        <w:pStyle w:val="CommentText"/>
-      </w:pPr>
-      <w:r>
-        <w:rPr>
-          <w:rStyle w:val="CommentReference"/>
-        </w:rPr>
-        <w:annotationRef/>
-      </w:r>
-      <w:r>
-        <w:t xml:space="preserve">Make axes darker. Add more tick marks on time. Eg,. Every 3 days. </w:t>
-      </w:r>
-    </w:p>
-  </w:comment>
-  <w:comment w:id="3" w:author="Daniel Schindler" w:date="2025-07-17T14:19:00Z" w:initials="DS">
+  <w:comment w:id="1" w:author="Daniel Schindler" w:date="2025-07-17T14:19:00Z" w:initials="DS">
     <w:p>
       <w:pPr>
         <w:pStyle w:val="CommentText"/>
@@ -429,8 +437,6 @@
 <file path=word/commentsExtended.xml><?xml version="1.0" encoding="utf-8"?>
 <w15:commentsEx xmlns:wpc="http://schemas.microsoft.com/office/word/2010/wordprocessingCanvas" xmlns:cx="http://schemas.microsoft.com/office/drawing/2014/chartex" xmlns:cx1="http://schemas.microsoft.com/office/drawing/2015/9/8/chartex" xmlns:cx2="http://schemas.microsoft.com/office/drawing/2015/10/21/chartex" xmlns:cx3="http://schemas.microsoft.com/office/drawing/2016/5/9/chartex" xmlns:cx4="http://schemas.microsoft.com/office/drawing/2016/5/10/chartex" xmlns:cx5="http://schemas.microsoft.com/office/drawing/2016/5/11/chartex" xmlns:cx6="http://schemas.microsoft.com/office/drawing/2016/5/12/chartex" xmlns:cx7="http://schemas.microsoft.com/office/drawing/2016/5/13/chartex" xmlns:cx8="http://schemas.microsoft.com/office/drawing/2016/5/14/chartex" xmlns:mc="http://schemas.openxmlformats.org/markup-compatibility/2006" xmlns:aink="http://schemas.microsoft.com/office/drawing/2016/ink" xmlns:am3d="http://schemas.microsoft.com/office/drawing/2017/model3d" xmlns:o="urn:schemas-microsoft-com:office:office" xmlns:oel="http://schemas.microsoft.com/office/2019/extlst" xmlns:r="http://schemas.openxmlformats.org/officeDocument/2006/relationships" xmlns:m="http://schemas.openxmlformats.org/officeDocument/2006/math" xmlns:v="urn:schemas-microsoft-com:vml" xmlns:wp14="http://schemas.microsoft.com/office/word/2010/wordprocessingDrawing" xmlns:wp="http://schemas.openxmlformats.org/drawingml/2006/wordprocessingDrawing" xmlns:w10="urn:schemas-microsoft-com:office:word" xmlns:w="http://schemas.openxmlformats.org/wordprocessingml/2006/main" xmlns:w14="http://schemas.microsoft.com/office/word/2010/wordml" xmlns:w15="http://schemas.microsoft.com/office/word/2012/wordml" xmlns:w16cex="http://schemas.microsoft.com/office/word/2018/wordml/cex" xmlns:w16cid="http://schemas.microsoft.com/office/word/2016/wordml/cid" xmlns:w16="http://schemas.microsoft.com/office/word/2018/wordml" xmlns:w16du="http://schemas.microsoft.com/office/word/2023/wordml/word16du" xmlns:w16sdtdh="http://schemas.microsoft.com/office/word/2020/wordml/sdtdatahash" xmlns:w16sdtfl="http://schemas.microsoft.com/office/word/2024/wordml/sdtformatlock" xmlns:w16se="http://schemas.microsoft.com/office/word/2015/wordml/symex" xmlns:wpg="http://schemas.microsoft.com/office/word/2010/wordprocessingGroup" xmlns:wpi="http://schemas.microsoft.com/office/word/2010/wordprocessingInk" xmlns:wne="http://schemas.microsoft.com/office/word/2006/wordml" xmlns:wps="http://schemas.microsoft.com/office/word/2010/wordprocessingShape" mc:Ignorable="w14 w15 w16se w16cid w16 w16cex w16sdtdh w16sdtfl w16du wp14">
   <w15:commentEx w15:paraId="5D59A14B" w15:done="0"/>
-  <w15:commentEx w15:paraId="2DF9F999" w15:done="0"/>
-  <w15:commentEx w15:paraId="263BDFE7" w15:paraIdParent="2DF9F999" w15:done="0"/>
   <w15:commentEx w15:paraId="32B91192" w15:done="0"/>
 </w15:commentsEx>
 </file>
@@ -438,8 +444,6 @@
 <file path=word/commentsExtensible.xml><?xml version="1.0" encoding="utf-8"?>
 <w16cex:commentsExtensible xmlns:wpc="http://schemas.microsoft.com/office/word/2010/wordprocessingCanvas" xmlns:cx="http://schemas.microsoft.com/office/drawing/2014/chartex" xmlns:cx1="http://schemas.microsoft.com/office/drawing/2015/9/8/chartex" xmlns:cx2="http://schemas.microsoft.com/office/drawing/2015/10/21/chartex" xmlns:cx3="http://schemas.microsoft.com/office/drawing/2016/5/9/chartex" xmlns:cx4="http://schemas.microsoft.com/office/drawing/2016/5/10/chartex" xmlns:cx5="http://schemas.microsoft.com/office/drawing/2016/5/11/chartex" xmlns:cx6="http://schemas.microsoft.com/office/drawing/2016/5/12/chartex" xmlns:cx7="http://schemas.microsoft.com/office/drawing/2016/5/13/chartex" xmlns:cx8="http://schemas.microsoft.com/office/drawing/2016/5/14/chartex" xmlns:cr="http://schemas.microsoft.com/office/comments/2020/reactions" xmlns:mc="http://schemas.openxmlformats.org/markup-compatibility/2006" xmlns:aink="http://schemas.microsoft.com/office/drawing/2016/ink" xmlns:am3d="http://schemas.microsoft.com/office/drawing/2017/model3d" xmlns:o="urn:schemas-microsoft-com:office:office" xmlns:oel="http://schemas.microsoft.com/office/2019/extlst" xmlns:r="http://schemas.openxmlformats.org/officeDocument/2006/relationships" xmlns:m="http://schemas.openxmlformats.org/officeDocument/2006/math" xmlns:v="urn:schemas-microsoft-com:vml" xmlns:wp14="http://schemas.microsoft.com/office/word/2010/wordprocessingDrawing" xmlns:wp="http://schemas.openxmlformats.org/drawingml/2006/wordprocessingDrawing" xmlns:w10="urn:schemas-microsoft-com:office:word" xmlns:w="http://schemas.openxmlformats.org/wordprocessingml/2006/main" xmlns:w14="http://schemas.microsoft.com/office/word/2010/wordml" xmlns:w15="http://schemas.microsoft.com/office/word/2012/wordml" xmlns:w16cex="http://schemas.microsoft.com/office/word/2018/wordml/cex" xmlns:w16cid="http://schemas.microsoft.com/office/word/2016/wordml/cid" xmlns:w16="http://schemas.microsoft.com/office/word/2018/wordml" xmlns:w16du="http://schemas.microsoft.com/office/word/2023/wordml/word16du" xmlns:w16sdtdh="http://schemas.microsoft.com/office/word/2020/wordml/sdtdatahash" xmlns:w16sdtfl="http://schemas.microsoft.com/office/word/2024/wordml/sdtformatlock" xmlns:w16se="http://schemas.microsoft.com/office/word/2015/wordml/symex" xmlns:wpg="http://schemas.microsoft.com/office/word/2010/wordprocessingGroup" xmlns:wpi="http://schemas.microsoft.com/office/word/2010/wordprocessingInk" xmlns:wne="http://schemas.microsoft.com/office/word/2006/wordml" xmlns:wps="http://schemas.microsoft.com/office/word/2010/wordprocessingShape" mc:Ignorable="w14 w15 w16se w16cid w16 w16cex w16sdtdh w16sdtfl cr w16du wp14">
   <w16cex:commentExtensible w16cex:durableId="33BDF08E" w16cex:dateUtc="2025-07-17T22:10:00Z"/>
-  <w16cex:commentExtensible w16cex:durableId="5124B6FE" w16cex:dateUtc="2025-07-17T22:05:00Z"/>
-  <w16cex:commentExtensible w16cex:durableId="697448F2" w16cex:dateUtc="2025-07-17T22:09:00Z"/>
   <w16cex:commentExtensible w16cex:durableId="3F60878B" w16cex:dateUtc="2025-07-17T22:19:00Z"/>
 </w16cex:commentsExtensible>
 </file>
@@ -447,8 +451,6 @@
 <file path=word/commentsIds.xml><?xml version="1.0" encoding="utf-8"?>
 <w16cid:commentsIds xmlns:wpc="http://schemas.microsoft.com/office/word/2010/wordprocessingCanvas" xmlns:cx="http://schemas.microsoft.com/office/drawing/2014/chartex" xmlns:cx1="http://schemas.microsoft.com/office/drawing/2015/9/8/chartex" xmlns:cx2="http://schemas.microsoft.com/office/drawing/2015/10/21/chartex" xmlns:cx3="http://schemas.microsoft.com/office/drawing/2016/5/9/chartex" xmlns:cx4="http://schemas.microsoft.com/office/drawing/2016/5/10/chartex" xmlns:cx5="http://schemas.microsoft.com/office/drawing/2016/5/11/chartex" xmlns:cx6="http://schemas.microsoft.com/office/drawing/2016/5/12/chartex" xmlns:cx7="http://schemas.microsoft.com/office/drawing/2016/5/13/chartex" xmlns:cx8="http://schemas.microsoft.com/office/drawing/2016/5/14/chartex" xmlns:mc="http://schemas.openxmlformats.org/markup-compatibility/2006" xmlns:aink="http://schemas.microsoft.com/office/drawing/2016/ink" xmlns:am3d="http://schemas.microsoft.com/office/drawing/2017/model3d" xmlns:o="urn:schemas-microsoft-com:office:office" xmlns:oel="http://schemas.microsoft.com/office/2019/extlst" xmlns:r="http://schemas.openxmlformats.org/officeDocument/2006/relationships" xmlns:m="http://schemas.openxmlformats.org/officeDocument/2006/math" xmlns:v="urn:schemas-microsoft-com:vml" xmlns:wp14="http://schemas.microsoft.com/office/word/2010/wordprocessingDrawing" xmlns:wp="http://schemas.openxmlformats.org/drawingml/2006/wordprocessingDrawing" xmlns:w10="urn:schemas-microsoft-com:office:word" xmlns:w="http://schemas.openxmlformats.org/wordprocessingml/2006/main" xmlns:w14="http://schemas.microsoft.com/office/word/2010/wordml" xmlns:w15="http://schemas.microsoft.com/office/word/2012/wordml" xmlns:w16cex="http://schemas.microsoft.com/office/word/2018/wordml/cex" xmlns:w16cid="http://schemas.microsoft.com/office/word/2016/wordml/cid" xmlns:w16="http://schemas.microsoft.com/office/word/2018/wordml" xmlns:w16du="http://schemas.microsoft.com/office/word/2023/wordml/word16du" xmlns:w16sdtdh="http://schemas.microsoft.com/office/word/2020/wordml/sdtdatahash" xmlns:w16sdtfl="http://schemas.microsoft.com/office/word/2024/wordml/sdtformatlock" xmlns:w16se="http://schemas.microsoft.com/office/word/2015/wordml/symex" xmlns:wpg="http://schemas.microsoft.com/office/word/2010/wordprocessingGroup" xmlns:wpi="http://schemas.microsoft.com/office/word/2010/wordprocessingInk" xmlns:wne="http://schemas.microsoft.com/office/word/2006/wordml" xmlns:wps="http://schemas.microsoft.com/office/word/2010/wordprocessingShape" mc:Ignorable="w14 w15 w16se w16cid w16 w16cex w16sdtdh w16sdtfl w16du wp14">
   <w16cid:commentId w16cid:paraId="5D59A14B" w16cid:durableId="33BDF08E"/>
-  <w16cid:commentId w16cid:paraId="2DF9F999" w16cid:durableId="5124B6FE"/>
-  <w16cid:commentId w16cid:paraId="263BDFE7" w16cid:durableId="697448F2"/>
   <w16cid:commentId w16cid:paraId="32B91192" w16cid:durableId="3F60878B"/>
 </w16cid:commentsIds>
 </file>

--- a/Docs/Figures_RunTimingManuscript.docx
+++ b/Docs/Figures_RunTimingManuscript.docx
@@ -274,8 +274,8 @@
         </w:rPr>
         <w:lastRenderedPageBreak/>
         <w:drawing>
-          <wp:inline distT="0" distB="0" distL="0" distR="0" wp14:anchorId="31CF7FF1" wp14:editId="1966B8A9">
-            <wp:extent cx="5638800" cy="3759200"/>
+          <wp:inline distT="0" distB="0" distL="0" distR="0" wp14:anchorId="31CF7FF1" wp14:editId="36C186C9">
+            <wp:extent cx="5893358" cy="3928905"/>
             <wp:effectExtent l="0" t="0" r="0" b="0"/>
             <wp:docPr id="814574038" name="Picture 3"/>
             <wp:cNvGraphicFramePr>
@@ -303,7 +303,7 @@
                   <pic:spPr>
                     <a:xfrm>
                       <a:off x="0" y="0"/>
-                      <a:ext cx="5647967" cy="3765311"/>
+                      <a:ext cx="5917997" cy="3945331"/>
                     </a:xfrm>
                     <a:prstGeom prst="rect">
                       <a:avLst/>
@@ -345,10 +345,10 @@
         </w:rPr>
         <w:lastRenderedPageBreak/>
         <w:drawing>
-          <wp:inline distT="0" distB="0" distL="0" distR="0" wp14:anchorId="658DEF58" wp14:editId="2C0DC1AE">
-            <wp:extent cx="6299200" cy="5249333"/>
-            <wp:effectExtent l="0" t="0" r="0" b="0"/>
-            <wp:docPr id="1958399640" name="Picture 1" descr="A graph of a diagram&#10;&#10;AI-generated content may be incorrect."/>
+          <wp:inline distT="0" distB="0" distL="0" distR="0" wp14:anchorId="5ACB3875" wp14:editId="395C9494">
+            <wp:extent cx="6589633" cy="4707082"/>
+            <wp:effectExtent l="0" t="0" r="1905" b="5080"/>
+            <wp:docPr id="562155378" name="Picture 1" descr="A graph with different colored lines&#10;&#10;AI-generated content may be incorrect."/>
             <wp:cNvGraphicFramePr>
               <a:graphicFrameLocks xmlns:a="http://schemas.openxmlformats.org/drawingml/2006/main" noChangeAspect="1"/>
             </wp:cNvGraphicFramePr>
@@ -356,7 +356,7 @@
               <a:graphicData uri="http://schemas.openxmlformats.org/drawingml/2006/picture">
                 <pic:pic xmlns:pic="http://schemas.openxmlformats.org/drawingml/2006/picture">
                   <pic:nvPicPr>
-                    <pic:cNvPr id="1958399640" name="Picture 1" descr="A graph of a diagram&#10;&#10;AI-generated content may be incorrect."/>
+                    <pic:cNvPr id="562155378" name="Picture 1" descr="A graph with different colored lines&#10;&#10;AI-generated content may be incorrect."/>
                     <pic:cNvPicPr/>
                   </pic:nvPicPr>
                   <pic:blipFill>
@@ -374,7 +374,7 @@
                   <pic:spPr>
                     <a:xfrm>
                       <a:off x="0" y="0"/>
-                      <a:ext cx="6310927" cy="5259106"/>
+                      <a:ext cx="6613390" cy="4724052"/>
                     </a:xfrm>
                     <a:prstGeom prst="rect">
                       <a:avLst/>

--- a/Docs/Figures_RunTimingManuscript.docx
+++ b/Docs/Figures_RunTimingManuscript.docx
@@ -2,19 +2,6 @@
 <file path=word/document.xml><?xml version="1.0" encoding="utf-8"?>
 <w:document xmlns:wpc="http://schemas.microsoft.com/office/word/2010/wordprocessingCanvas" xmlns:cx="http://schemas.microsoft.com/office/drawing/2014/chartex" xmlns:cx1="http://schemas.microsoft.com/office/drawing/2015/9/8/chartex" xmlns:cx2="http://schemas.microsoft.com/office/drawing/2015/10/21/chartex" xmlns:cx3="http://schemas.microsoft.com/office/drawing/2016/5/9/chartex" xmlns:cx4="http://schemas.microsoft.com/office/drawing/2016/5/10/chartex" xmlns:cx5="http://schemas.microsoft.com/office/drawing/2016/5/11/chartex" xmlns:cx6="http://schemas.microsoft.com/office/drawing/2016/5/12/chartex" xmlns:cx7="http://schemas.microsoft.com/office/drawing/2016/5/13/chartex" xmlns:cx8="http://schemas.microsoft.com/office/drawing/2016/5/14/chartex" xmlns:mc="http://schemas.openxmlformats.org/markup-compatibility/2006" xmlns:aink="http://schemas.microsoft.com/office/drawing/2016/ink" xmlns:am3d="http://schemas.microsoft.com/office/drawing/2017/model3d" xmlns:o="urn:schemas-microsoft-com:office:office" xmlns:oel="http://schemas.microsoft.com/office/2019/extlst" xmlns:r="http://schemas.openxmlformats.org/officeDocument/2006/relationships" xmlns:m="http://schemas.openxmlformats.org/officeDocument/2006/math" xmlns:v="urn:schemas-microsoft-com:vml" xmlns:wp14="http://schemas.microsoft.com/office/word/2010/wordprocessingDrawing" xmlns:wp="http://schemas.openxmlformats.org/drawingml/2006/wordprocessingDrawing" xmlns:w10="urn:schemas-microsoft-com:office:word" xmlns:w="http://schemas.openxmlformats.org/wordprocessingml/2006/main" xmlns:w14="http://schemas.microsoft.com/office/word/2010/wordml" xmlns:w15="http://schemas.microsoft.com/office/word/2012/wordml" xmlns:w16cex="http://schemas.microsoft.com/office/word/2018/wordml/cex" xmlns:w16cid="http://schemas.microsoft.com/office/word/2016/wordml/cid" xmlns:w16="http://schemas.microsoft.com/office/word/2018/wordml" xmlns:w16du="http://schemas.microsoft.com/office/word/2023/wordml/word16du" xmlns:w16sdtdh="http://schemas.microsoft.com/office/word/2020/wordml/sdtdatahash" xmlns:w16sdtfl="http://schemas.microsoft.com/office/word/2024/wordml/sdtformatlock" xmlns:w16se="http://schemas.microsoft.com/office/word/2015/wordml/symex" xmlns:wpg="http://schemas.microsoft.com/office/word/2010/wordprocessingGroup" xmlns:wpi="http://schemas.microsoft.com/office/word/2010/wordprocessingInk" xmlns:wne="http://schemas.microsoft.com/office/word/2006/wordml" xmlns:wps="http://schemas.microsoft.com/office/word/2010/wordprocessingShape" mc:Ignorable="w14 w15 w16se w16cid w16 w16cex w16sdtdh w16sdtfl w16du wp14">
   <w:body>
-    <w:p>
-      <w:r>
-        <w:t xml:space="preserve">Figure 1; [Kuskokwim </w:t>
-      </w:r>
-      <w:proofErr w:type="spellStart"/>
-      <w:r>
-        <w:t>Isoscape</w:t>
-      </w:r>
-      <w:proofErr w:type="spellEnd"/>
-      <w:r>
-        <w:t>, include inset and bounding box values in the figure description]</w:t>
-      </w:r>
-    </w:p>
     <w:p/>
     <w:p>
       <w:r>
@@ -37,7 +24,7 @@
                     <pic:cNvPicPr/>
                   </pic:nvPicPr>
                   <pic:blipFill>
-                    <a:blip r:embed="rId4"/>
+                    <a:blip r:embed="rId6"/>
                     <a:stretch>
                       <a:fillRect/>
                     </a:stretch>
@@ -58,29 +45,61 @@
         </w:drawing>
       </w:r>
     </w:p>
-    <w:p/>
-    <w:p/>
-    <w:p/>
-    <w:p/>
-    <w:p/>
-    <w:p/>
-    <w:p/>
-    <w:p/>
-    <w:p/>
     <w:p>
       <w:r>
+        <w:rPr>
+          <w:rFonts w:ascii="Garamond" w:hAnsi="Garamond"/>
+          <w:b/>
+          <w:bCs/>
+        </w:rPr>
+        <w:t>Figure 1:</w:t>
+      </w:r>
+      <w:r>
+        <w:t xml:space="preserve"> </w:t>
+      </w:r>
+      <w:r>
+        <w:rPr>
+          <w:rFonts w:ascii="Garamond" w:hAnsi="Garamond"/>
+          <w:sz w:val="22"/>
+          <w:szCs w:val="22"/>
+        </w:rPr>
+        <w:t xml:space="preserve">Strontium </w:t>
+      </w:r>
+      <w:proofErr w:type="spellStart"/>
+      <w:r>
+        <w:rPr>
+          <w:rFonts w:ascii="Garamond" w:hAnsi="Garamond"/>
+          <w:sz w:val="22"/>
+          <w:szCs w:val="22"/>
+        </w:rPr>
+        <w:t>isoscape</w:t>
+      </w:r>
+      <w:proofErr w:type="spellEnd"/>
+      <w:r>
+        <w:rPr>
+          <w:rFonts w:ascii="Garamond" w:hAnsi="Garamond"/>
+          <w:sz w:val="22"/>
+          <w:szCs w:val="22"/>
+        </w:rPr>
+        <w:t xml:space="preserve"> of the Kuskokwim River basin (will insert bounding box coordinates) displaying the spatial variation in modeled Sr87/Sr86 ratios. Ratios range from .7042 to .7107, with a general trend towards more enriched values at the top of the watershed.</w:t>
+      </w:r>
+      <w:r>
+        <w:t xml:space="preserve"> </w:t>
+      </w:r>
+    </w:p>
+    <w:p/>
+    <w:p/>
+    <w:p/>
+    <w:p/>
+    <w:p/>
+    <w:p/>
+    <w:p/>
+    <w:p>
+      <w:r>
+        <w:rPr>
+          <w:noProof/>
+        </w:rPr>
         <w:lastRenderedPageBreak/>
-        <w:t xml:space="preserve">Figure 2; </w:t>
-      </w:r>
-      <w:r>
-        <w:t xml:space="preserve">Management Unit Map </w:t>
-      </w:r>
-    </w:p>
-    <w:p>
-      <w:r>
-        <w:rPr>
-          <w:noProof/>
-        </w:rPr>
         <w:drawing>
           <wp:inline distT="0" distB="0" distL="0" distR="0" wp14:anchorId="3697CDD8" wp14:editId="22A6AFC7">
             <wp:extent cx="5943600" cy="4593590"/>
@@ -97,7 +116,7 @@
                     <pic:cNvPicPr/>
                   </pic:nvPicPr>
                   <pic:blipFill>
-                    <a:blip r:embed="rId5"/>
+                    <a:blip r:embed="rId7"/>
                     <a:stretch>
                       <a:fillRect/>
                     </a:stretch>
@@ -118,27 +137,42 @@
         </w:drawing>
       </w:r>
     </w:p>
-    <w:p/>
-    <w:p/>
-    <w:p/>
-    <w:p/>
-    <w:p/>
-    <w:p/>
-    <w:p/>
-    <w:p/>
-    <w:p/>
-    <w:p/>
     <w:p>
-      <w:r>
+      <w:pPr>
+        <w:rPr>
+          <w:rFonts w:ascii="Garamond" w:hAnsi="Garamond"/>
+        </w:rPr>
+      </w:pPr>
+      <w:r>
+        <w:rPr>
+          <w:rFonts w:ascii="Garamond" w:hAnsi="Garamond"/>
+          <w:b/>
+          <w:bCs/>
+        </w:rPr>
+        <w:t>Figure 2:</w:t>
+      </w:r>
+      <w:r>
+        <w:rPr>
+          <w:rFonts w:ascii="Garamond" w:hAnsi="Garamond"/>
+        </w:rPr>
+        <w:t xml:space="preserve"> Tributaries included in each management unit, derived by selecting the upstream reaches of several identified rivers of management interest to the Alaska Department of Fish and Game. Several manually selected units were added to reach full coverage of the basin. </w:t>
+      </w:r>
+    </w:p>
+    <w:p/>
+    <w:p/>
+    <w:p/>
+    <w:p/>
+    <w:p/>
+    <w:p/>
+    <w:p/>
+    <w:p/>
+    <w:p/>
+    <w:p>
+      <w:r>
+        <w:rPr>
+          <w:noProof/>
+        </w:rPr>
         <w:lastRenderedPageBreak/>
-        <w:t xml:space="preserve">Figure 3; 8 Panel map of average production </w:t>
-      </w:r>
-    </w:p>
-    <w:p>
-      <w:r>
-        <w:rPr>
-          <w:noProof/>
-        </w:rPr>
         <w:drawing>
           <wp:inline distT="0" distB="0" distL="0" distR="0" wp14:anchorId="167A01D8" wp14:editId="39D9C1AD">
             <wp:extent cx="5943600" cy="2666365"/>
@@ -155,7 +189,7 @@
                     <pic:cNvPicPr/>
                   </pic:nvPicPr>
                   <pic:blipFill>
-                    <a:blip r:embed="rId6"/>
+                    <a:blip r:embed="rId8"/>
                     <a:stretch>
                       <a:fillRect/>
                     </a:stretch>
@@ -176,7 +210,33 @@
         </w:drawing>
       </w:r>
     </w:p>
-    <w:p/>
+    <w:p>
+      <w:pPr>
+        <w:rPr>
+          <w:rFonts w:ascii="Garamond" w:hAnsi="Garamond"/>
+          <w:sz w:val="22"/>
+          <w:szCs w:val="22"/>
+        </w:rPr>
+      </w:pPr>
+      <w:r>
+        <w:rPr>
+          <w:rFonts w:ascii="Garamond" w:hAnsi="Garamond"/>
+          <w:b/>
+          <w:bCs/>
+          <w:sz w:val="22"/>
+          <w:szCs w:val="22"/>
+        </w:rPr>
+        <w:t>Figure 3</w:t>
+      </w:r>
+      <w:r>
+        <w:rPr>
+          <w:rFonts w:ascii="Garamond" w:hAnsi="Garamond"/>
+          <w:sz w:val="22"/>
+          <w:szCs w:val="22"/>
+        </w:rPr>
+        <w:t xml:space="preserve">: a) Mean contribution of management units for each seasonal quartile of the salmon run. Tributaries with darker colors (closer to red) indicate relatively higher mean proportional contribution to quartile returns. B) boxplots illustrating the range in mean values across all years of the dataset. </w:t>
+      </w:r>
+    </w:p>
     <w:p/>
     <w:p/>
     <w:p/>
@@ -225,9 +285,9 @@
           <w:szCs w:val="16"/>
         </w:rPr>
         <w:drawing>
-          <wp:inline distT="0" distB="0" distL="0" distR="0" wp14:anchorId="7B64ADF7" wp14:editId="14C6F20E">
-            <wp:extent cx="6292948" cy="7866185"/>
-            <wp:effectExtent l="0" t="0" r="0" b="0"/>
+          <wp:inline distT="0" distB="0" distL="0" distR="0" wp14:anchorId="7B64ADF7" wp14:editId="0ADAE1D4">
+            <wp:extent cx="5502729" cy="6878412"/>
+            <wp:effectExtent l="0" t="0" r="0" b="5080"/>
             <wp:docPr id="1928488302" name="Picture 1" descr="A graph of different colored lines&#10;&#10;AI-generated content may be incorrect."/>
             <wp:cNvGraphicFramePr>
               <a:graphicFrameLocks xmlns:a="http://schemas.openxmlformats.org/drawingml/2006/main" noChangeAspect="1"/>
@@ -237,126 +297,6 @@
                 <pic:pic xmlns:pic="http://schemas.openxmlformats.org/drawingml/2006/picture">
                   <pic:nvPicPr>
                     <pic:cNvPr id="1928488302" name="Picture 1" descr="A graph of different colored lines&#10;&#10;AI-generated content may be incorrect."/>
-                    <pic:cNvPicPr/>
-                  </pic:nvPicPr>
-                  <pic:blipFill>
-                    <a:blip r:embed="rId11" cstate="print">
-                      <a:extLst>
-                        <a:ext uri="{28A0092B-C50C-407E-A947-70E740481C1C}">
-                          <a14:useLocalDpi xmlns:a14="http://schemas.microsoft.com/office/drawing/2010/main" val="0"/>
-                        </a:ext>
-                      </a:extLst>
-                    </a:blip>
-                    <a:stretch>
-                      <a:fillRect/>
-                    </a:stretch>
-                  </pic:blipFill>
-                  <pic:spPr>
-                    <a:xfrm>
-                      <a:off x="0" y="0"/>
-                      <a:ext cx="6345397" cy="7931747"/>
-                    </a:xfrm>
-                    <a:prstGeom prst="rect">
-                      <a:avLst/>
-                    </a:prstGeom>
-                  </pic:spPr>
-                </pic:pic>
-              </a:graphicData>
-            </a:graphic>
-          </wp:inline>
-        </w:drawing>
-      </w:r>
-    </w:p>
-    <w:p>
-      <w:r>
-        <w:rPr>
-          <w:noProof/>
-        </w:rPr>
-        <w:lastRenderedPageBreak/>
-        <w:drawing>
-          <wp:inline distT="0" distB="0" distL="0" distR="0" wp14:anchorId="31CF7FF1" wp14:editId="36C186C9">
-            <wp:extent cx="5893358" cy="3928905"/>
-            <wp:effectExtent l="0" t="0" r="0" b="0"/>
-            <wp:docPr id="814574038" name="Picture 3"/>
-            <wp:cNvGraphicFramePr>
-              <a:graphicFrameLocks xmlns:a="http://schemas.openxmlformats.org/drawingml/2006/main" noChangeAspect="1"/>
-            </wp:cNvGraphicFramePr>
-            <a:graphic xmlns:a="http://schemas.openxmlformats.org/drawingml/2006/main">
-              <a:graphicData uri="http://schemas.openxmlformats.org/drawingml/2006/picture">
-                <pic:pic xmlns:pic="http://schemas.openxmlformats.org/drawingml/2006/picture">
-                  <pic:nvPicPr>
-                    <pic:cNvPr id="814574038" name="Picture 814574038"/>
-                    <pic:cNvPicPr/>
-                  </pic:nvPicPr>
-                  <pic:blipFill>
-                    <a:blip r:embed="rId12" cstate="print">
-                      <a:extLst>
-                        <a:ext uri="{28A0092B-C50C-407E-A947-70E740481C1C}">
-                          <a14:useLocalDpi xmlns:a14="http://schemas.microsoft.com/office/drawing/2010/main" val="0"/>
-                        </a:ext>
-                      </a:extLst>
-                    </a:blip>
-                    <a:stretch>
-                      <a:fillRect/>
-                    </a:stretch>
-                  </pic:blipFill>
-                  <pic:spPr>
-                    <a:xfrm>
-                      <a:off x="0" y="0"/>
-                      <a:ext cx="5917997" cy="3945331"/>
-                    </a:xfrm>
-                    <a:prstGeom prst="rect">
-                      <a:avLst/>
-                    </a:prstGeom>
-                  </pic:spPr>
-                </pic:pic>
-              </a:graphicData>
-            </a:graphic>
-          </wp:inline>
-        </w:drawing>
-      </w:r>
-    </w:p>
-    <w:p/>
-    <w:p/>
-    <w:p/>
-    <w:p>
-      <w:r>
-        <w:t xml:space="preserve">Figure 5: Front </w:t>
-      </w:r>
-      <w:commentRangeStart w:id="1"/>
-      <w:r>
-        <w:t>end</w:t>
-      </w:r>
-      <w:commentRangeEnd w:id="1"/>
-      <w:r>
-        <w:rPr>
-          <w:rStyle w:val="CommentReference"/>
-        </w:rPr>
-        <w:commentReference w:id="1"/>
-      </w:r>
-      <w:r>
-        <w:t xml:space="preserve"> closure protection by stock </w:t>
-      </w:r>
-    </w:p>
-    <w:p>
-      <w:r>
-        <w:rPr>
-          <w:noProof/>
-        </w:rPr>
-        <w:lastRenderedPageBreak/>
-        <w:drawing>
-          <wp:inline distT="0" distB="0" distL="0" distR="0" wp14:anchorId="5ACB3875" wp14:editId="395C9494">
-            <wp:extent cx="6589633" cy="4707082"/>
-            <wp:effectExtent l="0" t="0" r="1905" b="5080"/>
-            <wp:docPr id="562155378" name="Picture 1" descr="A graph with different colored lines&#10;&#10;AI-generated content may be incorrect."/>
-            <wp:cNvGraphicFramePr>
-              <a:graphicFrameLocks xmlns:a="http://schemas.openxmlformats.org/drawingml/2006/main" noChangeAspect="1"/>
-            </wp:cNvGraphicFramePr>
-            <a:graphic xmlns:a="http://schemas.openxmlformats.org/drawingml/2006/main">
-              <a:graphicData uri="http://schemas.openxmlformats.org/drawingml/2006/picture">
-                <pic:pic xmlns:pic="http://schemas.openxmlformats.org/drawingml/2006/picture">
-                  <pic:nvPicPr>
-                    <pic:cNvPr id="562155378" name="Picture 1" descr="A graph with different colored lines&#10;&#10;AI-generated content may be incorrect."/>
                     <pic:cNvPicPr/>
                   </pic:nvPicPr>
                   <pic:blipFill>
@@ -374,7 +314,7 @@
                   <pic:spPr>
                     <a:xfrm>
                       <a:off x="0" y="0"/>
-                      <a:ext cx="6613390" cy="4724052"/>
+                      <a:ext cx="5556894" cy="6946119"/>
                     </a:xfrm>
                     <a:prstGeom prst="rect">
                       <a:avLst/>
@@ -387,6 +327,222 @@
         </w:drawing>
       </w:r>
     </w:p>
+    <w:p>
+      <w:pPr>
+        <w:rPr>
+          <w:rStyle w:val="CommentReference"/>
+          <w:rFonts w:ascii="Garamond" w:hAnsi="Garamond"/>
+          <w:sz w:val="22"/>
+          <w:szCs w:val="22"/>
+        </w:rPr>
+      </w:pPr>
+      <w:r>
+        <w:rPr>
+          <w:rStyle w:val="CommentReference"/>
+          <w:rFonts w:ascii="Garamond" w:hAnsi="Garamond"/>
+          <w:sz w:val="22"/>
+          <w:szCs w:val="22"/>
+        </w:rPr>
+        <w:t xml:space="preserve">Figure 4: Cumulative distributions of returning stocks for each three-day period of the run. Stocks are colored in order of their watershed position, with the furthest upstream stocks in red transitioning towards downstream stocks in blue. </w:t>
+      </w:r>
+    </w:p>
+    <w:p>
+      <w:r>
+        <w:rPr>
+          <w:noProof/>
+        </w:rPr>
+        <w:lastRenderedPageBreak/>
+        <w:drawing>
+          <wp:inline distT="0" distB="0" distL="0" distR="0" wp14:anchorId="31CF7FF1" wp14:editId="66B67B0E">
+            <wp:extent cx="6743826" cy="4495884"/>
+            <wp:effectExtent l="0" t="0" r="0" b="0"/>
+            <wp:docPr id="814574038" name="Picture 3"/>
+            <wp:cNvGraphicFramePr>
+              <a:graphicFrameLocks xmlns:a="http://schemas.openxmlformats.org/drawingml/2006/main" noChangeAspect="1"/>
+            </wp:cNvGraphicFramePr>
+            <a:graphic xmlns:a="http://schemas.openxmlformats.org/drawingml/2006/main">
+              <a:graphicData uri="http://schemas.openxmlformats.org/drawingml/2006/picture">
+                <pic:pic xmlns:pic="http://schemas.openxmlformats.org/drawingml/2006/picture">
+                  <pic:nvPicPr>
+                    <pic:cNvPr id="814574038" name="Picture 814574038"/>
+                    <pic:cNvPicPr/>
+                  </pic:nvPicPr>
+                  <pic:blipFill>
+                    <a:blip r:embed="rId14" cstate="print">
+                      <a:extLst>
+                        <a:ext uri="{28A0092B-C50C-407E-A947-70E740481C1C}">
+                          <a14:useLocalDpi xmlns:a14="http://schemas.microsoft.com/office/drawing/2010/main" val="0"/>
+                        </a:ext>
+                      </a:extLst>
+                    </a:blip>
+                    <a:stretch>
+                      <a:fillRect/>
+                    </a:stretch>
+                  </pic:blipFill>
+                  <pic:spPr>
+                    <a:xfrm>
+                      <a:off x="0" y="0"/>
+                      <a:ext cx="6800595" cy="4533730"/>
+                    </a:xfrm>
+                    <a:prstGeom prst="rect">
+                      <a:avLst/>
+                    </a:prstGeom>
+                  </pic:spPr>
+                </pic:pic>
+              </a:graphicData>
+            </a:graphic>
+          </wp:inline>
+        </w:drawing>
+      </w:r>
+    </w:p>
+    <w:p>
+      <w:pPr>
+        <w:rPr>
+          <w:rFonts w:ascii="Garamond" w:hAnsi="Garamond"/>
+          <w:sz w:val="22"/>
+          <w:szCs w:val="22"/>
+        </w:rPr>
+      </w:pPr>
+      <w:r>
+        <w:rPr>
+          <w:rFonts w:ascii="Garamond" w:hAnsi="Garamond"/>
+          <w:b/>
+          <w:bCs/>
+          <w:sz w:val="22"/>
+          <w:szCs w:val="22"/>
+        </w:rPr>
+        <w:t>Figure 5:</w:t>
+      </w:r>
+      <w:r>
+        <w:rPr>
+          <w:rFonts w:ascii="Garamond" w:hAnsi="Garamond"/>
+          <w:sz w:val="22"/>
+          <w:szCs w:val="22"/>
+        </w:rPr>
+        <w:t xml:space="preserve"> </w:t>
+      </w:r>
+      <w:r>
+        <w:rPr>
+          <w:rFonts w:ascii="Garamond" w:hAnsi="Garamond"/>
+          <w:sz w:val="22"/>
+          <w:szCs w:val="22"/>
+        </w:rPr>
+        <w:t xml:space="preserve">Range and mean number of days from the beginning </w:t>
+      </w:r>
+      <w:proofErr w:type="spellStart"/>
+      <w:r>
+        <w:rPr>
+          <w:rFonts w:ascii="Garamond" w:hAnsi="Garamond"/>
+          <w:sz w:val="22"/>
+          <w:szCs w:val="22"/>
+        </w:rPr>
+        <w:t>fo</w:t>
+      </w:r>
+      <w:proofErr w:type="spellEnd"/>
+      <w:r>
+        <w:rPr>
+          <w:rFonts w:ascii="Garamond" w:hAnsi="Garamond"/>
+          <w:sz w:val="22"/>
+          <w:szCs w:val="22"/>
+        </w:rPr>
+        <w:t xml:space="preserve"> the run to 50% of total returns by stock. The width of the bar represents the range of values, whereas the black vertical line represents the mean. Bars are colored by their watershed position, with upstream stocks in Red and downstream stocks in blue. </w:t>
+      </w:r>
+    </w:p>
+    <w:p/>
+    <w:p/>
+    <w:p>
+      <w:r>
+        <w:rPr>
+          <w:noProof/>
+        </w:rPr>
+        <w:lastRenderedPageBreak/>
+        <w:drawing>
+          <wp:inline distT="0" distB="0" distL="0" distR="0" wp14:anchorId="5ACB3875" wp14:editId="0C482931">
+            <wp:extent cx="6002448" cy="4157566"/>
+            <wp:effectExtent l="0" t="0" r="5080" b="0"/>
+            <wp:docPr id="562155378" name="Picture 1" descr="A graph with different colored lines&#10;&#10;AI-generated content may be incorrect."/>
+            <wp:cNvGraphicFramePr>
+              <a:graphicFrameLocks xmlns:a="http://schemas.openxmlformats.org/drawingml/2006/main" noChangeAspect="1"/>
+            </wp:cNvGraphicFramePr>
+            <a:graphic xmlns:a="http://schemas.openxmlformats.org/drawingml/2006/main">
+              <a:graphicData uri="http://schemas.openxmlformats.org/drawingml/2006/picture">
+                <pic:pic xmlns:pic="http://schemas.openxmlformats.org/drawingml/2006/picture">
+                  <pic:nvPicPr>
+                    <pic:cNvPr id="562155378" name="Picture 1" descr="A graph with different colored lines&#10;&#10;AI-generated content may be incorrect."/>
+                    <pic:cNvPicPr/>
+                  </pic:nvPicPr>
+                  <pic:blipFill rotWithShape="1">
+                    <a:blip r:embed="rId15" cstate="print">
+                      <a:extLst>
+                        <a:ext uri="{28A0092B-C50C-407E-A947-70E740481C1C}">
+                          <a14:useLocalDpi xmlns:a14="http://schemas.microsoft.com/office/drawing/2010/main" val="0"/>
+                        </a:ext>
+                      </a:extLst>
+                    </a:blip>
+                    <a:srcRect l="5435" t="8025" r="7649" b="7696"/>
+                    <a:stretch>
+                      <a:fillRect/>
+                    </a:stretch>
+                  </pic:blipFill>
+                  <pic:spPr bwMode="auto">
+                    <a:xfrm>
+                      <a:off x="0" y="0"/>
+                      <a:ext cx="6094474" cy="4221307"/>
+                    </a:xfrm>
+                    <a:prstGeom prst="rect">
+                      <a:avLst/>
+                    </a:prstGeom>
+                    <a:ln>
+                      <a:noFill/>
+                    </a:ln>
+                    <a:extLst>
+                      <a:ext uri="{53640926-AAD7-44D8-BBD7-CCE9431645EC}">
+                        <a14:shadowObscured xmlns:a14="http://schemas.microsoft.com/office/drawing/2010/main"/>
+                      </a:ext>
+                    </a:extLst>
+                  </pic:spPr>
+                </pic:pic>
+              </a:graphicData>
+            </a:graphic>
+          </wp:inline>
+        </w:drawing>
+      </w:r>
+    </w:p>
+    <w:p>
+      <w:pPr>
+        <w:rPr>
+          <w:rFonts w:ascii="Garamond" w:hAnsi="Garamond"/>
+          <w:sz w:val="22"/>
+          <w:szCs w:val="22"/>
+        </w:rPr>
+      </w:pPr>
+      <w:r>
+        <w:rPr>
+          <w:rFonts w:ascii="Garamond" w:hAnsi="Garamond"/>
+          <w:sz w:val="22"/>
+          <w:szCs w:val="22"/>
+        </w:rPr>
+        <w:t>Figure 6: The range of proportional protection offered by the front-end closure ending on June 11</w:t>
+      </w:r>
+      <w:r>
+        <w:rPr>
+          <w:rFonts w:ascii="Garamond" w:hAnsi="Garamond"/>
+          <w:sz w:val="22"/>
+          <w:szCs w:val="22"/>
+          <w:vertAlign w:val="superscript"/>
+        </w:rPr>
+        <w:t>th</w:t>
+      </w:r>
+      <w:r>
+        <w:rPr>
+          <w:rFonts w:ascii="Garamond" w:hAnsi="Garamond"/>
+          <w:sz w:val="22"/>
+          <w:szCs w:val="22"/>
+        </w:rPr>
+        <w:t xml:space="preserve">. White circles indicate the mean, whereas violin plots illustrate the range of values across all years by stock. </w:t>
+      </w:r>
+    </w:p>
+    <w:p/>
     <w:sectPr>
       <w:pgSz w:w="12240" w:h="15840"/>
       <w:pgMar w:top="1440" w:right="1440" w:bottom="1440" w:left="1440" w:header="720" w:footer="720" w:gutter="0"/>
@@ -415,44 +571,75 @@
       </w:r>
     </w:p>
   </w:comment>
-  <w:comment w:id="1" w:author="Daniel Schindler" w:date="2025-07-17T14:19:00Z" w:initials="DS">
-    <w:p>
-      <w:pPr>
-        <w:pStyle w:val="CommentText"/>
-      </w:pPr>
-      <w:r>
-        <w:rPr>
-          <w:rStyle w:val="CommentReference"/>
-        </w:rPr>
-        <w:annotationRef/>
-      </w:r>
-      <w:r>
-        <w:t>Is it worth coloring these to correspond to previous figure?</w:t>
-      </w:r>
-    </w:p>
-  </w:comment>
 </w:comments>
 </file>
 
 <file path=word/commentsExtended.xml><?xml version="1.0" encoding="utf-8"?>
 <w15:commentsEx xmlns:wpc="http://schemas.microsoft.com/office/word/2010/wordprocessingCanvas" xmlns:cx="http://schemas.microsoft.com/office/drawing/2014/chartex" xmlns:cx1="http://schemas.microsoft.com/office/drawing/2015/9/8/chartex" xmlns:cx2="http://schemas.microsoft.com/office/drawing/2015/10/21/chartex" xmlns:cx3="http://schemas.microsoft.com/office/drawing/2016/5/9/chartex" xmlns:cx4="http://schemas.microsoft.com/office/drawing/2016/5/10/chartex" xmlns:cx5="http://schemas.microsoft.com/office/drawing/2016/5/11/chartex" xmlns:cx6="http://schemas.microsoft.com/office/drawing/2016/5/12/chartex" xmlns:cx7="http://schemas.microsoft.com/office/drawing/2016/5/13/chartex" xmlns:cx8="http://schemas.microsoft.com/office/drawing/2016/5/14/chartex" xmlns:mc="http://schemas.openxmlformats.org/markup-compatibility/2006" xmlns:aink="http://schemas.microsoft.com/office/drawing/2016/ink" xmlns:am3d="http://schemas.microsoft.com/office/drawing/2017/model3d" xmlns:o="urn:schemas-microsoft-com:office:office" xmlns:oel="http://schemas.microsoft.com/office/2019/extlst" xmlns:r="http://schemas.openxmlformats.org/officeDocument/2006/relationships" xmlns:m="http://schemas.openxmlformats.org/officeDocument/2006/math" xmlns:v="urn:schemas-microsoft-com:vml" xmlns:wp14="http://schemas.microsoft.com/office/word/2010/wordprocessingDrawing" xmlns:wp="http://schemas.openxmlformats.org/drawingml/2006/wordprocessingDrawing" xmlns:w10="urn:schemas-microsoft-com:office:word" xmlns:w="http://schemas.openxmlformats.org/wordprocessingml/2006/main" xmlns:w14="http://schemas.microsoft.com/office/word/2010/wordml" xmlns:w15="http://schemas.microsoft.com/office/word/2012/wordml" xmlns:w16cex="http://schemas.microsoft.com/office/word/2018/wordml/cex" xmlns:w16cid="http://schemas.microsoft.com/office/word/2016/wordml/cid" xmlns:w16="http://schemas.microsoft.com/office/word/2018/wordml" xmlns:w16du="http://schemas.microsoft.com/office/word/2023/wordml/word16du" xmlns:w16sdtdh="http://schemas.microsoft.com/office/word/2020/wordml/sdtdatahash" xmlns:w16sdtfl="http://schemas.microsoft.com/office/word/2024/wordml/sdtformatlock" xmlns:w16se="http://schemas.microsoft.com/office/word/2015/wordml/symex" xmlns:wpg="http://schemas.microsoft.com/office/word/2010/wordprocessingGroup" xmlns:wpi="http://schemas.microsoft.com/office/word/2010/wordprocessingInk" xmlns:wne="http://schemas.microsoft.com/office/word/2006/wordml" xmlns:wps="http://schemas.microsoft.com/office/word/2010/wordprocessingShape" mc:Ignorable="w14 w15 w16se w16cid w16 w16cex w16sdtdh w16sdtfl w16du wp14">
   <w15:commentEx w15:paraId="5D59A14B" w15:done="0"/>
-  <w15:commentEx w15:paraId="32B91192" w15:done="0"/>
 </w15:commentsEx>
 </file>
 
 <file path=word/commentsExtensible.xml><?xml version="1.0" encoding="utf-8"?>
 <w16cex:commentsExtensible xmlns:wpc="http://schemas.microsoft.com/office/word/2010/wordprocessingCanvas" xmlns:cx="http://schemas.microsoft.com/office/drawing/2014/chartex" xmlns:cx1="http://schemas.microsoft.com/office/drawing/2015/9/8/chartex" xmlns:cx2="http://schemas.microsoft.com/office/drawing/2015/10/21/chartex" xmlns:cx3="http://schemas.microsoft.com/office/drawing/2016/5/9/chartex" xmlns:cx4="http://schemas.microsoft.com/office/drawing/2016/5/10/chartex" xmlns:cx5="http://schemas.microsoft.com/office/drawing/2016/5/11/chartex" xmlns:cx6="http://schemas.microsoft.com/office/drawing/2016/5/12/chartex" xmlns:cx7="http://schemas.microsoft.com/office/drawing/2016/5/13/chartex" xmlns:cx8="http://schemas.microsoft.com/office/drawing/2016/5/14/chartex" xmlns:cr="http://schemas.microsoft.com/office/comments/2020/reactions" xmlns:mc="http://schemas.openxmlformats.org/markup-compatibility/2006" xmlns:aink="http://schemas.microsoft.com/office/drawing/2016/ink" xmlns:am3d="http://schemas.microsoft.com/office/drawing/2017/model3d" xmlns:o="urn:schemas-microsoft-com:office:office" xmlns:oel="http://schemas.microsoft.com/office/2019/extlst" xmlns:r="http://schemas.openxmlformats.org/officeDocument/2006/relationships" xmlns:m="http://schemas.openxmlformats.org/officeDocument/2006/math" xmlns:v="urn:schemas-microsoft-com:vml" xmlns:wp14="http://schemas.microsoft.com/office/word/2010/wordprocessingDrawing" xmlns:wp="http://schemas.openxmlformats.org/drawingml/2006/wordprocessingDrawing" xmlns:w10="urn:schemas-microsoft-com:office:word" xmlns:w="http://schemas.openxmlformats.org/wordprocessingml/2006/main" xmlns:w14="http://schemas.microsoft.com/office/word/2010/wordml" xmlns:w15="http://schemas.microsoft.com/office/word/2012/wordml" xmlns:w16cex="http://schemas.microsoft.com/office/word/2018/wordml/cex" xmlns:w16cid="http://schemas.microsoft.com/office/word/2016/wordml/cid" xmlns:w16="http://schemas.microsoft.com/office/word/2018/wordml" xmlns:w16du="http://schemas.microsoft.com/office/word/2023/wordml/word16du" xmlns:w16sdtdh="http://schemas.microsoft.com/office/word/2020/wordml/sdtdatahash" xmlns:w16sdtfl="http://schemas.microsoft.com/office/word/2024/wordml/sdtformatlock" xmlns:w16se="http://schemas.microsoft.com/office/word/2015/wordml/symex" xmlns:wpg="http://schemas.microsoft.com/office/word/2010/wordprocessingGroup" xmlns:wpi="http://schemas.microsoft.com/office/word/2010/wordprocessingInk" xmlns:wne="http://schemas.microsoft.com/office/word/2006/wordml" xmlns:wps="http://schemas.microsoft.com/office/word/2010/wordprocessingShape" mc:Ignorable="w14 w15 w16se w16cid w16 w16cex w16sdtdh w16sdtfl cr w16du wp14">
   <w16cex:commentExtensible w16cex:durableId="33BDF08E" w16cex:dateUtc="2025-07-17T22:10:00Z"/>
-  <w16cex:commentExtensible w16cex:durableId="3F60878B" w16cex:dateUtc="2025-07-17T22:19:00Z"/>
 </w16cex:commentsExtensible>
 </file>
 
 <file path=word/commentsIds.xml><?xml version="1.0" encoding="utf-8"?>
 <w16cid:commentsIds xmlns:wpc="http://schemas.microsoft.com/office/word/2010/wordprocessingCanvas" xmlns:cx="http://schemas.microsoft.com/office/drawing/2014/chartex" xmlns:cx1="http://schemas.microsoft.com/office/drawing/2015/9/8/chartex" xmlns:cx2="http://schemas.microsoft.com/office/drawing/2015/10/21/chartex" xmlns:cx3="http://schemas.microsoft.com/office/drawing/2016/5/9/chartex" xmlns:cx4="http://schemas.microsoft.com/office/drawing/2016/5/10/chartex" xmlns:cx5="http://schemas.microsoft.com/office/drawing/2016/5/11/chartex" xmlns:cx6="http://schemas.microsoft.com/office/drawing/2016/5/12/chartex" xmlns:cx7="http://schemas.microsoft.com/office/drawing/2016/5/13/chartex" xmlns:cx8="http://schemas.microsoft.com/office/drawing/2016/5/14/chartex" xmlns:mc="http://schemas.openxmlformats.org/markup-compatibility/2006" xmlns:aink="http://schemas.microsoft.com/office/drawing/2016/ink" xmlns:am3d="http://schemas.microsoft.com/office/drawing/2017/model3d" xmlns:o="urn:schemas-microsoft-com:office:office" xmlns:oel="http://schemas.microsoft.com/office/2019/extlst" xmlns:r="http://schemas.openxmlformats.org/officeDocument/2006/relationships" xmlns:m="http://schemas.openxmlformats.org/officeDocument/2006/math" xmlns:v="urn:schemas-microsoft-com:vml" xmlns:wp14="http://schemas.microsoft.com/office/word/2010/wordprocessingDrawing" xmlns:wp="http://schemas.openxmlformats.org/drawingml/2006/wordprocessingDrawing" xmlns:w10="urn:schemas-microsoft-com:office:word" xmlns:w="http://schemas.openxmlformats.org/wordprocessingml/2006/main" xmlns:w14="http://schemas.microsoft.com/office/word/2010/wordml" xmlns:w15="http://schemas.microsoft.com/office/word/2012/wordml" xmlns:w16cex="http://schemas.microsoft.com/office/word/2018/wordml/cex" xmlns:w16cid="http://schemas.microsoft.com/office/word/2016/wordml/cid" xmlns:w16="http://schemas.microsoft.com/office/word/2018/wordml" xmlns:w16du="http://schemas.microsoft.com/office/word/2023/wordml/word16du" xmlns:w16sdtdh="http://schemas.microsoft.com/office/word/2020/wordml/sdtdatahash" xmlns:w16sdtfl="http://schemas.microsoft.com/office/word/2024/wordml/sdtformatlock" xmlns:w16se="http://schemas.microsoft.com/office/word/2015/wordml/symex" xmlns:wpg="http://schemas.microsoft.com/office/word/2010/wordprocessingGroup" xmlns:wpi="http://schemas.microsoft.com/office/word/2010/wordprocessingInk" xmlns:wne="http://schemas.microsoft.com/office/word/2006/wordml" xmlns:wps="http://schemas.microsoft.com/office/word/2010/wordprocessingShape" mc:Ignorable="w14 w15 w16se w16cid w16 w16cex w16sdtdh w16sdtfl w16du wp14">
   <w16cid:commentId w16cid:paraId="5D59A14B" w16cid:durableId="33BDF08E"/>
-  <w16cid:commentId w16cid:paraId="32B91192" w16cid:durableId="3F60878B"/>
 </w16cid:commentsIds>
+</file>
+
+<file path=word/endnotes.xml><?xml version="1.0" encoding="utf-8"?>
+<w:endnotes xmlns:wpc="http://schemas.microsoft.com/office/word/2010/wordprocessingCanvas" xmlns:cx="http://schemas.microsoft.com/office/drawing/2014/chartex" xmlns:cx1="http://schemas.microsoft.com/office/drawing/2015/9/8/chartex" xmlns:cx2="http://schemas.microsoft.com/office/drawing/2015/10/21/chartex" xmlns:cx3="http://schemas.microsoft.com/office/drawing/2016/5/9/chartex" xmlns:cx4="http://schemas.microsoft.com/office/drawing/2016/5/10/chartex" xmlns:cx5="http://schemas.microsoft.com/office/drawing/2016/5/11/chartex" xmlns:cx6="http://schemas.microsoft.com/office/drawing/2016/5/12/chartex" xmlns:cx7="http://schemas.microsoft.com/office/drawing/2016/5/13/chartex" xmlns:cx8="http://schemas.microsoft.com/office/drawing/2016/5/14/chartex" xmlns:mc="http://schemas.openxmlformats.org/markup-compatibility/2006" xmlns:aink="http://schemas.microsoft.com/office/drawing/2016/ink" xmlns:am3d="http://schemas.microsoft.com/office/drawing/2017/model3d" xmlns:o="urn:schemas-microsoft-com:office:office" xmlns:oel="http://schemas.microsoft.com/office/2019/extlst" xmlns:r="http://schemas.openxmlformats.org/officeDocument/2006/relationships" xmlns:m="http://schemas.openxmlformats.org/officeDocument/2006/math" xmlns:v="urn:schemas-microsoft-com:vml" xmlns:wp14="http://schemas.microsoft.com/office/word/2010/wordprocessingDrawing" xmlns:wp="http://schemas.openxmlformats.org/drawingml/2006/wordprocessingDrawing" xmlns:w10="urn:schemas-microsoft-com:office:word" xmlns:w="http://schemas.openxmlformats.org/wordprocessingml/2006/main" xmlns:w14="http://schemas.microsoft.com/office/word/2010/wordml" xmlns:w15="http://schemas.microsoft.com/office/word/2012/wordml" xmlns:w16cex="http://schemas.microsoft.com/office/word/2018/wordml/cex" xmlns:w16cid="http://schemas.microsoft.com/office/word/2016/wordml/cid" xmlns:w16="http://schemas.microsoft.com/office/word/2018/wordml" xmlns:w16du="http://schemas.microsoft.com/office/word/2023/wordml/word16du" xmlns:w16sdtdh="http://schemas.microsoft.com/office/word/2020/wordml/sdtdatahash" xmlns:w16sdtfl="http://schemas.microsoft.com/office/word/2024/wordml/sdtformatlock" xmlns:w16se="http://schemas.microsoft.com/office/word/2015/wordml/symex" xmlns:wpg="http://schemas.microsoft.com/office/word/2010/wordprocessingGroup" xmlns:wpi="http://schemas.microsoft.com/office/word/2010/wordprocessingInk" xmlns:wne="http://schemas.microsoft.com/office/word/2006/wordml" xmlns:wps="http://schemas.microsoft.com/office/word/2010/wordprocessingShape" mc:Ignorable="w14 w15 w16se w16cid w16 w16cex w16sdtdh w16sdtfl w16du wp14">
+  <w:endnote w:type="separator" w:id="-1">
+    <w:p>
+      <w:pPr>
+        <w:spacing w:after="0" w:line="240" w:lineRule="auto"/>
+      </w:pPr>
+      <w:r>
+        <w:separator/>
+      </w:r>
+    </w:p>
+  </w:endnote>
+  <w:endnote w:type="continuationSeparator" w:id="0">
+    <w:p>
+      <w:pPr>
+        <w:spacing w:after="0" w:line="240" w:lineRule="auto"/>
+      </w:pPr>
+      <w:r>
+        <w:continuationSeparator/>
+      </w:r>
+    </w:p>
+  </w:endnote>
+</w:endnotes>
+</file>
+
+<file path=word/footnotes.xml><?xml version="1.0" encoding="utf-8"?>
+<w:footnotes xmlns:wpc="http://schemas.microsoft.com/office/word/2010/wordprocessingCanvas" xmlns:cx="http://schemas.microsoft.com/office/drawing/2014/chartex" xmlns:cx1="http://schemas.microsoft.com/office/drawing/2015/9/8/chartex" xmlns:cx2="http://schemas.microsoft.com/office/drawing/2015/10/21/chartex" xmlns:cx3="http://schemas.microsoft.com/office/drawing/2016/5/9/chartex" xmlns:cx4="http://schemas.microsoft.com/office/drawing/2016/5/10/chartex" xmlns:cx5="http://schemas.microsoft.com/office/drawing/2016/5/11/chartex" xmlns:cx6="http://schemas.microsoft.com/office/drawing/2016/5/12/chartex" xmlns:cx7="http://schemas.microsoft.com/office/drawing/2016/5/13/chartex" xmlns:cx8="http://schemas.microsoft.com/office/drawing/2016/5/14/chartex" xmlns:mc="http://schemas.openxmlformats.org/markup-compatibility/2006" xmlns:aink="http://schemas.microsoft.com/office/drawing/2016/ink" xmlns:am3d="http://schemas.microsoft.com/office/drawing/2017/model3d" xmlns:o="urn:schemas-microsoft-com:office:office" xmlns:oel="http://schemas.microsoft.com/office/2019/extlst" xmlns:r="http://schemas.openxmlformats.org/officeDocument/2006/relationships" xmlns:m="http://schemas.openxmlformats.org/officeDocument/2006/math" xmlns:v="urn:schemas-microsoft-com:vml" xmlns:wp14="http://schemas.microsoft.com/office/word/2010/wordprocessingDrawing" xmlns:wp="http://schemas.openxmlformats.org/drawingml/2006/wordprocessingDrawing" xmlns:w10="urn:schemas-microsoft-com:office:word" xmlns:w="http://schemas.openxmlformats.org/wordprocessingml/2006/main" xmlns:w14="http://schemas.microsoft.com/office/word/2010/wordml" xmlns:w15="http://schemas.microsoft.com/office/word/2012/wordml" xmlns:w16cex="http://schemas.microsoft.com/office/word/2018/wordml/cex" xmlns:w16cid="http://schemas.microsoft.com/office/word/2016/wordml/cid" xmlns:w16="http://schemas.microsoft.com/office/word/2018/wordml" xmlns:w16du="http://schemas.microsoft.com/office/word/2023/wordml/word16du" xmlns:w16sdtdh="http://schemas.microsoft.com/office/word/2020/wordml/sdtdatahash" xmlns:w16sdtfl="http://schemas.microsoft.com/office/word/2024/wordml/sdtformatlock" xmlns:w16se="http://schemas.microsoft.com/office/word/2015/wordml/symex" xmlns:wpg="http://schemas.microsoft.com/office/word/2010/wordprocessingGroup" xmlns:wpi="http://schemas.microsoft.com/office/word/2010/wordprocessingInk" xmlns:wne="http://schemas.microsoft.com/office/word/2006/wordml" xmlns:wps="http://schemas.microsoft.com/office/word/2010/wordprocessingShape" mc:Ignorable="w14 w15 w16se w16cid w16 w16cex w16sdtdh w16sdtfl w16du wp14">
+  <w:footnote w:type="separator" w:id="-1">
+    <w:p>
+      <w:pPr>
+        <w:spacing w:after="0" w:line="240" w:lineRule="auto"/>
+      </w:pPr>
+      <w:r>
+        <w:separator/>
+      </w:r>
+    </w:p>
+  </w:footnote>
+  <w:footnote w:type="continuationSeparator" w:id="0">
+    <w:p>
+      <w:pPr>
+        <w:spacing w:after="0" w:line="240" w:lineRule="auto"/>
+      </w:pPr>
+      <w:r>
+        <w:continuationSeparator/>
+      </w:r>
+    </w:p>
+  </w:footnote>
+</w:footnotes>
 </file>
 
 <file path=word/people.xml><?xml version="1.0" encoding="utf-8"?>
@@ -1446,6 +1633,50 @@
       <w:szCs w:val="20"/>
     </w:rPr>
   </w:style>
+  <w:style w:type="paragraph" w:styleId="Header">
+    <w:name w:val="header"/>
+    <w:basedOn w:val="Normal"/>
+    <w:link w:val="HeaderChar"/>
+    <w:uiPriority w:val="99"/>
+    <w:unhideWhenUsed/>
+    <w:rsid w:val="00E24311"/>
+    <w:pPr>
+      <w:tabs>
+        <w:tab w:val="center" w:pos="4680"/>
+        <w:tab w:val="right" w:pos="9360"/>
+      </w:tabs>
+      <w:spacing w:after="0" w:line="240" w:lineRule="auto"/>
+    </w:pPr>
+  </w:style>
+  <w:style w:type="character" w:customStyle="1" w:styleId="HeaderChar">
+    <w:name w:val="Header Char"/>
+    <w:basedOn w:val="DefaultParagraphFont"/>
+    <w:link w:val="Header"/>
+    <w:uiPriority w:val="99"/>
+    <w:rsid w:val="00E24311"/>
+  </w:style>
+  <w:style w:type="paragraph" w:styleId="Footer">
+    <w:name w:val="footer"/>
+    <w:basedOn w:val="Normal"/>
+    <w:link w:val="FooterChar"/>
+    <w:uiPriority w:val="99"/>
+    <w:unhideWhenUsed/>
+    <w:rsid w:val="00E24311"/>
+    <w:pPr>
+      <w:tabs>
+        <w:tab w:val="center" w:pos="4680"/>
+        <w:tab w:val="right" w:pos="9360"/>
+      </w:tabs>
+      <w:spacing w:after="0" w:line="240" w:lineRule="auto"/>
+    </w:pPr>
+  </w:style>
+  <w:style w:type="character" w:customStyle="1" w:styleId="FooterChar">
+    <w:name w:val="Footer Char"/>
+    <w:basedOn w:val="DefaultParagraphFont"/>
+    <w:link w:val="Footer"/>
+    <w:uiPriority w:val="99"/>
+    <w:rsid w:val="00E24311"/>
+  </w:style>
 </w:styles>
 </file>
 

--- a/Docs/Figures_RunTimingManuscript.docx
+++ b/Docs/Figures_RunTimingManuscript.docx
@@ -63,25 +63,7 @@
           <w:sz w:val="22"/>
           <w:szCs w:val="22"/>
         </w:rPr>
-        <w:t xml:space="preserve">Strontium </w:t>
-      </w:r>
-      <w:proofErr w:type="spellStart"/>
-      <w:r>
-        <w:rPr>
-          <w:rFonts w:ascii="Garamond" w:hAnsi="Garamond"/>
-          <w:sz w:val="22"/>
-          <w:szCs w:val="22"/>
-        </w:rPr>
-        <w:t>isoscape</w:t>
-      </w:r>
-      <w:proofErr w:type="spellEnd"/>
-      <w:r>
-        <w:rPr>
-          <w:rFonts w:ascii="Garamond" w:hAnsi="Garamond"/>
-          <w:sz w:val="22"/>
-          <w:szCs w:val="22"/>
-        </w:rPr>
-        <w:t xml:space="preserve"> of the Kuskokwim River basin (will insert bounding box coordinates) displaying the spatial variation in modeled Sr87/Sr86 ratios. Ratios range from .7042 to .7107, with a general trend towards more enriched values at the top of the watershed.</w:t>
+        <w:t>Strontium isoscape of the Kuskokwim River basin (will insert bounding box coordinates) displaying the spatial variation in modeled Sr87/Sr86 ratios. Ratios range from .7042 to .7107, with a general trend towards more enriched values at the top of the watershed.</w:t>
       </w:r>
       <w:r>
         <w:t xml:space="preserve"> </w:t>
@@ -214,18 +196,414 @@
       <w:pPr>
         <w:rPr>
           <w:rFonts w:ascii="Garamond" w:hAnsi="Garamond"/>
-          <w:sz w:val="22"/>
-          <w:szCs w:val="22"/>
-        </w:rPr>
-      </w:pPr>
-      <w:r>
-        <w:rPr>
-          <w:rFonts w:ascii="Garamond" w:hAnsi="Garamond"/>
           <w:b/>
           <w:bCs/>
           <w:sz w:val="22"/>
           <w:szCs w:val="22"/>
         </w:rPr>
+      </w:pPr>
+      <w:r>
+        <w:rPr>
+          <w:noProof/>
+        </w:rPr>
+        <w:drawing>
+          <wp:anchor distT="0" distB="0" distL="114300" distR="114300" simplePos="0" relativeHeight="251658240" behindDoc="0" locked="0" layoutInCell="1" allowOverlap="1" wp14:anchorId="4342669F" wp14:editId="27C87D63">
+            <wp:simplePos x="914400" y="3713517"/>
+            <wp:positionH relativeFrom="column">
+              <wp:align>left</wp:align>
+            </wp:positionH>
+            <wp:positionV relativeFrom="paragraph">
+              <wp:align>top</wp:align>
+            </wp:positionV>
+            <wp:extent cx="3220135" cy="4166222"/>
+            <wp:effectExtent l="0" t="0" r="0" b="6350"/>
+            <wp:wrapSquare wrapText="bothSides"/>
+            <wp:docPr id="1391367714" name="Picture 1" descr="A map of the world&#10;&#10;AI-generated content may be incorrect."/>
+            <wp:cNvGraphicFramePr>
+              <a:graphicFrameLocks xmlns:a="http://schemas.openxmlformats.org/drawingml/2006/main" noChangeAspect="1"/>
+            </wp:cNvGraphicFramePr>
+            <a:graphic xmlns:a="http://schemas.openxmlformats.org/drawingml/2006/main">
+              <a:graphicData uri="http://schemas.openxmlformats.org/drawingml/2006/picture">
+                <pic:pic xmlns:pic="http://schemas.openxmlformats.org/drawingml/2006/picture">
+                  <pic:nvPicPr>
+                    <pic:cNvPr id="1391367714" name="Picture 1" descr="A map of the world&#10;&#10;AI-generated content may be incorrect."/>
+                    <pic:cNvPicPr/>
+                  </pic:nvPicPr>
+                  <pic:blipFill>
+                    <a:blip r:embed="rId9" cstate="print">
+                      <a:extLst>
+                        <a:ext uri="{28A0092B-C50C-407E-A947-70E740481C1C}">
+                          <a14:useLocalDpi xmlns:a14="http://schemas.microsoft.com/office/drawing/2010/main" val="0"/>
+                        </a:ext>
+                      </a:extLst>
+                    </a:blip>
+                    <a:stretch>
+                      <a:fillRect/>
+                    </a:stretch>
+                  </pic:blipFill>
+                  <pic:spPr>
+                    <a:xfrm>
+                      <a:off x="0" y="0"/>
+                      <a:ext cx="3220135" cy="4166222"/>
+                    </a:xfrm>
+                    <a:prstGeom prst="rect">
+                      <a:avLst/>
+                    </a:prstGeom>
+                  </pic:spPr>
+                </pic:pic>
+              </a:graphicData>
+            </a:graphic>
+          </wp:anchor>
+        </w:drawing>
+      </w:r>
+    </w:p>
+    <w:p>
+      <w:pPr>
+        <w:rPr>
+          <w:rFonts w:ascii="Garamond" w:hAnsi="Garamond"/>
+          <w:sz w:val="22"/>
+          <w:szCs w:val="22"/>
+        </w:rPr>
+      </w:pPr>
+    </w:p>
+    <w:p>
+      <w:pPr>
+        <w:rPr>
+          <w:rFonts w:ascii="Garamond" w:hAnsi="Garamond"/>
+          <w:sz w:val="22"/>
+          <w:szCs w:val="22"/>
+        </w:rPr>
+      </w:pPr>
+    </w:p>
+    <w:p>
+      <w:pPr>
+        <w:rPr>
+          <w:rFonts w:ascii="Garamond" w:hAnsi="Garamond"/>
+          <w:sz w:val="22"/>
+          <w:szCs w:val="22"/>
+        </w:rPr>
+      </w:pPr>
+    </w:p>
+    <w:p>
+      <w:pPr>
+        <w:rPr>
+          <w:rFonts w:ascii="Garamond" w:hAnsi="Garamond"/>
+          <w:sz w:val="22"/>
+          <w:szCs w:val="22"/>
+        </w:rPr>
+      </w:pPr>
+    </w:p>
+    <w:p>
+      <w:pPr>
+        <w:rPr>
+          <w:rFonts w:ascii="Garamond" w:hAnsi="Garamond"/>
+          <w:sz w:val="22"/>
+          <w:szCs w:val="22"/>
+        </w:rPr>
+      </w:pPr>
+    </w:p>
+    <w:p>
+      <w:pPr>
+        <w:rPr>
+          <w:rFonts w:ascii="Garamond" w:hAnsi="Garamond"/>
+          <w:sz w:val="22"/>
+          <w:szCs w:val="22"/>
+        </w:rPr>
+      </w:pPr>
+    </w:p>
+    <w:p>
+      <w:pPr>
+        <w:rPr>
+          <w:rFonts w:ascii="Garamond" w:hAnsi="Garamond"/>
+          <w:sz w:val="22"/>
+          <w:szCs w:val="22"/>
+        </w:rPr>
+      </w:pPr>
+    </w:p>
+    <w:p>
+      <w:pPr>
+        <w:rPr>
+          <w:rFonts w:ascii="Garamond" w:hAnsi="Garamond"/>
+          <w:sz w:val="22"/>
+          <w:szCs w:val="22"/>
+        </w:rPr>
+      </w:pPr>
+    </w:p>
+    <w:p>
+      <w:pPr>
+        <w:rPr>
+          <w:rFonts w:ascii="Garamond" w:hAnsi="Garamond"/>
+          <w:sz w:val="22"/>
+          <w:szCs w:val="22"/>
+        </w:rPr>
+      </w:pPr>
+    </w:p>
+    <w:p>
+      <w:pPr>
+        <w:rPr>
+          <w:rFonts w:ascii="Garamond" w:hAnsi="Garamond"/>
+          <w:sz w:val="22"/>
+          <w:szCs w:val="22"/>
+        </w:rPr>
+      </w:pPr>
+    </w:p>
+    <w:p>
+      <w:pPr>
+        <w:rPr>
+          <w:rFonts w:ascii="Garamond" w:hAnsi="Garamond"/>
+          <w:sz w:val="22"/>
+          <w:szCs w:val="22"/>
+        </w:rPr>
+      </w:pPr>
+    </w:p>
+    <w:p>
+      <w:pPr>
+        <w:rPr>
+          <w:rFonts w:ascii="Garamond" w:hAnsi="Garamond"/>
+          <w:sz w:val="22"/>
+          <w:szCs w:val="22"/>
+        </w:rPr>
+      </w:pPr>
+    </w:p>
+    <w:p>
+      <w:pPr>
+        <w:rPr>
+          <w:rFonts w:ascii="Garamond" w:hAnsi="Garamond"/>
+          <w:b/>
+          <w:bCs/>
+          <w:sz w:val="22"/>
+          <w:szCs w:val="22"/>
+        </w:rPr>
+      </w:pPr>
+    </w:p>
+    <w:p>
+      <w:pPr>
+        <w:tabs>
+          <w:tab w:val="left" w:pos="2621"/>
+        </w:tabs>
+        <w:rPr>
+          <w:rFonts w:ascii="Garamond" w:hAnsi="Garamond"/>
+          <w:b/>
+          <w:bCs/>
+          <w:sz w:val="22"/>
+          <w:szCs w:val="22"/>
+        </w:rPr>
+      </w:pPr>
+      <w:r>
+        <w:rPr>
+          <w:rFonts w:ascii="Garamond" w:hAnsi="Garamond"/>
+          <w:b/>
+          <w:bCs/>
+          <w:sz w:val="22"/>
+          <w:szCs w:val="22"/>
+        </w:rPr>
+        <w:lastRenderedPageBreak/>
+        <w:tab/>
+      </w:r>
+      <w:r>
+        <w:rPr>
+          <w:noProof/>
+        </w:rPr>
+        <w:drawing>
+          <wp:inline distT="0" distB="0" distL="0" distR="0" wp14:anchorId="1F2D0ED8" wp14:editId="4129C1ED">
+            <wp:extent cx="5943600" cy="7689850"/>
+            <wp:effectExtent l="0" t="0" r="0" b="6350"/>
+            <wp:docPr id="48893318" name="Picture 1" descr="A map of the world with red veins&#10;&#10;AI-generated content may be incorrect."/>
+            <wp:cNvGraphicFramePr>
+              <a:graphicFrameLocks xmlns:a="http://schemas.openxmlformats.org/drawingml/2006/main" noChangeAspect="1"/>
+            </wp:cNvGraphicFramePr>
+            <a:graphic xmlns:a="http://schemas.openxmlformats.org/drawingml/2006/main">
+              <a:graphicData uri="http://schemas.openxmlformats.org/drawingml/2006/picture">
+                <pic:pic xmlns:pic="http://schemas.openxmlformats.org/drawingml/2006/picture">
+                  <pic:nvPicPr>
+                    <pic:cNvPr id="48893318" name="Picture 1" descr="A map of the world with red veins&#10;&#10;AI-generated content may be incorrect."/>
+                    <pic:cNvPicPr/>
+                  </pic:nvPicPr>
+                  <pic:blipFill>
+                    <a:blip r:embed="rId10"/>
+                    <a:stretch>
+                      <a:fillRect/>
+                    </a:stretch>
+                  </pic:blipFill>
+                  <pic:spPr>
+                    <a:xfrm>
+                      <a:off x="0" y="0"/>
+                      <a:ext cx="5943600" cy="7689850"/>
+                    </a:xfrm>
+                    <a:prstGeom prst="rect">
+                      <a:avLst/>
+                    </a:prstGeom>
+                  </pic:spPr>
+                </pic:pic>
+              </a:graphicData>
+            </a:graphic>
+          </wp:inline>
+        </w:drawing>
+      </w:r>
+      <w:r>
+        <w:rPr>
+          <w:noProof/>
+        </w:rPr>
+        <w:lastRenderedPageBreak/>
+        <w:drawing>
+          <wp:inline distT="0" distB="0" distL="0" distR="0" wp14:anchorId="364971C7" wp14:editId="26FD0349">
+            <wp:extent cx="5943600" cy="7689850"/>
+            <wp:effectExtent l="0" t="0" r="0" b="6350"/>
+            <wp:docPr id="305299523" name="Picture 1" descr="A map of the world&#10;&#10;AI-generated content may be incorrect."/>
+            <wp:cNvGraphicFramePr>
+              <a:graphicFrameLocks xmlns:a="http://schemas.openxmlformats.org/drawingml/2006/main" noChangeAspect="1"/>
+            </wp:cNvGraphicFramePr>
+            <a:graphic xmlns:a="http://schemas.openxmlformats.org/drawingml/2006/main">
+              <a:graphicData uri="http://schemas.openxmlformats.org/drawingml/2006/picture">
+                <pic:pic xmlns:pic="http://schemas.openxmlformats.org/drawingml/2006/picture">
+                  <pic:nvPicPr>
+                    <pic:cNvPr id="305299523" name="Picture 1" descr="A map of the world&#10;&#10;AI-generated content may be incorrect."/>
+                    <pic:cNvPicPr/>
+                  </pic:nvPicPr>
+                  <pic:blipFill>
+                    <a:blip r:embed="rId11"/>
+                    <a:stretch>
+                      <a:fillRect/>
+                    </a:stretch>
+                  </pic:blipFill>
+                  <pic:spPr>
+                    <a:xfrm>
+                      <a:off x="0" y="0"/>
+                      <a:ext cx="5943600" cy="7689850"/>
+                    </a:xfrm>
+                    <a:prstGeom prst="rect">
+                      <a:avLst/>
+                    </a:prstGeom>
+                  </pic:spPr>
+                </pic:pic>
+              </a:graphicData>
+            </a:graphic>
+          </wp:inline>
+        </w:drawing>
+      </w:r>
+      <w:r>
+        <w:rPr>
+          <w:noProof/>
+        </w:rPr>
+        <w:lastRenderedPageBreak/>
+        <w:drawing>
+          <wp:inline distT="0" distB="0" distL="0" distR="0" wp14:anchorId="139FCB05" wp14:editId="36384554">
+            <wp:extent cx="5943600" cy="7689850"/>
+            <wp:effectExtent l="0" t="0" r="0" b="6350"/>
+            <wp:docPr id="992401652" name="Picture 1" descr="A map of the world&#10;&#10;AI-generated content may be incorrect."/>
+            <wp:cNvGraphicFramePr>
+              <a:graphicFrameLocks xmlns:a="http://schemas.openxmlformats.org/drawingml/2006/main" noChangeAspect="1"/>
+            </wp:cNvGraphicFramePr>
+            <a:graphic xmlns:a="http://schemas.openxmlformats.org/drawingml/2006/main">
+              <a:graphicData uri="http://schemas.openxmlformats.org/drawingml/2006/picture">
+                <pic:pic xmlns:pic="http://schemas.openxmlformats.org/drawingml/2006/picture">
+                  <pic:nvPicPr>
+                    <pic:cNvPr id="992401652" name="Picture 1" descr="A map of the world&#10;&#10;AI-generated content may be incorrect."/>
+                    <pic:cNvPicPr/>
+                  </pic:nvPicPr>
+                  <pic:blipFill>
+                    <a:blip r:embed="rId12"/>
+                    <a:stretch>
+                      <a:fillRect/>
+                    </a:stretch>
+                  </pic:blipFill>
+                  <pic:spPr>
+                    <a:xfrm>
+                      <a:off x="0" y="0"/>
+                      <a:ext cx="5943600" cy="7689850"/>
+                    </a:xfrm>
+                    <a:prstGeom prst="rect">
+                      <a:avLst/>
+                    </a:prstGeom>
+                  </pic:spPr>
+                </pic:pic>
+              </a:graphicData>
+            </a:graphic>
+          </wp:inline>
+        </w:drawing>
+      </w:r>
+      <w:r>
+        <w:rPr>
+          <w:rFonts w:ascii="Garamond" w:hAnsi="Garamond"/>
+          <w:b/>
+          <w:bCs/>
+          <w:sz w:val="22"/>
+          <w:szCs w:val="22"/>
+        </w:rPr>
+        <w:br w:type="textWrapping" w:clear="all"/>
+      </w:r>
+    </w:p>
+    <w:p>
+      <w:pPr>
+        <w:rPr>
+          <w:rFonts w:ascii="Garamond" w:hAnsi="Garamond"/>
+          <w:b/>
+          <w:bCs/>
+          <w:sz w:val="22"/>
+          <w:szCs w:val="22"/>
+        </w:rPr>
+      </w:pPr>
+    </w:p>
+    <w:p>
+      <w:pPr>
+        <w:rPr>
+          <w:rFonts w:ascii="Garamond" w:hAnsi="Garamond"/>
+          <w:b/>
+          <w:bCs/>
+          <w:sz w:val="22"/>
+          <w:szCs w:val="22"/>
+        </w:rPr>
+      </w:pPr>
+    </w:p>
+    <w:p>
+      <w:pPr>
+        <w:rPr>
+          <w:rFonts w:ascii="Garamond" w:hAnsi="Garamond"/>
+          <w:b/>
+          <w:bCs/>
+          <w:sz w:val="22"/>
+          <w:szCs w:val="22"/>
+        </w:rPr>
+      </w:pPr>
+    </w:p>
+    <w:p>
+      <w:pPr>
+        <w:rPr>
+          <w:rFonts w:ascii="Garamond" w:hAnsi="Garamond"/>
+          <w:b/>
+          <w:bCs/>
+          <w:sz w:val="22"/>
+          <w:szCs w:val="22"/>
+        </w:rPr>
+      </w:pPr>
+    </w:p>
+    <w:p>
+      <w:pPr>
+        <w:rPr>
+          <w:rFonts w:ascii="Garamond" w:hAnsi="Garamond"/>
+          <w:b/>
+          <w:bCs/>
+          <w:sz w:val="22"/>
+          <w:szCs w:val="22"/>
+        </w:rPr>
+      </w:pPr>
+    </w:p>
+    <w:p>
+      <w:pPr>
+        <w:rPr>
+          <w:rFonts w:ascii="Garamond" w:hAnsi="Garamond"/>
+          <w:sz w:val="22"/>
+          <w:szCs w:val="22"/>
+        </w:rPr>
+      </w:pPr>
+      <w:r>
+        <w:rPr>
+          <w:rFonts w:ascii="Garamond" w:hAnsi="Garamond"/>
+          <w:b/>
+          <w:bCs/>
+          <w:sz w:val="22"/>
+          <w:szCs w:val="22"/>
+        </w:rPr>
         <w:t>Figure 3</w:t>
       </w:r>
       <w:r>
@@ -254,7 +632,6 @@
     <w:p/>
     <w:p>
       <w:r>
-        <w:lastRenderedPageBreak/>
         <w:t xml:space="preserve">Figure 4: </w:t>
       </w:r>
       <w:commentRangeStart w:id="0"/>
@@ -284,6 +661,7 @@
           <w:sz w:val="16"/>
           <w:szCs w:val="16"/>
         </w:rPr>
+        <w:lastRenderedPageBreak/>
         <w:drawing>
           <wp:inline distT="0" distB="0" distL="0" distR="0" wp14:anchorId="7B64ADF7" wp14:editId="0ADAE1D4">
             <wp:extent cx="5502729" cy="6878412"/>
@@ -300,7 +678,7 @@
                     <pic:cNvPicPr/>
                   </pic:nvPicPr>
                   <pic:blipFill>
-                    <a:blip r:embed="rId13" cstate="print">
+                    <a:blip r:embed="rId17" cstate="print">
                       <a:extLst>
                         <a:ext uri="{28A0092B-C50C-407E-A947-70E740481C1C}">
                           <a14:useLocalDpi xmlns:a14="http://schemas.microsoft.com/office/drawing/2010/main" val="0"/>
@@ -368,7 +746,7 @@
                     <pic:cNvPicPr/>
                   </pic:nvPicPr>
                   <pic:blipFill>
-                    <a:blip r:embed="rId14" cstate="print">
+                    <a:blip r:embed="rId18" cstate="print">
                       <a:extLst>
                         <a:ext uri="{28A0092B-C50C-407E-A947-70E740481C1C}">
                           <a14:useLocalDpi xmlns:a14="http://schemas.microsoft.com/office/drawing/2010/main" val="0"/>
@@ -427,25 +805,7 @@
           <w:sz w:val="22"/>
           <w:szCs w:val="22"/>
         </w:rPr>
-        <w:t xml:space="preserve">Range and mean number of days from the beginning </w:t>
-      </w:r>
-      <w:proofErr w:type="spellStart"/>
-      <w:r>
-        <w:rPr>
-          <w:rFonts w:ascii="Garamond" w:hAnsi="Garamond"/>
-          <w:sz w:val="22"/>
-          <w:szCs w:val="22"/>
-        </w:rPr>
-        <w:t>fo</w:t>
-      </w:r>
-      <w:proofErr w:type="spellEnd"/>
-      <w:r>
-        <w:rPr>
-          <w:rFonts w:ascii="Garamond" w:hAnsi="Garamond"/>
-          <w:sz w:val="22"/>
-          <w:szCs w:val="22"/>
-        </w:rPr>
-        <w:t xml:space="preserve"> the run to 50% of total returns by stock. The width of the bar represents the range of values, whereas the black vertical line represents the mean. Bars are colored by their watershed position, with upstream stocks in Red and downstream stocks in blue. </w:t>
+        <w:t xml:space="preserve">Range and mean number of days from the beginning fo the run to 50% of total returns by stock. The width of the bar represents the range of values, whereas the black vertical line represents the mean. Bars are colored by their watershed position, with upstream stocks in Red and downstream stocks in blue. </w:t>
       </w:r>
     </w:p>
     <w:p/>
@@ -472,7 +832,7 @@
                     <pic:cNvPicPr/>
                   </pic:nvPicPr>
                   <pic:blipFill rotWithShape="1">
-                    <a:blip r:embed="rId15" cstate="print">
+                    <a:blip r:embed="rId19" cstate="print">
                       <a:extLst>
                         <a:ext uri="{28A0092B-C50C-407E-A947-70E740481C1C}">
                           <a14:useLocalDpi xmlns:a14="http://schemas.microsoft.com/office/drawing/2010/main" val="0"/>

--- a/Docs/Figures_RunTimingManuscript.docx
+++ b/Docs/Figures_RunTimingManuscript.docx
@@ -63,7 +63,25 @@
           <w:sz w:val="22"/>
           <w:szCs w:val="22"/>
         </w:rPr>
-        <w:t>Strontium isoscape of the Kuskokwim River basin (will insert bounding box coordinates) displaying the spatial variation in modeled Sr87/Sr86 ratios. Ratios range from .7042 to .7107, with a general trend towards more enriched values at the top of the watershed.</w:t>
+        <w:t xml:space="preserve">Strontium </w:t>
+      </w:r>
+      <w:proofErr w:type="spellStart"/>
+      <w:r>
+        <w:rPr>
+          <w:rFonts w:ascii="Garamond" w:hAnsi="Garamond"/>
+          <w:sz w:val="22"/>
+          <w:szCs w:val="22"/>
+        </w:rPr>
+        <w:t>isoscape</w:t>
+      </w:r>
+      <w:proofErr w:type="spellEnd"/>
+      <w:r>
+        <w:rPr>
+          <w:rFonts w:ascii="Garamond" w:hAnsi="Garamond"/>
+          <w:sz w:val="22"/>
+          <w:szCs w:val="22"/>
+        </w:rPr>
+        <w:t xml:space="preserve"> of the Kuskokwim River basin (will insert bounding box coordinates) displaying the spatial variation in modeled Sr87/Sr86 ratios. Ratios range from .7042 to .7107, with a general trend towards more enriched values at the top of the watershed.</w:t>
       </w:r>
       <w:r>
         <w:t xml:space="preserve"> </w:t>
@@ -150,16 +168,222 @@
     <w:p/>
     <w:p/>
     <w:p>
+      <w:pPr>
+        <w:rPr>
+          <w:noProof/>
+        </w:rPr>
+      </w:pPr>
+    </w:p>
+    <w:p/>
+    <w:p>
+      <w:pPr>
+        <w:rPr>
+          <w:rFonts w:ascii="Garamond" w:hAnsi="Garamond"/>
+          <w:b/>
+          <w:bCs/>
+          <w:sz w:val="22"/>
+          <w:szCs w:val="22"/>
+        </w:rPr>
+      </w:pPr>
+    </w:p>
+    <w:p>
+      <w:pPr>
+        <w:rPr>
+          <w:rFonts w:ascii="Garamond" w:hAnsi="Garamond"/>
+          <w:sz w:val="22"/>
+          <w:szCs w:val="22"/>
+        </w:rPr>
+      </w:pPr>
+    </w:p>
+    <w:p>
+      <w:pPr>
+        <w:rPr>
+          <w:rFonts w:ascii="Garamond" w:hAnsi="Garamond"/>
+          <w:sz w:val="22"/>
+          <w:szCs w:val="22"/>
+        </w:rPr>
+      </w:pPr>
+    </w:p>
+    <w:p>
+      <w:pPr>
+        <w:rPr>
+          <w:rFonts w:ascii="Garamond" w:hAnsi="Garamond"/>
+          <w:sz w:val="22"/>
+          <w:szCs w:val="22"/>
+        </w:rPr>
+      </w:pPr>
+    </w:p>
+    <w:p>
+      <w:pPr>
+        <w:rPr>
+          <w:rFonts w:ascii="Garamond" w:hAnsi="Garamond"/>
+          <w:sz w:val="22"/>
+          <w:szCs w:val="22"/>
+        </w:rPr>
+      </w:pPr>
+    </w:p>
+    <w:p>
+      <w:pPr>
+        <w:rPr>
+          <w:rFonts w:ascii="Garamond" w:hAnsi="Garamond"/>
+          <w:sz w:val="22"/>
+          <w:szCs w:val="22"/>
+        </w:rPr>
+      </w:pPr>
+    </w:p>
+    <w:p>
+      <w:pPr>
+        <w:rPr>
+          <w:rFonts w:ascii="Garamond" w:hAnsi="Garamond"/>
+          <w:sz w:val="22"/>
+          <w:szCs w:val="22"/>
+        </w:rPr>
+      </w:pPr>
+    </w:p>
+    <w:p>
+      <w:pPr>
+        <w:rPr>
+          <w:rFonts w:ascii="Garamond" w:hAnsi="Garamond"/>
+          <w:sz w:val="22"/>
+          <w:szCs w:val="22"/>
+        </w:rPr>
+      </w:pPr>
+    </w:p>
+    <w:p>
+      <w:pPr>
+        <w:rPr>
+          <w:rFonts w:ascii="Garamond" w:hAnsi="Garamond"/>
+          <w:sz w:val="22"/>
+          <w:szCs w:val="22"/>
+        </w:rPr>
+      </w:pPr>
+    </w:p>
+    <w:p>
+      <w:pPr>
+        <w:rPr>
+          <w:rFonts w:ascii="Garamond" w:hAnsi="Garamond"/>
+          <w:sz w:val="22"/>
+          <w:szCs w:val="22"/>
+        </w:rPr>
+      </w:pPr>
+    </w:p>
+    <w:p>
+      <w:pPr>
+        <w:rPr>
+          <w:rFonts w:ascii="Garamond" w:hAnsi="Garamond"/>
+          <w:sz w:val="22"/>
+          <w:szCs w:val="22"/>
+        </w:rPr>
+      </w:pPr>
+    </w:p>
+    <w:p>
+      <w:pPr>
+        <w:rPr>
+          <w:rFonts w:ascii="Garamond" w:hAnsi="Garamond"/>
+          <w:sz w:val="22"/>
+          <w:szCs w:val="22"/>
+        </w:rPr>
+      </w:pPr>
+    </w:p>
+    <w:p>
+      <w:pPr>
+        <w:rPr>
+          <w:rFonts w:ascii="Garamond" w:hAnsi="Garamond"/>
+          <w:sz w:val="22"/>
+          <w:szCs w:val="22"/>
+        </w:rPr>
+      </w:pPr>
+    </w:p>
+    <w:p>
+      <w:pPr>
+        <w:rPr>
+          <w:rFonts w:ascii="Garamond" w:hAnsi="Garamond"/>
+          <w:b/>
+          <w:bCs/>
+          <w:sz w:val="22"/>
+          <w:szCs w:val="22"/>
+        </w:rPr>
+      </w:pPr>
+    </w:p>
+    <w:p>
+      <w:pPr>
+        <w:tabs>
+          <w:tab w:val="left" w:pos="2621"/>
+        </w:tabs>
+        <w:rPr>
+          <w:noProof/>
+        </w:rPr>
+      </w:pPr>
+      <w:r>
+        <w:rPr>
+          <w:rFonts w:ascii="Garamond" w:hAnsi="Garamond"/>
+          <w:b/>
+          <w:bCs/>
+          <w:sz w:val="22"/>
+          <w:szCs w:val="22"/>
+        </w:rPr>
+        <w:tab/>
+      </w:r>
+    </w:p>
+    <w:p>
+      <w:pPr>
+        <w:tabs>
+          <w:tab w:val="left" w:pos="2621"/>
+        </w:tabs>
+        <w:rPr>
+          <w:noProof/>
+        </w:rPr>
+      </w:pPr>
+    </w:p>
+    <w:p>
+      <w:pPr>
+        <w:tabs>
+          <w:tab w:val="left" w:pos="2621"/>
+        </w:tabs>
+        <w:rPr>
+          <w:noProof/>
+        </w:rPr>
+      </w:pPr>
+    </w:p>
+    <w:p>
+      <w:pPr>
+        <w:tabs>
+          <w:tab w:val="left" w:pos="2621"/>
+        </w:tabs>
+        <w:rPr>
+          <w:noProof/>
+        </w:rPr>
+      </w:pPr>
+    </w:p>
+    <w:p>
+      <w:pPr>
+        <w:tabs>
+          <w:tab w:val="left" w:pos="2621"/>
+        </w:tabs>
+        <w:rPr>
+          <w:noProof/>
+        </w:rPr>
+      </w:pPr>
+    </w:p>
+    <w:p>
+      <w:pPr>
+        <w:tabs>
+          <w:tab w:val="left" w:pos="2621"/>
+        </w:tabs>
+        <w:rPr>
+          <w:noProof/>
+        </w:rPr>
+      </w:pPr>
       <w:r>
         <w:rPr>
           <w:noProof/>
         </w:rPr>
         <w:lastRenderedPageBreak/>
         <w:drawing>
-          <wp:inline distT="0" distB="0" distL="0" distR="0" wp14:anchorId="167A01D8" wp14:editId="39D9C1AD">
-            <wp:extent cx="5943600" cy="2666365"/>
-            <wp:effectExtent l="0" t="0" r="0" b="635"/>
-            <wp:docPr id="1830187347" name="Picture 1" descr="A map of the country&#10;&#10;AI-generated content may be incorrect."/>
+          <wp:inline distT="0" distB="0" distL="0" distR="0" wp14:anchorId="34888FD1" wp14:editId="1D461E74">
+            <wp:extent cx="6288103" cy="2955139"/>
+            <wp:effectExtent l="0" t="0" r="0" b="0"/>
+            <wp:docPr id="739570781" name="Picture 2"/>
             <wp:cNvGraphicFramePr>
               <a:graphicFrameLocks xmlns:a="http://schemas.openxmlformats.org/drawingml/2006/main" noChangeAspect="1"/>
             </wp:cNvGraphicFramePr>
@@ -167,23 +391,41 @@
               <a:graphicData uri="http://schemas.openxmlformats.org/drawingml/2006/picture">
                 <pic:pic xmlns:pic="http://schemas.openxmlformats.org/drawingml/2006/picture">
                   <pic:nvPicPr>
-                    <pic:cNvPr id="1830187347" name="Picture 1" descr="A map of the country&#10;&#10;AI-generated content may be incorrect."/>
-                    <pic:cNvPicPr/>
+                    <pic:cNvPr id="0" name="Picture 3"/>
+                    <pic:cNvPicPr>
+                      <a:picLocks noChangeAspect="1" noChangeArrowheads="1"/>
+                    </pic:cNvPicPr>
                   </pic:nvPicPr>
-                  <pic:blipFill>
-                    <a:blip r:embed="rId8"/>
+                  <pic:blipFill rotWithShape="1">
+                    <a:blip r:embed="rId8" cstate="print">
+                      <a:extLst>
+                        <a:ext uri="{28A0092B-C50C-407E-A947-70E740481C1C}">
+                          <a14:useLocalDpi xmlns:a14="http://schemas.microsoft.com/office/drawing/2010/main" val="0"/>
+                        </a:ext>
+                      </a:extLst>
+                    </a:blip>
+                    <a:srcRect l="1936" t="38434"/>
                     <a:stretch>
                       <a:fillRect/>
                     </a:stretch>
                   </pic:blipFill>
-                  <pic:spPr>
+                  <pic:spPr bwMode="auto">
                     <a:xfrm>
                       <a:off x="0" y="0"/>
-                      <a:ext cx="5943600" cy="2666365"/>
+                      <a:ext cx="6296239" cy="2958963"/>
                     </a:xfrm>
                     <a:prstGeom prst="rect">
                       <a:avLst/>
                     </a:prstGeom>
+                    <a:noFill/>
+                    <a:ln>
+                      <a:noFill/>
+                    </a:ln>
+                    <a:extLst>
+                      <a:ext uri="{53640926-AAD7-44D8-BBD7-CCE9431645EC}">
+                        <a14:shadowObscured xmlns:a14="http://schemas.microsoft.com/office/drawing/2010/main"/>
+                      </a:ext>
+                    </a:extLst>
                   </pic:spPr>
                 </pic:pic>
               </a:graphicData>
@@ -194,190 +436,6 @@
     </w:p>
     <w:p>
       <w:pPr>
-        <w:rPr>
-          <w:rFonts w:ascii="Garamond" w:hAnsi="Garamond"/>
-          <w:b/>
-          <w:bCs/>
-          <w:sz w:val="22"/>
-          <w:szCs w:val="22"/>
-        </w:rPr>
-      </w:pPr>
-      <w:r>
-        <w:rPr>
-          <w:noProof/>
-        </w:rPr>
-        <w:drawing>
-          <wp:anchor distT="0" distB="0" distL="114300" distR="114300" simplePos="0" relativeHeight="251658240" behindDoc="0" locked="0" layoutInCell="1" allowOverlap="1" wp14:anchorId="4342669F" wp14:editId="27C87D63">
-            <wp:simplePos x="914400" y="3713517"/>
-            <wp:positionH relativeFrom="column">
-              <wp:align>left</wp:align>
-            </wp:positionH>
-            <wp:positionV relativeFrom="paragraph">
-              <wp:align>top</wp:align>
-            </wp:positionV>
-            <wp:extent cx="3220135" cy="4166222"/>
-            <wp:effectExtent l="0" t="0" r="0" b="6350"/>
-            <wp:wrapSquare wrapText="bothSides"/>
-            <wp:docPr id="1391367714" name="Picture 1" descr="A map of the world&#10;&#10;AI-generated content may be incorrect."/>
-            <wp:cNvGraphicFramePr>
-              <a:graphicFrameLocks xmlns:a="http://schemas.openxmlformats.org/drawingml/2006/main" noChangeAspect="1"/>
-            </wp:cNvGraphicFramePr>
-            <a:graphic xmlns:a="http://schemas.openxmlformats.org/drawingml/2006/main">
-              <a:graphicData uri="http://schemas.openxmlformats.org/drawingml/2006/picture">
-                <pic:pic xmlns:pic="http://schemas.openxmlformats.org/drawingml/2006/picture">
-                  <pic:nvPicPr>
-                    <pic:cNvPr id="1391367714" name="Picture 1" descr="A map of the world&#10;&#10;AI-generated content may be incorrect."/>
-                    <pic:cNvPicPr/>
-                  </pic:nvPicPr>
-                  <pic:blipFill>
-                    <a:blip r:embed="rId9" cstate="print">
-                      <a:extLst>
-                        <a:ext uri="{28A0092B-C50C-407E-A947-70E740481C1C}">
-                          <a14:useLocalDpi xmlns:a14="http://schemas.microsoft.com/office/drawing/2010/main" val="0"/>
-                        </a:ext>
-                      </a:extLst>
-                    </a:blip>
-                    <a:stretch>
-                      <a:fillRect/>
-                    </a:stretch>
-                  </pic:blipFill>
-                  <pic:spPr>
-                    <a:xfrm>
-                      <a:off x="0" y="0"/>
-                      <a:ext cx="3220135" cy="4166222"/>
-                    </a:xfrm>
-                    <a:prstGeom prst="rect">
-                      <a:avLst/>
-                    </a:prstGeom>
-                  </pic:spPr>
-                </pic:pic>
-              </a:graphicData>
-            </a:graphic>
-          </wp:anchor>
-        </w:drawing>
-      </w:r>
-    </w:p>
-    <w:p>
-      <w:pPr>
-        <w:rPr>
-          <w:rFonts w:ascii="Garamond" w:hAnsi="Garamond"/>
-          <w:sz w:val="22"/>
-          <w:szCs w:val="22"/>
-        </w:rPr>
-      </w:pPr>
-    </w:p>
-    <w:p>
-      <w:pPr>
-        <w:rPr>
-          <w:rFonts w:ascii="Garamond" w:hAnsi="Garamond"/>
-          <w:sz w:val="22"/>
-          <w:szCs w:val="22"/>
-        </w:rPr>
-      </w:pPr>
-    </w:p>
-    <w:p>
-      <w:pPr>
-        <w:rPr>
-          <w:rFonts w:ascii="Garamond" w:hAnsi="Garamond"/>
-          <w:sz w:val="22"/>
-          <w:szCs w:val="22"/>
-        </w:rPr>
-      </w:pPr>
-    </w:p>
-    <w:p>
-      <w:pPr>
-        <w:rPr>
-          <w:rFonts w:ascii="Garamond" w:hAnsi="Garamond"/>
-          <w:sz w:val="22"/>
-          <w:szCs w:val="22"/>
-        </w:rPr>
-      </w:pPr>
-    </w:p>
-    <w:p>
-      <w:pPr>
-        <w:rPr>
-          <w:rFonts w:ascii="Garamond" w:hAnsi="Garamond"/>
-          <w:sz w:val="22"/>
-          <w:szCs w:val="22"/>
-        </w:rPr>
-      </w:pPr>
-    </w:p>
-    <w:p>
-      <w:pPr>
-        <w:rPr>
-          <w:rFonts w:ascii="Garamond" w:hAnsi="Garamond"/>
-          <w:sz w:val="22"/>
-          <w:szCs w:val="22"/>
-        </w:rPr>
-      </w:pPr>
-    </w:p>
-    <w:p>
-      <w:pPr>
-        <w:rPr>
-          <w:rFonts w:ascii="Garamond" w:hAnsi="Garamond"/>
-          <w:sz w:val="22"/>
-          <w:szCs w:val="22"/>
-        </w:rPr>
-      </w:pPr>
-    </w:p>
-    <w:p>
-      <w:pPr>
-        <w:rPr>
-          <w:rFonts w:ascii="Garamond" w:hAnsi="Garamond"/>
-          <w:sz w:val="22"/>
-          <w:szCs w:val="22"/>
-        </w:rPr>
-      </w:pPr>
-    </w:p>
-    <w:p>
-      <w:pPr>
-        <w:rPr>
-          <w:rFonts w:ascii="Garamond" w:hAnsi="Garamond"/>
-          <w:sz w:val="22"/>
-          <w:szCs w:val="22"/>
-        </w:rPr>
-      </w:pPr>
-    </w:p>
-    <w:p>
-      <w:pPr>
-        <w:rPr>
-          <w:rFonts w:ascii="Garamond" w:hAnsi="Garamond"/>
-          <w:sz w:val="22"/>
-          <w:szCs w:val="22"/>
-        </w:rPr>
-      </w:pPr>
-    </w:p>
-    <w:p>
-      <w:pPr>
-        <w:rPr>
-          <w:rFonts w:ascii="Garamond" w:hAnsi="Garamond"/>
-          <w:sz w:val="22"/>
-          <w:szCs w:val="22"/>
-        </w:rPr>
-      </w:pPr>
-    </w:p>
-    <w:p>
-      <w:pPr>
-        <w:rPr>
-          <w:rFonts w:ascii="Garamond" w:hAnsi="Garamond"/>
-          <w:sz w:val="22"/>
-          <w:szCs w:val="22"/>
-        </w:rPr>
-      </w:pPr>
-    </w:p>
-    <w:p>
-      <w:pPr>
-        <w:rPr>
-          <w:rFonts w:ascii="Garamond" w:hAnsi="Garamond"/>
-          <w:b/>
-          <w:bCs/>
-          <w:sz w:val="22"/>
-          <w:szCs w:val="22"/>
-        </w:rPr>
-      </w:pPr>
-    </w:p>
-    <w:p>
-      <w:pPr>
         <w:tabs>
           <w:tab w:val="left" w:pos="2621"/>
         </w:tabs>
@@ -397,213 +455,6 @@
           <w:sz w:val="22"/>
           <w:szCs w:val="22"/>
         </w:rPr>
-        <w:lastRenderedPageBreak/>
-        <w:tab/>
-      </w:r>
-      <w:r>
-        <w:rPr>
-          <w:noProof/>
-        </w:rPr>
-        <w:drawing>
-          <wp:inline distT="0" distB="0" distL="0" distR="0" wp14:anchorId="1F2D0ED8" wp14:editId="4129C1ED">
-            <wp:extent cx="5943600" cy="7689850"/>
-            <wp:effectExtent l="0" t="0" r="0" b="6350"/>
-            <wp:docPr id="48893318" name="Picture 1" descr="A map of the world with red veins&#10;&#10;AI-generated content may be incorrect."/>
-            <wp:cNvGraphicFramePr>
-              <a:graphicFrameLocks xmlns:a="http://schemas.openxmlformats.org/drawingml/2006/main" noChangeAspect="1"/>
-            </wp:cNvGraphicFramePr>
-            <a:graphic xmlns:a="http://schemas.openxmlformats.org/drawingml/2006/main">
-              <a:graphicData uri="http://schemas.openxmlformats.org/drawingml/2006/picture">
-                <pic:pic xmlns:pic="http://schemas.openxmlformats.org/drawingml/2006/picture">
-                  <pic:nvPicPr>
-                    <pic:cNvPr id="48893318" name="Picture 1" descr="A map of the world with red veins&#10;&#10;AI-generated content may be incorrect."/>
-                    <pic:cNvPicPr/>
-                  </pic:nvPicPr>
-                  <pic:blipFill>
-                    <a:blip r:embed="rId10"/>
-                    <a:stretch>
-                      <a:fillRect/>
-                    </a:stretch>
-                  </pic:blipFill>
-                  <pic:spPr>
-                    <a:xfrm>
-                      <a:off x="0" y="0"/>
-                      <a:ext cx="5943600" cy="7689850"/>
-                    </a:xfrm>
-                    <a:prstGeom prst="rect">
-                      <a:avLst/>
-                    </a:prstGeom>
-                  </pic:spPr>
-                </pic:pic>
-              </a:graphicData>
-            </a:graphic>
-          </wp:inline>
-        </w:drawing>
-      </w:r>
-      <w:r>
-        <w:rPr>
-          <w:noProof/>
-        </w:rPr>
-        <w:lastRenderedPageBreak/>
-        <w:drawing>
-          <wp:inline distT="0" distB="0" distL="0" distR="0" wp14:anchorId="364971C7" wp14:editId="26FD0349">
-            <wp:extent cx="5943600" cy="7689850"/>
-            <wp:effectExtent l="0" t="0" r="0" b="6350"/>
-            <wp:docPr id="305299523" name="Picture 1" descr="A map of the world&#10;&#10;AI-generated content may be incorrect."/>
-            <wp:cNvGraphicFramePr>
-              <a:graphicFrameLocks xmlns:a="http://schemas.openxmlformats.org/drawingml/2006/main" noChangeAspect="1"/>
-            </wp:cNvGraphicFramePr>
-            <a:graphic xmlns:a="http://schemas.openxmlformats.org/drawingml/2006/main">
-              <a:graphicData uri="http://schemas.openxmlformats.org/drawingml/2006/picture">
-                <pic:pic xmlns:pic="http://schemas.openxmlformats.org/drawingml/2006/picture">
-                  <pic:nvPicPr>
-                    <pic:cNvPr id="305299523" name="Picture 1" descr="A map of the world&#10;&#10;AI-generated content may be incorrect."/>
-                    <pic:cNvPicPr/>
-                  </pic:nvPicPr>
-                  <pic:blipFill>
-                    <a:blip r:embed="rId11"/>
-                    <a:stretch>
-                      <a:fillRect/>
-                    </a:stretch>
-                  </pic:blipFill>
-                  <pic:spPr>
-                    <a:xfrm>
-                      <a:off x="0" y="0"/>
-                      <a:ext cx="5943600" cy="7689850"/>
-                    </a:xfrm>
-                    <a:prstGeom prst="rect">
-                      <a:avLst/>
-                    </a:prstGeom>
-                  </pic:spPr>
-                </pic:pic>
-              </a:graphicData>
-            </a:graphic>
-          </wp:inline>
-        </w:drawing>
-      </w:r>
-      <w:r>
-        <w:rPr>
-          <w:noProof/>
-        </w:rPr>
-        <w:lastRenderedPageBreak/>
-        <w:drawing>
-          <wp:inline distT="0" distB="0" distL="0" distR="0" wp14:anchorId="139FCB05" wp14:editId="36384554">
-            <wp:extent cx="5943600" cy="7689850"/>
-            <wp:effectExtent l="0" t="0" r="0" b="6350"/>
-            <wp:docPr id="992401652" name="Picture 1" descr="A map of the world&#10;&#10;AI-generated content may be incorrect."/>
-            <wp:cNvGraphicFramePr>
-              <a:graphicFrameLocks xmlns:a="http://schemas.openxmlformats.org/drawingml/2006/main" noChangeAspect="1"/>
-            </wp:cNvGraphicFramePr>
-            <a:graphic xmlns:a="http://schemas.openxmlformats.org/drawingml/2006/main">
-              <a:graphicData uri="http://schemas.openxmlformats.org/drawingml/2006/picture">
-                <pic:pic xmlns:pic="http://schemas.openxmlformats.org/drawingml/2006/picture">
-                  <pic:nvPicPr>
-                    <pic:cNvPr id="992401652" name="Picture 1" descr="A map of the world&#10;&#10;AI-generated content may be incorrect."/>
-                    <pic:cNvPicPr/>
-                  </pic:nvPicPr>
-                  <pic:blipFill>
-                    <a:blip r:embed="rId12"/>
-                    <a:stretch>
-                      <a:fillRect/>
-                    </a:stretch>
-                  </pic:blipFill>
-                  <pic:spPr>
-                    <a:xfrm>
-                      <a:off x="0" y="0"/>
-                      <a:ext cx="5943600" cy="7689850"/>
-                    </a:xfrm>
-                    <a:prstGeom prst="rect">
-                      <a:avLst/>
-                    </a:prstGeom>
-                  </pic:spPr>
-                </pic:pic>
-              </a:graphicData>
-            </a:graphic>
-          </wp:inline>
-        </w:drawing>
-      </w:r>
-      <w:r>
-        <w:rPr>
-          <w:rFonts w:ascii="Garamond" w:hAnsi="Garamond"/>
-          <w:b/>
-          <w:bCs/>
-          <w:sz w:val="22"/>
-          <w:szCs w:val="22"/>
-        </w:rPr>
-        <w:br w:type="textWrapping" w:clear="all"/>
-      </w:r>
-    </w:p>
-    <w:p>
-      <w:pPr>
-        <w:rPr>
-          <w:rFonts w:ascii="Garamond" w:hAnsi="Garamond"/>
-          <w:b/>
-          <w:bCs/>
-          <w:sz w:val="22"/>
-          <w:szCs w:val="22"/>
-        </w:rPr>
-      </w:pPr>
-    </w:p>
-    <w:p>
-      <w:pPr>
-        <w:rPr>
-          <w:rFonts w:ascii="Garamond" w:hAnsi="Garamond"/>
-          <w:b/>
-          <w:bCs/>
-          <w:sz w:val="22"/>
-          <w:szCs w:val="22"/>
-        </w:rPr>
-      </w:pPr>
-    </w:p>
-    <w:p>
-      <w:pPr>
-        <w:rPr>
-          <w:rFonts w:ascii="Garamond" w:hAnsi="Garamond"/>
-          <w:b/>
-          <w:bCs/>
-          <w:sz w:val="22"/>
-          <w:szCs w:val="22"/>
-        </w:rPr>
-      </w:pPr>
-    </w:p>
-    <w:p>
-      <w:pPr>
-        <w:rPr>
-          <w:rFonts w:ascii="Garamond" w:hAnsi="Garamond"/>
-          <w:b/>
-          <w:bCs/>
-          <w:sz w:val="22"/>
-          <w:szCs w:val="22"/>
-        </w:rPr>
-      </w:pPr>
-    </w:p>
-    <w:p>
-      <w:pPr>
-        <w:rPr>
-          <w:rFonts w:ascii="Garamond" w:hAnsi="Garamond"/>
-          <w:b/>
-          <w:bCs/>
-          <w:sz w:val="22"/>
-          <w:szCs w:val="22"/>
-        </w:rPr>
-      </w:pPr>
-    </w:p>
-    <w:p>
-      <w:pPr>
-        <w:rPr>
-          <w:rFonts w:ascii="Garamond" w:hAnsi="Garamond"/>
-          <w:sz w:val="22"/>
-          <w:szCs w:val="22"/>
-        </w:rPr>
-      </w:pPr>
-      <w:r>
-        <w:rPr>
-          <w:rFonts w:ascii="Garamond" w:hAnsi="Garamond"/>
-          <w:b/>
-          <w:bCs/>
-          <w:sz w:val="22"/>
-          <w:szCs w:val="22"/>
-        </w:rPr>
         <w:t>Figure 3</w:t>
       </w:r>
       <w:r>
@@ -661,7 +512,6 @@
           <w:sz w:val="16"/>
           <w:szCs w:val="16"/>
         </w:rPr>
-        <w:lastRenderedPageBreak/>
         <w:drawing>
           <wp:inline distT="0" distB="0" distL="0" distR="0" wp14:anchorId="7B64ADF7" wp14:editId="0ADAE1D4">
             <wp:extent cx="5502729" cy="6878412"/>
@@ -678,7 +528,7 @@
                     <pic:cNvPicPr/>
                   </pic:nvPicPr>
                   <pic:blipFill>
-                    <a:blip r:embed="rId17" cstate="print">
+                    <a:blip r:embed="rId13" cstate="print">
                       <a:extLst>
                         <a:ext uri="{28A0092B-C50C-407E-A947-70E740481C1C}">
                           <a14:useLocalDpi xmlns:a14="http://schemas.microsoft.com/office/drawing/2010/main" val="0"/>
@@ -746,7 +596,7 @@
                     <pic:cNvPicPr/>
                   </pic:nvPicPr>
                   <pic:blipFill>
-                    <a:blip r:embed="rId18" cstate="print">
+                    <a:blip r:embed="rId14" cstate="print">
                       <a:extLst>
                         <a:ext uri="{28A0092B-C50C-407E-A947-70E740481C1C}">
                           <a14:useLocalDpi xmlns:a14="http://schemas.microsoft.com/office/drawing/2010/main" val="0"/>
@@ -805,7 +655,25 @@
           <w:sz w:val="22"/>
           <w:szCs w:val="22"/>
         </w:rPr>
-        <w:t xml:space="preserve">Range and mean number of days from the beginning fo the run to 50% of total returns by stock. The width of the bar represents the range of values, whereas the black vertical line represents the mean. Bars are colored by their watershed position, with upstream stocks in Red and downstream stocks in blue. </w:t>
+        <w:t xml:space="preserve">Range and mean number of days from the beginning </w:t>
+      </w:r>
+      <w:proofErr w:type="spellStart"/>
+      <w:r>
+        <w:rPr>
+          <w:rFonts w:ascii="Garamond" w:hAnsi="Garamond"/>
+          <w:sz w:val="22"/>
+          <w:szCs w:val="22"/>
+        </w:rPr>
+        <w:t>fo</w:t>
+      </w:r>
+      <w:proofErr w:type="spellEnd"/>
+      <w:r>
+        <w:rPr>
+          <w:rFonts w:ascii="Garamond" w:hAnsi="Garamond"/>
+          <w:sz w:val="22"/>
+          <w:szCs w:val="22"/>
+        </w:rPr>
+        <w:t xml:space="preserve"> the run to 50% of total returns by stock. The width of the bar represents the range of values, whereas the black vertical line represents the mean. Bars are colored by their watershed position, with upstream stocks in Red and downstream stocks in blue. </w:t>
       </w:r>
     </w:p>
     <w:p/>
@@ -832,7 +700,7 @@
                     <pic:cNvPicPr/>
                   </pic:nvPicPr>
                   <pic:blipFill rotWithShape="1">
-                    <a:blip r:embed="rId19" cstate="print">
+                    <a:blip r:embed="rId15" cstate="print">
                       <a:extLst>
                         <a:ext uri="{28A0092B-C50C-407E-A947-70E740481C1C}">
                           <a14:useLocalDpi xmlns:a14="http://schemas.microsoft.com/office/drawing/2010/main" val="0"/>

--- a/Docs/Figures_RunTimingManuscript.docx
+++ b/Docs/Figures_RunTimingManuscript.docx
@@ -169,139 +169,11 @@
     <w:p/>
     <w:p>
       <w:pPr>
+        <w:tabs>
+          <w:tab w:val="left" w:pos="2621"/>
+        </w:tabs>
         <w:rPr>
           <w:noProof/>
-        </w:rPr>
-      </w:pPr>
-    </w:p>
-    <w:p/>
-    <w:p>
-      <w:pPr>
-        <w:rPr>
-          <w:rFonts w:ascii="Garamond" w:hAnsi="Garamond"/>
-          <w:b/>
-          <w:bCs/>
-          <w:sz w:val="22"/>
-          <w:szCs w:val="22"/>
-        </w:rPr>
-      </w:pPr>
-    </w:p>
-    <w:p>
-      <w:pPr>
-        <w:rPr>
-          <w:rFonts w:ascii="Garamond" w:hAnsi="Garamond"/>
-          <w:sz w:val="22"/>
-          <w:szCs w:val="22"/>
-        </w:rPr>
-      </w:pPr>
-    </w:p>
-    <w:p>
-      <w:pPr>
-        <w:rPr>
-          <w:rFonts w:ascii="Garamond" w:hAnsi="Garamond"/>
-          <w:sz w:val="22"/>
-          <w:szCs w:val="22"/>
-        </w:rPr>
-      </w:pPr>
-    </w:p>
-    <w:p>
-      <w:pPr>
-        <w:rPr>
-          <w:rFonts w:ascii="Garamond" w:hAnsi="Garamond"/>
-          <w:sz w:val="22"/>
-          <w:szCs w:val="22"/>
-        </w:rPr>
-      </w:pPr>
-    </w:p>
-    <w:p>
-      <w:pPr>
-        <w:rPr>
-          <w:rFonts w:ascii="Garamond" w:hAnsi="Garamond"/>
-          <w:sz w:val="22"/>
-          <w:szCs w:val="22"/>
-        </w:rPr>
-      </w:pPr>
-    </w:p>
-    <w:p>
-      <w:pPr>
-        <w:rPr>
-          <w:rFonts w:ascii="Garamond" w:hAnsi="Garamond"/>
-          <w:sz w:val="22"/>
-          <w:szCs w:val="22"/>
-        </w:rPr>
-      </w:pPr>
-    </w:p>
-    <w:p>
-      <w:pPr>
-        <w:rPr>
-          <w:rFonts w:ascii="Garamond" w:hAnsi="Garamond"/>
-          <w:sz w:val="22"/>
-          <w:szCs w:val="22"/>
-        </w:rPr>
-      </w:pPr>
-    </w:p>
-    <w:p>
-      <w:pPr>
-        <w:rPr>
-          <w:rFonts w:ascii="Garamond" w:hAnsi="Garamond"/>
-          <w:sz w:val="22"/>
-          <w:szCs w:val="22"/>
-        </w:rPr>
-      </w:pPr>
-    </w:p>
-    <w:p>
-      <w:pPr>
-        <w:rPr>
-          <w:rFonts w:ascii="Garamond" w:hAnsi="Garamond"/>
-          <w:sz w:val="22"/>
-          <w:szCs w:val="22"/>
-        </w:rPr>
-      </w:pPr>
-    </w:p>
-    <w:p>
-      <w:pPr>
-        <w:rPr>
-          <w:rFonts w:ascii="Garamond" w:hAnsi="Garamond"/>
-          <w:sz w:val="22"/>
-          <w:szCs w:val="22"/>
-        </w:rPr>
-      </w:pPr>
-    </w:p>
-    <w:p>
-      <w:pPr>
-        <w:rPr>
-          <w:rFonts w:ascii="Garamond" w:hAnsi="Garamond"/>
-          <w:sz w:val="22"/>
-          <w:szCs w:val="22"/>
-        </w:rPr>
-      </w:pPr>
-    </w:p>
-    <w:p>
-      <w:pPr>
-        <w:rPr>
-          <w:rFonts w:ascii="Garamond" w:hAnsi="Garamond"/>
-          <w:sz w:val="22"/>
-          <w:szCs w:val="22"/>
-        </w:rPr>
-      </w:pPr>
-    </w:p>
-    <w:p>
-      <w:pPr>
-        <w:rPr>
-          <w:rFonts w:ascii="Garamond" w:hAnsi="Garamond"/>
-          <w:sz w:val="22"/>
-          <w:szCs w:val="22"/>
-        </w:rPr>
-      </w:pPr>
-    </w:p>
-    <w:p>
-      <w:pPr>
-        <w:rPr>
-          <w:rFonts w:ascii="Garamond" w:hAnsi="Garamond"/>
-          <w:b/>
-          <w:bCs/>
-          <w:sz w:val="22"/>
-          <w:szCs w:val="22"/>
         </w:rPr>
       </w:pPr>
     </w:p>
@@ -316,69 +188,8 @@
       </w:pPr>
       <w:r>
         <w:rPr>
-          <w:rFonts w:ascii="Garamond" w:hAnsi="Garamond"/>
-          <w:b/>
-          <w:bCs/>
-          <w:sz w:val="22"/>
-          <w:szCs w:val="22"/>
-        </w:rPr>
-        <w:tab/>
-      </w:r>
-    </w:p>
-    <w:p>
-      <w:pPr>
-        <w:tabs>
-          <w:tab w:val="left" w:pos="2621"/>
-        </w:tabs>
-        <w:rPr>
           <w:noProof/>
         </w:rPr>
-      </w:pPr>
-    </w:p>
-    <w:p>
-      <w:pPr>
-        <w:tabs>
-          <w:tab w:val="left" w:pos="2621"/>
-        </w:tabs>
-        <w:rPr>
-          <w:noProof/>
-        </w:rPr>
-      </w:pPr>
-    </w:p>
-    <w:p>
-      <w:pPr>
-        <w:tabs>
-          <w:tab w:val="left" w:pos="2621"/>
-        </w:tabs>
-        <w:rPr>
-          <w:noProof/>
-        </w:rPr>
-      </w:pPr>
-    </w:p>
-    <w:p>
-      <w:pPr>
-        <w:tabs>
-          <w:tab w:val="left" w:pos="2621"/>
-        </w:tabs>
-        <w:rPr>
-          <w:noProof/>
-        </w:rPr>
-      </w:pPr>
-    </w:p>
-    <w:p>
-      <w:pPr>
-        <w:tabs>
-          <w:tab w:val="left" w:pos="2621"/>
-        </w:tabs>
-        <w:rPr>
-          <w:noProof/>
-        </w:rPr>
-      </w:pPr>
-      <w:r>
-        <w:rPr>
-          <w:noProof/>
-        </w:rPr>
-        <w:lastRenderedPageBreak/>
         <w:drawing>
           <wp:inline distT="0" distB="0" distL="0" distR="0" wp14:anchorId="34888FD1" wp14:editId="1D461E74">
             <wp:extent cx="6288103" cy="2955139"/>
@@ -479,10 +290,9 @@
     <w:p/>
     <w:p/>
     <w:p/>
-    <w:p/>
-    <w:p/>
     <w:p>
       <w:r>
+        <w:lastRenderedPageBreak/>
         <w:t xml:space="preserve">Figure 4: </w:t>
       </w:r>
       <w:commentRangeStart w:id="0"/>
@@ -575,15 +385,22 @@
       </w:r>
     </w:p>
     <w:p>
+      <w:pPr>
+        <w:rPr>
+          <w:noProof/>
+        </w:rPr>
+      </w:pPr>
+    </w:p>
+    <w:p>
       <w:r>
         <w:rPr>
           <w:noProof/>
         </w:rPr>
         <w:lastRenderedPageBreak/>
         <w:drawing>
-          <wp:inline distT="0" distB="0" distL="0" distR="0" wp14:anchorId="31CF7FF1" wp14:editId="66B67B0E">
-            <wp:extent cx="6743826" cy="4495884"/>
-            <wp:effectExtent l="0" t="0" r="0" b="0"/>
+          <wp:inline distT="0" distB="0" distL="0" distR="0" wp14:anchorId="31CF7FF1" wp14:editId="0A2E1166">
+            <wp:extent cx="6395076" cy="3934391"/>
+            <wp:effectExtent l="0" t="0" r="6350" b="9525"/>
             <wp:docPr id="814574038" name="Picture 3"/>
             <wp:cNvGraphicFramePr>
               <a:graphicFrameLocks xmlns:a="http://schemas.openxmlformats.org/drawingml/2006/main" noChangeAspect="1"/>
@@ -595,7 +412,7 @@
                     <pic:cNvPr id="814574038" name="Picture 814574038"/>
                     <pic:cNvPicPr/>
                   </pic:nvPicPr>
-                  <pic:blipFill>
+                  <pic:blipFill rotWithShape="1">
                     <a:blip r:embed="rId14" cstate="print">
                       <a:extLst>
                         <a:ext uri="{28A0092B-C50C-407E-A947-70E740481C1C}">
@@ -603,18 +420,27 @@
                         </a:ext>
                       </a:extLst>
                     </a:blip>
+                    <a:srcRect l="5154" t="6444" b="6029"/>
                     <a:stretch>
                       <a:fillRect/>
                     </a:stretch>
                   </pic:blipFill>
-                  <pic:spPr>
+                  <pic:spPr bwMode="auto">
                     <a:xfrm>
                       <a:off x="0" y="0"/>
-                      <a:ext cx="6800595" cy="4533730"/>
+                      <a:ext cx="6450108" cy="3968248"/>
                     </a:xfrm>
                     <a:prstGeom prst="rect">
                       <a:avLst/>
                     </a:prstGeom>
+                    <a:ln>
+                      <a:noFill/>
+                    </a:ln>
+                    <a:extLst>
+                      <a:ext uri="{53640926-AAD7-44D8-BBD7-CCE9431645EC}">
+                        <a14:shadowObscured xmlns:a14="http://schemas.microsoft.com/office/drawing/2010/main"/>
+                      </a:ext>
+                    </a:extLst>
                   </pic:spPr>
                 </pic:pic>
               </a:graphicData>

--- a/Docs/Figures_RunTimingManuscript.docx
+++ b/Docs/Figures_RunTimingManuscript.docx
@@ -24,7 +24,7 @@
                     <pic:cNvPicPr/>
                   </pic:nvPicPr>
                   <pic:blipFill>
-                    <a:blip r:embed="rId6"/>
+                    <a:blip r:embed="rId7"/>
                     <a:stretch>
                       <a:fillRect/>
                     </a:stretch>
@@ -46,6 +46,13 @@
       </w:r>
     </w:p>
     <w:p>
+      <w:pPr>
+        <w:rPr>
+          <w:rFonts w:ascii="Garamond" w:hAnsi="Garamond"/>
+          <w:sz w:val="22"/>
+          <w:szCs w:val="22"/>
+        </w:rPr>
+      </w:pPr>
       <w:r>
         <w:rPr>
           <w:rFonts w:ascii="Garamond" w:hAnsi="Garamond"/>
@@ -81,10 +88,73 @@
           <w:sz w:val="22"/>
           <w:szCs w:val="22"/>
         </w:rPr>
-        <w:t xml:space="preserve"> of the Kuskokwim River basin (will insert bounding box coordinates) displaying the spatial variation in modeled Sr87/Sr86 ratios. Ratios range from .7042 to .7107, with a general trend towards more enriched values at the top of the watershed.</w:t>
-      </w:r>
-      <w:r>
+        <w:t xml:space="preserve"> of the Kuskokwim River basin displaying the spatial variation in modeled </w:t>
+      </w:r>
+      <w:r>
+        <w:rPr>
+          <w:rFonts w:ascii="Garamond" w:eastAsia="Times New Roman" w:hAnsi="Garamond" w:cs="Times New Roman"/>
+          <w:kern w:val="0"/>
+          <w14:ligatures w14:val="none"/>
+        </w:rPr>
+        <w:t>Sr</w:t>
+      </w:r>
+      <w:r>
+        <w:rPr>
+          <w:rFonts w:ascii="Garamond" w:eastAsia="Times New Roman" w:hAnsi="Garamond" w:cs="Times New Roman"/>
+          <w:kern w:val="0"/>
+          <w:vertAlign w:val="superscript"/>
+          <w14:ligatures w14:val="none"/>
+        </w:rPr>
+        <w:t>87</w:t>
+      </w:r>
+      <w:r>
+        <w:rPr>
+          <w:rFonts w:ascii="Garamond" w:eastAsia="Times New Roman" w:hAnsi="Garamond" w:cs="Times New Roman"/>
+          <w:kern w:val="0"/>
+          <w14:ligatures w14:val="none"/>
+        </w:rPr>
+        <w:t>/Sr</w:t>
+      </w:r>
+      <w:r>
+        <w:rPr>
+          <w:rFonts w:ascii="Garamond" w:eastAsia="Times New Roman" w:hAnsi="Garamond" w:cs="Times New Roman"/>
+          <w:kern w:val="0"/>
+          <w:vertAlign w:val="superscript"/>
+          <w14:ligatures w14:val="none"/>
+        </w:rPr>
+        <w:t>86</w:t>
+      </w:r>
+      <w:r>
+        <w:rPr>
+          <w:rFonts w:ascii="Garamond" w:eastAsia="Times New Roman" w:hAnsi="Garamond" w:cs="Times New Roman"/>
+          <w:kern w:val="0"/>
+          <w14:ligatures w14:val="none"/>
+        </w:rPr>
         <w:t xml:space="preserve"> </w:t>
+      </w:r>
+      <w:r>
+        <w:rPr>
+          <w:rFonts w:ascii="Garamond" w:hAnsi="Garamond"/>
+          <w:sz w:val="22"/>
+          <w:szCs w:val="22"/>
+        </w:rPr>
+        <w:t xml:space="preserve">ratios. </w:t>
+      </w:r>
+      <w:r>
+        <w:rPr>
+          <w:rFonts w:ascii="Garamond" w:hAnsi="Garamond"/>
+          <w:sz w:val="22"/>
+          <w:szCs w:val="22"/>
+        </w:rPr>
+        <w:t xml:space="preserve">Darker colors indicate lower relative isotope ratios whereas lighter colors indicate more enriched values. Isotope ratios across the basin range from </w:t>
+      </w:r>
+      <w:r>
+        <w:rPr>
+          <w:rFonts w:ascii="Garamond" w:hAnsi="Garamond"/>
+          <w:sz w:val="22"/>
+          <w:szCs w:val="22"/>
+        </w:rPr>
+        <w:t>.7042 to .7107, with a general trend towards more enriched values at the top of the watershed.</w:t>
       </w:r>
     </w:p>
     <w:p/>
@@ -116,7 +186,7 @@
                     <pic:cNvPicPr/>
                   </pic:nvPicPr>
                   <pic:blipFill>
-                    <a:blip r:embed="rId7"/>
+                    <a:blip r:embed="rId8"/>
                     <a:stretch>
                       <a:fillRect/>
                     </a:stretch>
@@ -155,7 +225,13 @@
         <w:rPr>
           <w:rFonts w:ascii="Garamond" w:hAnsi="Garamond"/>
         </w:rPr>
-        <w:t xml:space="preserve"> Tributaries included in each management unit, derived by selecting the upstream reaches of several identified rivers of management interest to the Alaska Department of Fish and Game. Several manually selected units were added to reach full coverage of the basin. </w:t>
+        <w:t xml:space="preserve"> Tributaries included in each management unit, derived by selecting the upstream reaches of several identified rivers of management interest </w:t>
+      </w:r>
+      <w:r>
+        <w:rPr>
+          <w:rFonts w:ascii="Garamond" w:hAnsi="Garamond"/>
+        </w:rPr>
+        <w:t xml:space="preserve">and manually selected units of similar size. </w:t>
       </w:r>
     </w:p>
     <w:p/>
@@ -190,8 +266,194 @@
         <w:rPr>
           <w:noProof/>
         </w:rPr>
+        <mc:AlternateContent>
+          <mc:Choice Requires="wps">
+            <w:drawing>
+              <wp:anchor distT="0" distB="0" distL="114300" distR="114300" simplePos="0" relativeHeight="251661312" behindDoc="0" locked="0" layoutInCell="1" allowOverlap="1" wp14:anchorId="74729EC9" wp14:editId="1FC1BB8E">
+                <wp:simplePos x="0" y="0"/>
+                <wp:positionH relativeFrom="column">
+                  <wp:posOffset>-506004</wp:posOffset>
+                </wp:positionH>
+                <wp:positionV relativeFrom="paragraph">
+                  <wp:posOffset>2517140</wp:posOffset>
+                </wp:positionV>
+                <wp:extent cx="555171" cy="440872"/>
+                <wp:effectExtent l="0" t="0" r="3810" b="3810"/>
+                <wp:wrapNone/>
+                <wp:docPr id="1224368575" name="Text Box 1"/>
+                <wp:cNvGraphicFramePr/>
+                <a:graphic xmlns:a="http://schemas.openxmlformats.org/drawingml/2006/main">
+                  <a:graphicData uri="http://schemas.microsoft.com/office/word/2010/wordprocessingShape">
+                    <wps:wsp>
+                      <wps:cNvSpPr txBox="1"/>
+                      <wps:spPr>
+                        <a:xfrm>
+                          <a:off x="0" y="0"/>
+                          <a:ext cx="555171" cy="440872"/>
+                        </a:xfrm>
+                        <a:prstGeom prst="rect">
+                          <a:avLst/>
+                        </a:prstGeom>
+                        <a:solidFill>
+                          <a:schemeClr val="lt1"/>
+                        </a:solidFill>
+                        <a:ln w="6350">
+                          <a:noFill/>
+                        </a:ln>
+                      </wps:spPr>
+                      <wps:txbx>
+                        <w:txbxContent>
+                          <w:p>
+                            <w:pPr>
+                              <w:pStyle w:val="ListParagraph"/>
+                              <w:numPr>
+                                <w:ilvl w:val="0"/>
+                                <w:numId w:val="1"/>
+                              </w:numPr>
+                            </w:pPr>
+                          </w:p>
+                        </w:txbxContent>
+                      </wps:txbx>
+                      <wps:bodyPr rot="0" spcFirstLastPara="0" vertOverflow="overflow" horzOverflow="overflow" vert="horz" wrap="square" lIns="91440" tIns="45720" rIns="91440" bIns="45720" numCol="1" spcCol="0" rtlCol="0" fromWordArt="0" anchor="t" anchorCtr="0" forceAA="0" compatLnSpc="1">
+                        <a:prstTxWarp prst="textNoShape">
+                          <a:avLst/>
+                        </a:prstTxWarp>
+                        <a:noAutofit/>
+                      </wps:bodyPr>
+                    </wps:wsp>
+                  </a:graphicData>
+                </a:graphic>
+                <wp14:sizeRelH relativeFrom="margin">
+                  <wp14:pctWidth>0</wp14:pctWidth>
+                </wp14:sizeRelH>
+                <wp14:sizeRelV relativeFrom="margin">
+                  <wp14:pctHeight>0</wp14:pctHeight>
+                </wp14:sizeRelV>
+              </wp:anchor>
+            </w:drawing>
+          </mc:Choice>
+          <mc:Fallback>
+            <w:pict>
+              <v:shapetype w14:anchorId="74729EC9" id="_x0000_t202" coordsize="21600,21600" o:spt="202" path="m,l,21600r21600,l21600,xe">
+                <v:stroke joinstyle="miter"/>
+                <v:path gradientshapeok="t" o:connecttype="rect"/>
+              </v:shapetype>
+              <v:shape id="Text Box 1" o:spid="_x0000_s1026" type="#_x0000_t202" style="position:absolute;margin-left:-39.85pt;margin-top:198.2pt;width:43.7pt;height:34.7pt;z-index:251661312;visibility:visible;mso-wrap-style:square;mso-width-percent:0;mso-height-percent:0;mso-wrap-distance-left:9pt;mso-wrap-distance-top:0;mso-wrap-distance-right:9pt;mso-wrap-distance-bottom:0;mso-position-horizontal:absolute;mso-position-horizontal-relative:text;mso-position-vertical:absolute;mso-position-vertical-relative:text;mso-width-percent:0;mso-height-percent:0;mso-width-relative:margin;mso-height-relative:margin;v-text-anchor:top" o:gfxdata="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" fillcolor="white [3201]" stroked="f" strokeweight=".5pt">
+                <v:textbox>
+                  <w:txbxContent>
+                    <w:p>
+                      <w:pPr>
+                        <w:pStyle w:val="ListParagraph"/>
+                        <w:numPr>
+                          <w:ilvl w:val="0"/>
+                          <w:numId w:val="1"/>
+                        </w:numPr>
+                      </w:pPr>
+                    </w:p>
+                  </w:txbxContent>
+                </v:textbox>
+              </v:shape>
+            </w:pict>
+          </mc:Fallback>
+        </mc:AlternateContent>
+      </w:r>
+      <w:r>
+        <w:rPr>
+          <w:noProof/>
+        </w:rPr>
+        <mc:AlternateContent>
+          <mc:Choice Requires="wps">
+            <w:drawing>
+              <wp:anchor distT="0" distB="0" distL="114300" distR="114300" simplePos="0" relativeHeight="251659264" behindDoc="0" locked="0" layoutInCell="1" allowOverlap="1" wp14:anchorId="2A3EF166" wp14:editId="7B2BBFD1">
+                <wp:simplePos x="0" y="0"/>
+                <wp:positionH relativeFrom="column">
+                  <wp:posOffset>-465183</wp:posOffset>
+                </wp:positionH>
+                <wp:positionV relativeFrom="paragraph">
+                  <wp:posOffset>1127760</wp:posOffset>
+                </wp:positionV>
+                <wp:extent cx="555171" cy="440872"/>
+                <wp:effectExtent l="0" t="0" r="3810" b="3810"/>
+                <wp:wrapNone/>
+                <wp:docPr id="249703434" name="Text Box 1"/>
+                <wp:cNvGraphicFramePr/>
+                <a:graphic xmlns:a="http://schemas.openxmlformats.org/drawingml/2006/main">
+                  <a:graphicData uri="http://schemas.microsoft.com/office/word/2010/wordprocessingShape">
+                    <wps:wsp>
+                      <wps:cNvSpPr txBox="1"/>
+                      <wps:spPr>
+                        <a:xfrm>
+                          <a:off x="0" y="0"/>
+                          <a:ext cx="555171" cy="440872"/>
+                        </a:xfrm>
+                        <a:prstGeom prst="rect">
+                          <a:avLst/>
+                        </a:prstGeom>
+                        <a:solidFill>
+                          <a:schemeClr val="lt1"/>
+                        </a:solidFill>
+                        <a:ln w="6350">
+                          <a:noFill/>
+                        </a:ln>
+                      </wps:spPr>
+                      <wps:txbx>
+                        <w:txbxContent>
+                          <w:p>
+                            <w:pPr>
+                              <w:pStyle w:val="ListParagraph"/>
+                              <w:numPr>
+                                <w:ilvl w:val="0"/>
+                                <w:numId w:val="1"/>
+                              </w:numPr>
+                            </w:pPr>
+                          </w:p>
+                        </w:txbxContent>
+                      </wps:txbx>
+                      <wps:bodyPr rot="0" spcFirstLastPara="0" vertOverflow="overflow" horzOverflow="overflow" vert="horz" wrap="square" lIns="91440" tIns="45720" rIns="91440" bIns="45720" numCol="1" spcCol="0" rtlCol="0" fromWordArt="0" anchor="t" anchorCtr="0" forceAA="0" compatLnSpc="1">
+                        <a:prstTxWarp prst="textNoShape">
+                          <a:avLst/>
+                        </a:prstTxWarp>
+                        <a:noAutofit/>
+                      </wps:bodyPr>
+                    </wps:wsp>
+                  </a:graphicData>
+                </a:graphic>
+                <wp14:sizeRelH relativeFrom="margin">
+                  <wp14:pctWidth>0</wp14:pctWidth>
+                </wp14:sizeRelH>
+                <wp14:sizeRelV relativeFrom="margin">
+                  <wp14:pctHeight>0</wp14:pctHeight>
+                </wp14:sizeRelV>
+              </wp:anchor>
+            </w:drawing>
+          </mc:Choice>
+          <mc:Fallback>
+            <w:pict>
+              <v:shape w14:anchorId="2A3EF166" id="_x0000_s1027" type="#_x0000_t202" style="position:absolute;margin-left:-36.65pt;margin-top:88.8pt;width:43.7pt;height:34.7pt;z-index:251659264;visibility:visible;mso-wrap-style:square;mso-width-percent:0;mso-height-percent:0;mso-wrap-distance-left:9pt;mso-wrap-distance-top:0;mso-wrap-distance-right:9pt;mso-wrap-distance-bottom:0;mso-position-horizontal:absolute;mso-position-horizontal-relative:text;mso-position-vertical:absolute;mso-position-vertical-relative:text;mso-width-percent:0;mso-height-percent:0;mso-width-relative:margin;mso-height-relative:margin;v-text-anchor:top" o:gfxdata="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" fillcolor="white [3201]" stroked="f" strokeweight=".5pt">
+                <v:textbox>
+                  <w:txbxContent>
+                    <w:p>
+                      <w:pPr>
+                        <w:pStyle w:val="ListParagraph"/>
+                        <w:numPr>
+                          <w:ilvl w:val="0"/>
+                          <w:numId w:val="1"/>
+                        </w:numPr>
+                      </w:pPr>
+                    </w:p>
+                  </w:txbxContent>
+                </v:textbox>
+              </v:shape>
+            </w:pict>
+          </mc:Fallback>
+        </mc:AlternateContent>
+      </w:r>
+      <w:r>
+        <w:rPr>
+          <w:noProof/>
+        </w:rPr>
         <w:drawing>
-          <wp:inline distT="0" distB="0" distL="0" distR="0" wp14:anchorId="34888FD1" wp14:editId="1D461E74">
+          <wp:inline distT="0" distB="0" distL="0" distR="0" wp14:anchorId="34888FD1" wp14:editId="378C0AA0">
             <wp:extent cx="6288103" cy="2955139"/>
             <wp:effectExtent l="0" t="0" r="0" b="0"/>
             <wp:docPr id="739570781" name="Picture 2"/>
@@ -208,7 +470,7 @@
                     </pic:cNvPicPr>
                   </pic:nvPicPr>
                   <pic:blipFill rotWithShape="1">
-                    <a:blip r:embed="rId8" cstate="print">
+                    <a:blip r:embed="rId9" cstate="print">
                       <a:extLst>
                         <a:ext uri="{28A0092B-C50C-407E-A947-70E740481C1C}">
                           <a14:useLocalDpi xmlns:a14="http://schemas.microsoft.com/office/drawing/2010/main" val="0"/>
@@ -244,12 +506,7 @@
           </wp:inline>
         </w:drawing>
       </w:r>
-    </w:p>
-    <w:p>
-      <w:pPr>
-        <w:tabs>
-          <w:tab w:val="left" w:pos="2621"/>
-        </w:tabs>
+      <w:r>
         <w:rPr>
           <w:rFonts w:ascii="Garamond" w:hAnsi="Garamond"/>
           <w:b/>
@@ -257,15 +514,6 @@
           <w:sz w:val="22"/>
           <w:szCs w:val="22"/>
         </w:rPr>
-      </w:pPr>
-      <w:r>
-        <w:rPr>
-          <w:rFonts w:ascii="Garamond" w:hAnsi="Garamond"/>
-          <w:b/>
-          <w:bCs/>
-          <w:sz w:val="22"/>
-          <w:szCs w:val="22"/>
-        </w:rPr>
         <w:t>Figure 3</w:t>
       </w:r>
       <w:r>
@@ -274,7 +522,39 @@
           <w:sz w:val="22"/>
           <w:szCs w:val="22"/>
         </w:rPr>
-        <w:t xml:space="preserve">: a) Mean contribution of management units for each seasonal quartile of the salmon run. Tributaries with darker colors (closer to red) indicate relatively higher mean proportional contribution to quartile returns. B) boxplots illustrating the range in mean values across all years of the dataset. </w:t>
+        <w:t xml:space="preserve">: </w:t>
+      </w:r>
+      <w:r>
+        <w:rPr>
+          <w:rFonts w:ascii="Garamond" w:hAnsi="Garamond"/>
+          <w:sz w:val="22"/>
+          <w:szCs w:val="22"/>
+        </w:rPr>
+        <w:t>A</w:t>
+      </w:r>
+      <w:r>
+        <w:rPr>
+          <w:rFonts w:ascii="Garamond" w:hAnsi="Garamond"/>
+          <w:sz w:val="22"/>
+          <w:szCs w:val="22"/>
+        </w:rPr>
+        <w:t>) Mean contribution of management units for each seasonal quartile of the salmon run. Tributaries with darker colors (closer to red) indicate relatively higher mean proportional contribution to quartile returns. B) boxplots illustrat</w:t>
+      </w:r>
+      <w:r>
+        <w:rPr>
+          <w:rFonts w:ascii="Garamond" w:hAnsi="Garamond"/>
+          <w:sz w:val="22"/>
+          <w:szCs w:val="22"/>
+        </w:rPr>
+        <w:t>e</w:t>
+      </w:r>
+      <w:r>
+        <w:rPr>
+          <w:rFonts w:ascii="Garamond" w:hAnsi="Garamond"/>
+          <w:sz w:val="22"/>
+          <w:szCs w:val="22"/>
+        </w:rPr>
+        <w:t xml:space="preserve"> the range in mean values across all years of the dataset. </w:t>
       </w:r>
     </w:p>
     <w:p/>
@@ -338,7 +618,7 @@
                     <pic:cNvPicPr/>
                   </pic:nvPicPr>
                   <pic:blipFill>
-                    <a:blip r:embed="rId13" cstate="print">
+                    <a:blip r:embed="rId14" cstate="print">
                       <a:extLst>
                         <a:ext uri="{28A0092B-C50C-407E-A947-70E740481C1C}">
                           <a14:useLocalDpi xmlns:a14="http://schemas.microsoft.com/office/drawing/2010/main" val="0"/>
@@ -413,7 +693,7 @@
                     <pic:cNvPicPr/>
                   </pic:nvPicPr>
                   <pic:blipFill rotWithShape="1">
-                    <a:blip r:embed="rId14" cstate="print">
+                    <a:blip r:embed="rId15" cstate="print">
                       <a:extLst>
                         <a:ext uri="{28A0092B-C50C-407E-A947-70E740481C1C}">
                           <a14:useLocalDpi xmlns:a14="http://schemas.microsoft.com/office/drawing/2010/main" val="0"/>
@@ -483,23 +763,61 @@
         </w:rPr>
         <w:t xml:space="preserve">Range and mean number of days from the beginning </w:t>
       </w:r>
-      <w:proofErr w:type="spellStart"/>
-      <w:r>
-        <w:rPr>
-          <w:rFonts w:ascii="Garamond" w:hAnsi="Garamond"/>
-          <w:sz w:val="22"/>
-          <w:szCs w:val="22"/>
-        </w:rPr>
-        <w:t>fo</w:t>
-      </w:r>
-      <w:proofErr w:type="spellEnd"/>
-      <w:r>
-        <w:rPr>
-          <w:rFonts w:ascii="Garamond" w:hAnsi="Garamond"/>
-          <w:sz w:val="22"/>
-          <w:szCs w:val="22"/>
-        </w:rPr>
-        <w:t xml:space="preserve"> the run to 50% of total returns by stock. The width of the bar represents the range of values, whereas the black vertical line represents the mean. Bars are colored by their watershed position, with upstream stocks in Red and downstream stocks in blue. </w:t>
+      <w:r>
+        <w:rPr>
+          <w:rFonts w:ascii="Garamond" w:hAnsi="Garamond"/>
+          <w:sz w:val="22"/>
+          <w:szCs w:val="22"/>
+        </w:rPr>
+        <w:t>of</w:t>
+      </w:r>
+      <w:r>
+        <w:rPr>
+          <w:rFonts w:ascii="Garamond" w:hAnsi="Garamond"/>
+          <w:sz w:val="22"/>
+          <w:szCs w:val="22"/>
+        </w:rPr>
+        <w:t xml:space="preserve"> the run to 50% of total returns by stock. The width of the bar represents the range of </w:t>
+      </w:r>
+      <w:r>
+        <w:rPr>
+          <w:rFonts w:ascii="Garamond" w:hAnsi="Garamond"/>
+          <w:sz w:val="22"/>
+          <w:szCs w:val="22"/>
+        </w:rPr>
+        <w:t>values,</w:t>
+      </w:r>
+      <w:r>
+        <w:rPr>
+          <w:rFonts w:ascii="Garamond" w:hAnsi="Garamond"/>
+          <w:sz w:val="22"/>
+          <w:szCs w:val="22"/>
+        </w:rPr>
+        <w:t xml:space="preserve"> and</w:t>
+      </w:r>
+      <w:r>
+        <w:rPr>
+          <w:rFonts w:ascii="Garamond" w:hAnsi="Garamond"/>
+          <w:sz w:val="22"/>
+          <w:szCs w:val="22"/>
+        </w:rPr>
+        <w:t xml:space="preserve"> the black vertical line represents the mean. Bars are colored by their watershed position, with upstream stocks in </w:t>
+      </w:r>
+      <w:r>
+        <w:rPr>
+          <w:rFonts w:ascii="Garamond" w:hAnsi="Garamond"/>
+          <w:sz w:val="22"/>
+          <w:szCs w:val="22"/>
+        </w:rPr>
+        <w:t>r</w:t>
+      </w:r>
+      <w:r>
+        <w:rPr>
+          <w:rFonts w:ascii="Garamond" w:hAnsi="Garamond"/>
+          <w:sz w:val="22"/>
+          <w:szCs w:val="22"/>
+        </w:rPr>
+        <w:t xml:space="preserve">ed and downstream stocks in blue. </w:t>
       </w:r>
     </w:p>
     <w:p/>
@@ -526,7 +844,7 @@
                     <pic:cNvPicPr/>
                   </pic:nvPicPr>
                   <pic:blipFill rotWithShape="1">
-                    <a:blip r:embed="rId15" cstate="print">
+                    <a:blip r:embed="rId16" cstate="print">
                       <a:extLst>
                         <a:ext uri="{28A0092B-C50C-407E-A947-70E740481C1C}">
                           <a14:useLocalDpi xmlns:a14="http://schemas.microsoft.com/office/drawing/2010/main" val="0"/>
@@ -593,7 +911,31 @@
           <w:sz w:val="22"/>
           <w:szCs w:val="22"/>
         </w:rPr>
-        <w:t xml:space="preserve">. White circles indicate the mean, whereas violin plots illustrate the range of values across all years by stock. </w:t>
+        <w:t>. White circles indicate the mean</w:t>
+      </w:r>
+      <w:r>
+        <w:rPr>
+          <w:rFonts w:ascii="Garamond" w:hAnsi="Garamond"/>
+          <w:sz w:val="22"/>
+          <w:szCs w:val="22"/>
+        </w:rPr>
+        <w:t>. Violin plots illustrate the</w:t>
+      </w:r>
+      <w:r>
+        <w:rPr>
+          <w:rFonts w:ascii="Garamond" w:hAnsi="Garamond"/>
+          <w:sz w:val="22"/>
+          <w:szCs w:val="22"/>
+        </w:rPr>
+        <w:t xml:space="preserve"> range of values across all years by stock.</w:t>
+      </w:r>
+      <w:r>
+        <w:rPr>
+          <w:rFonts w:ascii="Garamond" w:hAnsi="Garamond"/>
+          <w:sz w:val="22"/>
+          <w:szCs w:val="22"/>
+        </w:rPr>
+        <w:t xml:space="preserve"> Watershed position is indicated by color with furthest upstream stocks in red and furthest downstream stocks in blue. </w:t>
       </w:r>
     </w:p>
     <w:p/>
@@ -694,6 +1036,103 @@
     </w:p>
   </w:footnote>
 </w:footnotes>
+</file>
+
+<file path=word/numbering.xml><?xml version="1.0" encoding="utf-8"?>
+<w:numbering xmlns:wpc="http://schemas.microsoft.com/office/word/2010/wordprocessingCanvas" xmlns:cx="http://schemas.microsoft.com/office/drawing/2014/chartex" xmlns:cx1="http://schemas.microsoft.com/office/drawing/2015/9/8/chartex" xmlns:cx2="http://schemas.microsoft.com/office/drawing/2015/10/21/chartex" xmlns:cx3="http://schemas.microsoft.com/office/drawing/2016/5/9/chartex" xmlns:cx4="http://schemas.microsoft.com/office/drawing/2016/5/10/chartex" xmlns:cx5="http://schemas.microsoft.com/office/drawing/2016/5/11/chartex" xmlns:cx6="http://schemas.microsoft.com/office/drawing/2016/5/12/chartex" xmlns:cx7="http://schemas.microsoft.com/office/drawing/2016/5/13/chartex" xmlns:cx8="http://schemas.microsoft.com/office/drawing/2016/5/14/chartex" xmlns:mc="http://schemas.openxmlformats.org/markup-compatibility/2006" xmlns:aink="http://schemas.microsoft.com/office/drawing/2016/ink" xmlns:am3d="http://schemas.microsoft.com/office/drawing/2017/model3d" xmlns:o="urn:schemas-microsoft-com:office:office" xmlns:oel="http://schemas.microsoft.com/office/2019/extlst" xmlns:r="http://schemas.openxmlformats.org/officeDocument/2006/relationships" xmlns:m="http://schemas.openxmlformats.org/officeDocument/2006/math" xmlns:v="urn:schemas-microsoft-com:vml" xmlns:wp14="http://schemas.microsoft.com/office/word/2010/wordprocessingDrawing" xmlns:wp="http://schemas.openxmlformats.org/drawingml/2006/wordprocessingDrawing" xmlns:w10="urn:schemas-microsoft-com:office:word" xmlns:w="http://schemas.openxmlformats.org/wordprocessingml/2006/main" xmlns:w14="http://schemas.microsoft.com/office/word/2010/wordml" xmlns:w15="http://schemas.microsoft.com/office/word/2012/wordml" xmlns:w16cex="http://schemas.microsoft.com/office/word/2018/wordml/cex" xmlns:w16cid="http://schemas.microsoft.com/office/word/2016/wordml/cid" xmlns:w16="http://schemas.microsoft.com/office/word/2018/wordml" xmlns:w16du="http://schemas.microsoft.com/office/word/2023/wordml/word16du" xmlns:w16sdtdh="http://schemas.microsoft.com/office/word/2020/wordml/sdtdatahash" xmlns:w16sdtfl="http://schemas.microsoft.com/office/word/2024/wordml/sdtformatlock" xmlns:w16se="http://schemas.microsoft.com/office/word/2015/wordml/symex" xmlns:wpg="http://schemas.microsoft.com/office/word/2010/wordprocessingGroup" xmlns:wpi="http://schemas.microsoft.com/office/word/2010/wordprocessingInk" xmlns:wne="http://schemas.microsoft.com/office/word/2006/wordml" xmlns:wps="http://schemas.microsoft.com/office/word/2010/wordprocessingShape" mc:Ignorable="w14 w15 w16se w16cid w16 w16cex w16sdtdh w16sdtfl w16du wp14">
+  <w:abstractNum w:abstractNumId="0" w15:restartNumberingAfterBreak="0">
+    <w:nsid w:val="706534EE"/>
+    <w:multiLevelType w:val="hybridMultilevel"/>
+    <w:tmpl w:val="FF7A8C1A"/>
+    <w:lvl w:ilvl="0" w:tplc="04090015">
+      <w:start w:val="1"/>
+      <w:numFmt w:val="upperLetter"/>
+      <w:lvlText w:val="%1."/>
+      <w:lvlJc w:val="left"/>
+      <w:pPr>
+        <w:ind w:left="720" w:hanging="360"/>
+      </w:pPr>
+      <w:rPr>
+        <w:rFonts w:hint="default"/>
+      </w:rPr>
+    </w:lvl>
+    <w:lvl w:ilvl="1" w:tplc="04090019" w:tentative="1">
+      <w:start w:val="1"/>
+      <w:numFmt w:val="lowerLetter"/>
+      <w:lvlText w:val="%2."/>
+      <w:lvlJc w:val="left"/>
+      <w:pPr>
+        <w:ind w:left="1440" w:hanging="360"/>
+      </w:pPr>
+    </w:lvl>
+    <w:lvl w:ilvl="2" w:tplc="0409001B" w:tentative="1">
+      <w:start w:val="1"/>
+      <w:numFmt w:val="lowerRoman"/>
+      <w:lvlText w:val="%3."/>
+      <w:lvlJc w:val="right"/>
+      <w:pPr>
+        <w:ind w:left="2160" w:hanging="180"/>
+      </w:pPr>
+    </w:lvl>
+    <w:lvl w:ilvl="3" w:tplc="0409000F" w:tentative="1">
+      <w:start w:val="1"/>
+      <w:numFmt w:val="decimal"/>
+      <w:lvlText w:val="%4."/>
+      <w:lvlJc w:val="left"/>
+      <w:pPr>
+        <w:ind w:left="2880" w:hanging="360"/>
+      </w:pPr>
+    </w:lvl>
+    <w:lvl w:ilvl="4" w:tplc="04090019" w:tentative="1">
+      <w:start w:val="1"/>
+      <w:numFmt w:val="lowerLetter"/>
+      <w:lvlText w:val="%5."/>
+      <w:lvlJc w:val="left"/>
+      <w:pPr>
+        <w:ind w:left="3600" w:hanging="360"/>
+      </w:pPr>
+    </w:lvl>
+    <w:lvl w:ilvl="5" w:tplc="0409001B" w:tentative="1">
+      <w:start w:val="1"/>
+      <w:numFmt w:val="lowerRoman"/>
+      <w:lvlText w:val="%6."/>
+      <w:lvlJc w:val="right"/>
+      <w:pPr>
+        <w:ind w:left="4320" w:hanging="180"/>
+      </w:pPr>
+    </w:lvl>
+    <w:lvl w:ilvl="6" w:tplc="0409000F" w:tentative="1">
+      <w:start w:val="1"/>
+      <w:numFmt w:val="decimal"/>
+      <w:lvlText w:val="%7."/>
+      <w:lvlJc w:val="left"/>
+      <w:pPr>
+        <w:ind w:left="5040" w:hanging="360"/>
+      </w:pPr>
+    </w:lvl>
+    <w:lvl w:ilvl="7" w:tplc="04090019" w:tentative="1">
+      <w:start w:val="1"/>
+      <w:numFmt w:val="lowerLetter"/>
+      <w:lvlText w:val="%8."/>
+      <w:lvlJc w:val="left"/>
+      <w:pPr>
+        <w:ind w:left="5760" w:hanging="360"/>
+      </w:pPr>
+    </w:lvl>
+    <w:lvl w:ilvl="8" w:tplc="0409001B" w:tentative="1">
+      <w:start w:val="1"/>
+      <w:numFmt w:val="lowerRoman"/>
+      <w:lvlText w:val="%9."/>
+      <w:lvlJc w:val="right"/>
+      <w:pPr>
+        <w:ind w:left="6480" w:hanging="180"/>
+      </w:pPr>
+    </w:lvl>
+  </w:abstractNum>
+  <w:num w:numId="1" w16cid:durableId="141850711">
+    <w:abstractNumId w:val="0"/>
+  </w:num>
+</w:numbering>
 </file>
 
 <file path=word/people.xml><?xml version="1.0" encoding="utf-8"?>

--- a/Docs/Figures_RunTimingManuscript.docx
+++ b/Docs/Figures_RunTimingManuscript.docx
@@ -53,6 +53,7 @@
           <w:szCs w:val="22"/>
         </w:rPr>
       </w:pPr>
+      <w:commentRangeStart w:id="0"/>
       <w:r>
         <w:rPr>
           <w:rFonts w:ascii="Garamond" w:hAnsi="Garamond"/>
@@ -155,6 +156,13 @@
           <w:szCs w:val="22"/>
         </w:rPr>
         <w:t>.7042 to .7107, with a general trend towards more enriched values at the top of the watershed.</w:t>
+      </w:r>
+      <w:commentRangeEnd w:id="0"/>
+      <w:r>
+        <w:rPr>
+          <w:rStyle w:val="CommentReference"/>
+        </w:rPr>
+        <w:commentReference w:id="0"/>
       </w:r>
     </w:p>
     <w:p/>
@@ -186,7 +194,7 @@
                     <pic:cNvPicPr/>
                   </pic:nvPicPr>
                   <pic:blipFill>
-                    <a:blip r:embed="rId8"/>
+                    <a:blip r:embed="rId12"/>
                     <a:stretch>
                       <a:fillRect/>
                     </a:stretch>
@@ -213,6 +221,7 @@
           <w:rFonts w:ascii="Garamond" w:hAnsi="Garamond"/>
         </w:rPr>
       </w:pPr>
+      <w:commentRangeStart w:id="1"/>
       <w:r>
         <w:rPr>
           <w:rFonts w:ascii="Garamond" w:hAnsi="Garamond"/>
@@ -232,6 +241,13 @@
           <w:rFonts w:ascii="Garamond" w:hAnsi="Garamond"/>
         </w:rPr>
         <w:t xml:space="preserve">and manually selected units of similar size. </w:t>
+      </w:r>
+      <w:commentRangeEnd w:id="1"/>
+      <w:r>
+        <w:rPr>
+          <w:rStyle w:val="CommentReference"/>
+        </w:rPr>
+        <w:commentReference w:id="1"/>
       </w:r>
     </w:p>
     <w:p/>
@@ -453,7 +469,7 @@
           <w:noProof/>
         </w:rPr>
         <w:drawing>
-          <wp:inline distT="0" distB="0" distL="0" distR="0" wp14:anchorId="34888FD1" wp14:editId="378C0AA0">
+          <wp:inline distT="0" distB="0" distL="0" distR="0" wp14:anchorId="34888FD1" wp14:editId="3B3F3FAD">
             <wp:extent cx="6288103" cy="2955139"/>
             <wp:effectExtent l="0" t="0" r="0" b="0"/>
             <wp:docPr id="739570781" name="Picture 2"/>
@@ -470,7 +486,7 @@
                     </pic:cNvPicPr>
                   </pic:nvPicPr>
                   <pic:blipFill rotWithShape="1">
-                    <a:blip r:embed="rId9" cstate="print">
+                    <a:blip r:embed="rId13" cstate="print">
                       <a:extLst>
                         <a:ext uri="{28A0092B-C50C-407E-A947-70E740481C1C}">
                           <a14:useLocalDpi xmlns:a14="http://schemas.microsoft.com/office/drawing/2010/main" val="0"/>
@@ -575,16 +591,16 @@
         <w:lastRenderedPageBreak/>
         <w:t xml:space="preserve">Figure 4: </w:t>
       </w:r>
-      <w:commentRangeStart w:id="0"/>
+      <w:commentRangeStart w:id="2"/>
       <w:r>
         <w:t>Cumulative</w:t>
       </w:r>
-      <w:commentRangeEnd w:id="0"/>
+      <w:commentRangeEnd w:id="2"/>
       <w:r>
         <w:rPr>
           <w:rStyle w:val="CommentReference"/>
         </w:rPr>
-        <w:commentReference w:id="0"/>
+        <w:commentReference w:id="2"/>
       </w:r>
       <w:r>
         <w:t xml:space="preserve"> Distribution Plots </w:t>
@@ -888,13 +904,29 @@
           <w:szCs w:val="22"/>
         </w:rPr>
       </w:pPr>
-      <w:r>
-        <w:rPr>
-          <w:rFonts w:ascii="Garamond" w:hAnsi="Garamond"/>
-          <w:sz w:val="22"/>
-          <w:szCs w:val="22"/>
-        </w:rPr>
-        <w:t>Figure 6: The range of proportional protection offered by the front-end closure ending on June 11</w:t>
+      <w:commentRangeStart w:id="3"/>
+      <w:r>
+        <w:rPr>
+          <w:rFonts w:ascii="Garamond" w:hAnsi="Garamond"/>
+          <w:sz w:val="22"/>
+          <w:szCs w:val="22"/>
+        </w:rPr>
+        <w:t xml:space="preserve">Figure 6: </w:t>
+      </w:r>
+      <w:commentRangeEnd w:id="3"/>
+      <w:r>
+        <w:rPr>
+          <w:rStyle w:val="CommentReference"/>
+        </w:rPr>
+        <w:commentReference w:id="3"/>
+      </w:r>
+      <w:r>
+        <w:rPr>
+          <w:rFonts w:ascii="Garamond" w:hAnsi="Garamond"/>
+          <w:sz w:val="22"/>
+          <w:szCs w:val="22"/>
+        </w:rPr>
+        <w:t>The range of proportional protection offered by the front-end closure ending on June 11</w:t>
       </w:r>
       <w:r>
         <w:rPr>
@@ -951,7 +983,42 @@
 
 <file path=word/comments.xml><?xml version="1.0" encoding="utf-8"?>
 <w:comments xmlns:wpc="http://schemas.microsoft.com/office/word/2010/wordprocessingCanvas" xmlns:cx="http://schemas.microsoft.com/office/drawing/2014/chartex" xmlns:cx1="http://schemas.microsoft.com/office/drawing/2015/9/8/chartex" xmlns:cx2="http://schemas.microsoft.com/office/drawing/2015/10/21/chartex" xmlns:cx3="http://schemas.microsoft.com/office/drawing/2016/5/9/chartex" xmlns:cx4="http://schemas.microsoft.com/office/drawing/2016/5/10/chartex" xmlns:cx5="http://schemas.microsoft.com/office/drawing/2016/5/11/chartex" xmlns:cx6="http://schemas.microsoft.com/office/drawing/2016/5/12/chartex" xmlns:cx7="http://schemas.microsoft.com/office/drawing/2016/5/13/chartex" xmlns:cx8="http://schemas.microsoft.com/office/drawing/2016/5/14/chartex" xmlns:mc="http://schemas.openxmlformats.org/markup-compatibility/2006" xmlns:aink="http://schemas.microsoft.com/office/drawing/2016/ink" xmlns:am3d="http://schemas.microsoft.com/office/drawing/2017/model3d" xmlns:o="urn:schemas-microsoft-com:office:office" xmlns:oel="http://schemas.microsoft.com/office/2019/extlst" xmlns:r="http://schemas.openxmlformats.org/officeDocument/2006/relationships" xmlns:m="http://schemas.openxmlformats.org/officeDocument/2006/math" xmlns:v="urn:schemas-microsoft-com:vml" xmlns:wp14="http://schemas.microsoft.com/office/word/2010/wordprocessingDrawing" xmlns:wp="http://schemas.openxmlformats.org/drawingml/2006/wordprocessingDrawing" xmlns:w10="urn:schemas-microsoft-com:office:word" xmlns:w="http://schemas.openxmlformats.org/wordprocessingml/2006/main" xmlns:w14="http://schemas.microsoft.com/office/word/2010/wordml" xmlns:w15="http://schemas.microsoft.com/office/word/2012/wordml" xmlns:w16cex="http://schemas.microsoft.com/office/word/2018/wordml/cex" xmlns:w16cid="http://schemas.microsoft.com/office/word/2016/wordml/cid" xmlns:w16="http://schemas.microsoft.com/office/word/2018/wordml" xmlns:w16du="http://schemas.microsoft.com/office/word/2023/wordml/word16du" xmlns:w16sdtdh="http://schemas.microsoft.com/office/word/2020/wordml/sdtdatahash" xmlns:w16sdtfl="http://schemas.microsoft.com/office/word/2024/wordml/sdtformatlock" xmlns:w16se="http://schemas.microsoft.com/office/word/2015/wordml/symex" xmlns:wpg="http://schemas.microsoft.com/office/word/2010/wordprocessingGroup" xmlns:wpi="http://schemas.microsoft.com/office/word/2010/wordprocessingInk" xmlns:wne="http://schemas.microsoft.com/office/word/2006/wordml" xmlns:wps="http://schemas.microsoft.com/office/word/2010/wordprocessingShape" mc:Ignorable="w14 w15 w16se w16cid w16 w16cex w16sdtdh w16sdtfl w16du wp14">
-  <w:comment w:id="0" w:author="Daniel Schindler" w:date="2025-07-17T14:10:00Z" w:initials="DS">
+  <w:comment w:id="0" w:author="Cline, Timothy" w:date="2025-10-06T13:44:00Z" w:initials="TC">
+    <w:p>
+      <w:r>
+        <w:rPr>
+          <w:rStyle w:val="CommentReference"/>
+        </w:rPr>
+        <w:annotationRef/>
+      </w:r>
+      <w:r>
+        <w:rPr>
+          <w:color w:val="000000"/>
+          <w:sz w:val="20"/>
+          <w:szCs w:val="20"/>
+        </w:rPr>
+        <w:t>You use ‘lower’ and ‘enriched’. Would it be better to use ‘lower and higher’ or ‘depleted and enriched’ for consistency?</w:t>
+      </w:r>
+    </w:p>
+  </w:comment>
+  <w:comment w:id="1" w:author="Cline, Timothy" w:date="2025-10-08T10:27:00Z" w:initials="TC">
+    <w:p>
+      <w:r>
+        <w:rPr>
+          <w:rStyle w:val="CommentReference"/>
+        </w:rPr>
+        <w:annotationRef/>
+      </w:r>
+      <w:r>
+        <w:rPr>
+          <w:sz w:val="20"/>
+          <w:szCs w:val="20"/>
+        </w:rPr>
+        <w:t xml:space="preserve">A careful reviewer will ask how well you can assign fish to these individual managemnet units given overlap in water chemistry signals. We should probably have some sort of supporting figure showing isotopic distinction between them. </w:t>
+      </w:r>
+    </w:p>
+  </w:comment>
+  <w:comment w:id="2" w:author="Daniel Schindler" w:date="2025-07-17T14:10:00Z" w:initials="DS">
     <w:p>
       <w:pPr>
         <w:pStyle w:val="CommentText"/>
@@ -964,6 +1031,24 @@
       </w:r>
       <w:r>
         <w:t>Discussion point is that the effectiveness of the front end closure depends both on run timing but also run compression. Eg 2017 was late but extended. 2019 was early but compressed.</w:t>
+      </w:r>
+    </w:p>
+  </w:comment>
+  <w:comment w:id="3" w:author="Cline, Timothy" w:date="2025-10-06T13:52:00Z" w:initials="TC">
+    <w:p>
+      <w:r>
+        <w:rPr>
+          <w:rStyle w:val="CommentReference"/>
+        </w:rPr>
+        <w:annotationRef/>
+      </w:r>
+      <w:r>
+        <w:rPr>
+          <w:color w:val="000000"/>
+          <w:sz w:val="20"/>
+          <w:szCs w:val="20"/>
+        </w:rPr>
+        <w:t>hard to see the distribution ribbons with this much vertical compression. Not sure how important that info is.</w:t>
       </w:r>
     </w:p>
   </w:comment>
@@ -972,19 +1057,28 @@
 
 <file path=word/commentsExtended.xml><?xml version="1.0" encoding="utf-8"?>
 <w15:commentsEx xmlns:wpc="http://schemas.microsoft.com/office/word/2010/wordprocessingCanvas" xmlns:cx="http://schemas.microsoft.com/office/drawing/2014/chartex" xmlns:cx1="http://schemas.microsoft.com/office/drawing/2015/9/8/chartex" xmlns:cx2="http://schemas.microsoft.com/office/drawing/2015/10/21/chartex" xmlns:cx3="http://schemas.microsoft.com/office/drawing/2016/5/9/chartex" xmlns:cx4="http://schemas.microsoft.com/office/drawing/2016/5/10/chartex" xmlns:cx5="http://schemas.microsoft.com/office/drawing/2016/5/11/chartex" xmlns:cx6="http://schemas.microsoft.com/office/drawing/2016/5/12/chartex" xmlns:cx7="http://schemas.microsoft.com/office/drawing/2016/5/13/chartex" xmlns:cx8="http://schemas.microsoft.com/office/drawing/2016/5/14/chartex" xmlns:mc="http://schemas.openxmlformats.org/markup-compatibility/2006" xmlns:aink="http://schemas.microsoft.com/office/drawing/2016/ink" xmlns:am3d="http://schemas.microsoft.com/office/drawing/2017/model3d" xmlns:o="urn:schemas-microsoft-com:office:office" xmlns:oel="http://schemas.microsoft.com/office/2019/extlst" xmlns:r="http://schemas.openxmlformats.org/officeDocument/2006/relationships" xmlns:m="http://schemas.openxmlformats.org/officeDocument/2006/math" xmlns:v="urn:schemas-microsoft-com:vml" xmlns:wp14="http://schemas.microsoft.com/office/word/2010/wordprocessingDrawing" xmlns:wp="http://schemas.openxmlformats.org/drawingml/2006/wordprocessingDrawing" xmlns:w10="urn:schemas-microsoft-com:office:word" xmlns:w="http://schemas.openxmlformats.org/wordprocessingml/2006/main" xmlns:w14="http://schemas.microsoft.com/office/word/2010/wordml" xmlns:w15="http://schemas.microsoft.com/office/word/2012/wordml" xmlns:w16cex="http://schemas.microsoft.com/office/word/2018/wordml/cex" xmlns:w16cid="http://schemas.microsoft.com/office/word/2016/wordml/cid" xmlns:w16="http://schemas.microsoft.com/office/word/2018/wordml" xmlns:w16du="http://schemas.microsoft.com/office/word/2023/wordml/word16du" xmlns:w16sdtdh="http://schemas.microsoft.com/office/word/2020/wordml/sdtdatahash" xmlns:w16sdtfl="http://schemas.microsoft.com/office/word/2024/wordml/sdtformatlock" xmlns:w16se="http://schemas.microsoft.com/office/word/2015/wordml/symex" xmlns:wpg="http://schemas.microsoft.com/office/word/2010/wordprocessingGroup" xmlns:wpi="http://schemas.microsoft.com/office/word/2010/wordprocessingInk" xmlns:wne="http://schemas.microsoft.com/office/word/2006/wordml" xmlns:wps="http://schemas.microsoft.com/office/word/2010/wordprocessingShape" mc:Ignorable="w14 w15 w16se w16cid w16 w16cex w16sdtdh w16sdtfl w16du wp14">
+  <w15:commentEx w15:paraId="3494BB34" w15:done="0"/>
+  <w15:commentEx w15:paraId="72CEFC00" w15:done="0"/>
   <w15:commentEx w15:paraId="5D59A14B" w15:done="0"/>
+  <w15:commentEx w15:paraId="0493D03C" w15:done="0"/>
 </w15:commentsEx>
 </file>
 
 <file path=word/commentsExtensible.xml><?xml version="1.0" encoding="utf-8"?>
 <w16cex:commentsExtensible xmlns:wpc="http://schemas.microsoft.com/office/word/2010/wordprocessingCanvas" xmlns:cx="http://schemas.microsoft.com/office/drawing/2014/chartex" xmlns:cx1="http://schemas.microsoft.com/office/drawing/2015/9/8/chartex" xmlns:cx2="http://schemas.microsoft.com/office/drawing/2015/10/21/chartex" xmlns:cx3="http://schemas.microsoft.com/office/drawing/2016/5/9/chartex" xmlns:cx4="http://schemas.microsoft.com/office/drawing/2016/5/10/chartex" xmlns:cx5="http://schemas.microsoft.com/office/drawing/2016/5/11/chartex" xmlns:cx6="http://schemas.microsoft.com/office/drawing/2016/5/12/chartex" xmlns:cx7="http://schemas.microsoft.com/office/drawing/2016/5/13/chartex" xmlns:cx8="http://schemas.microsoft.com/office/drawing/2016/5/14/chartex" xmlns:cr="http://schemas.microsoft.com/office/comments/2020/reactions" xmlns:mc="http://schemas.openxmlformats.org/markup-compatibility/2006" xmlns:aink="http://schemas.microsoft.com/office/drawing/2016/ink" xmlns:am3d="http://schemas.microsoft.com/office/drawing/2017/model3d" xmlns:o="urn:schemas-microsoft-com:office:office" xmlns:oel="http://schemas.microsoft.com/office/2019/extlst" xmlns:r="http://schemas.openxmlformats.org/officeDocument/2006/relationships" xmlns:m="http://schemas.openxmlformats.org/officeDocument/2006/math" xmlns:v="urn:schemas-microsoft-com:vml" xmlns:wp14="http://schemas.microsoft.com/office/word/2010/wordprocessingDrawing" xmlns:wp="http://schemas.openxmlformats.org/drawingml/2006/wordprocessingDrawing" xmlns:w10="urn:schemas-microsoft-com:office:word" xmlns:w="http://schemas.openxmlformats.org/wordprocessingml/2006/main" xmlns:w14="http://schemas.microsoft.com/office/word/2010/wordml" xmlns:w15="http://schemas.microsoft.com/office/word/2012/wordml" xmlns:w16cex="http://schemas.microsoft.com/office/word/2018/wordml/cex" xmlns:w16cid="http://schemas.microsoft.com/office/word/2016/wordml/cid" xmlns:w16="http://schemas.microsoft.com/office/word/2018/wordml" xmlns:w16du="http://schemas.microsoft.com/office/word/2023/wordml/word16du" xmlns:w16sdtdh="http://schemas.microsoft.com/office/word/2020/wordml/sdtdatahash" xmlns:w16sdtfl="http://schemas.microsoft.com/office/word/2024/wordml/sdtformatlock" xmlns:w16se="http://schemas.microsoft.com/office/word/2015/wordml/symex" xmlns:wpg="http://schemas.microsoft.com/office/word/2010/wordprocessingGroup" xmlns:wpi="http://schemas.microsoft.com/office/word/2010/wordprocessingInk" xmlns:wne="http://schemas.microsoft.com/office/word/2006/wordml" xmlns:wps="http://schemas.microsoft.com/office/word/2010/wordprocessingShape" mc:Ignorable="w14 w15 w16se w16cid w16 w16cex w16sdtdh w16sdtfl cr w16du wp14">
+  <w16cex:commentExtensible w16cex:durableId="6B919312" w16cex:dateUtc="2025-10-06T19:44:00Z"/>
+  <w16cex:commentExtensible w16cex:durableId="3915AA6E" w16cex:dateUtc="2025-10-08T16:27:00Z"/>
   <w16cex:commentExtensible w16cex:durableId="33BDF08E" w16cex:dateUtc="2025-07-17T22:10:00Z"/>
+  <w16cex:commentExtensible w16cex:durableId="240A3890" w16cex:dateUtc="2025-10-06T19:52:00Z"/>
 </w16cex:commentsExtensible>
 </file>
 
 <file path=word/commentsIds.xml><?xml version="1.0" encoding="utf-8"?>
 <w16cid:commentsIds xmlns:wpc="http://schemas.microsoft.com/office/word/2010/wordprocessingCanvas" xmlns:cx="http://schemas.microsoft.com/office/drawing/2014/chartex" xmlns:cx1="http://schemas.microsoft.com/office/drawing/2015/9/8/chartex" xmlns:cx2="http://schemas.microsoft.com/office/drawing/2015/10/21/chartex" xmlns:cx3="http://schemas.microsoft.com/office/drawing/2016/5/9/chartex" xmlns:cx4="http://schemas.microsoft.com/office/drawing/2016/5/10/chartex" xmlns:cx5="http://schemas.microsoft.com/office/drawing/2016/5/11/chartex" xmlns:cx6="http://schemas.microsoft.com/office/drawing/2016/5/12/chartex" xmlns:cx7="http://schemas.microsoft.com/office/drawing/2016/5/13/chartex" xmlns:cx8="http://schemas.microsoft.com/office/drawing/2016/5/14/chartex" xmlns:mc="http://schemas.openxmlformats.org/markup-compatibility/2006" xmlns:aink="http://schemas.microsoft.com/office/drawing/2016/ink" xmlns:am3d="http://schemas.microsoft.com/office/drawing/2017/model3d" xmlns:o="urn:schemas-microsoft-com:office:office" xmlns:oel="http://schemas.microsoft.com/office/2019/extlst" xmlns:r="http://schemas.openxmlformats.org/officeDocument/2006/relationships" xmlns:m="http://schemas.openxmlformats.org/officeDocument/2006/math" xmlns:v="urn:schemas-microsoft-com:vml" xmlns:wp14="http://schemas.microsoft.com/office/word/2010/wordprocessingDrawing" xmlns:wp="http://schemas.openxmlformats.org/drawingml/2006/wordprocessingDrawing" xmlns:w10="urn:schemas-microsoft-com:office:word" xmlns:w="http://schemas.openxmlformats.org/wordprocessingml/2006/main" xmlns:w14="http://schemas.microsoft.com/office/word/2010/wordml" xmlns:w15="http://schemas.microsoft.com/office/word/2012/wordml" xmlns:w16cex="http://schemas.microsoft.com/office/word/2018/wordml/cex" xmlns:w16cid="http://schemas.microsoft.com/office/word/2016/wordml/cid" xmlns:w16="http://schemas.microsoft.com/office/word/2018/wordml" xmlns:w16du="http://schemas.microsoft.com/office/word/2023/wordml/word16du" xmlns:w16sdtdh="http://schemas.microsoft.com/office/word/2020/wordml/sdtdatahash" xmlns:w16sdtfl="http://schemas.microsoft.com/office/word/2024/wordml/sdtformatlock" xmlns:w16se="http://schemas.microsoft.com/office/word/2015/wordml/symex" xmlns:wpg="http://schemas.microsoft.com/office/word/2010/wordprocessingGroup" xmlns:wpi="http://schemas.microsoft.com/office/word/2010/wordprocessingInk" xmlns:wne="http://schemas.microsoft.com/office/word/2006/wordml" xmlns:wps="http://schemas.microsoft.com/office/word/2010/wordprocessingShape" mc:Ignorable="w14 w15 w16se w16cid w16 w16cex w16sdtdh w16sdtfl w16du wp14">
+  <w16cid:commentId w16cid:paraId="3494BB34" w16cid:durableId="6B919312"/>
+  <w16cid:commentId w16cid:paraId="72CEFC00" w16cid:durableId="3915AA6E"/>
   <w16cid:commentId w16cid:paraId="5D59A14B" w16cid:durableId="33BDF08E"/>
+  <w16cid:commentId w16cid:paraId="0493D03C" w16cid:durableId="240A3890"/>
 </w16cid:commentsIds>
 </file>
 
@@ -1137,6 +1231,9 @@
 
 <file path=word/people.xml><?xml version="1.0" encoding="utf-8"?>
 <w15:people xmlns:wpc="http://schemas.microsoft.com/office/word/2010/wordprocessingCanvas" xmlns:cx="http://schemas.microsoft.com/office/drawing/2014/chartex" xmlns:cx1="http://schemas.microsoft.com/office/drawing/2015/9/8/chartex" xmlns:cx2="http://schemas.microsoft.com/office/drawing/2015/10/21/chartex" xmlns:cx3="http://schemas.microsoft.com/office/drawing/2016/5/9/chartex" xmlns:cx4="http://schemas.microsoft.com/office/drawing/2016/5/10/chartex" xmlns:cx5="http://schemas.microsoft.com/office/drawing/2016/5/11/chartex" xmlns:cx6="http://schemas.microsoft.com/office/drawing/2016/5/12/chartex" xmlns:cx7="http://schemas.microsoft.com/office/drawing/2016/5/13/chartex" xmlns:cx8="http://schemas.microsoft.com/office/drawing/2016/5/14/chartex" xmlns:mc="http://schemas.openxmlformats.org/markup-compatibility/2006" xmlns:aink="http://schemas.microsoft.com/office/drawing/2016/ink" xmlns:am3d="http://schemas.microsoft.com/office/drawing/2017/model3d" xmlns:o="urn:schemas-microsoft-com:office:office" xmlns:oel="http://schemas.microsoft.com/office/2019/extlst" xmlns:r="http://schemas.openxmlformats.org/officeDocument/2006/relationships" xmlns:m="http://schemas.openxmlformats.org/officeDocument/2006/math" xmlns:v="urn:schemas-microsoft-com:vml" xmlns:wp14="http://schemas.microsoft.com/office/word/2010/wordprocessingDrawing" xmlns:wp="http://schemas.openxmlformats.org/drawingml/2006/wordprocessingDrawing" xmlns:w10="urn:schemas-microsoft-com:office:word" xmlns:w="http://schemas.openxmlformats.org/wordprocessingml/2006/main" xmlns:w14="http://schemas.microsoft.com/office/word/2010/wordml" xmlns:w15="http://schemas.microsoft.com/office/word/2012/wordml" xmlns:w16cex="http://schemas.microsoft.com/office/word/2018/wordml/cex" xmlns:w16cid="http://schemas.microsoft.com/office/word/2016/wordml/cid" xmlns:w16="http://schemas.microsoft.com/office/word/2018/wordml" xmlns:w16du="http://schemas.microsoft.com/office/word/2023/wordml/word16du" xmlns:w16sdtdh="http://schemas.microsoft.com/office/word/2020/wordml/sdtdatahash" xmlns:w16sdtfl="http://schemas.microsoft.com/office/word/2024/wordml/sdtformatlock" xmlns:w16se="http://schemas.microsoft.com/office/word/2015/wordml/symex" xmlns:wpg="http://schemas.microsoft.com/office/word/2010/wordprocessingGroup" xmlns:wpi="http://schemas.microsoft.com/office/word/2010/wordprocessingInk" xmlns:wne="http://schemas.microsoft.com/office/word/2006/wordml" xmlns:wps="http://schemas.microsoft.com/office/word/2010/wordprocessingShape" mc:Ignorable="w14 w15 w16se w16cid w16 w16cex w16sdtdh w16sdtfl w16du wp14">
+  <w15:person w15:author="Cline, Timothy">
+    <w15:presenceInfo w15:providerId="AD" w15:userId="S::s84g549@msu.montana.edu::b53db266-c02e-4ef3-8acb-16ecbf807cff"/>
+  </w15:person>
   <w15:person w15:author="Daniel Schindler">
     <w15:presenceInfo w15:providerId="AD" w15:userId="S::deschind@uw.edu::638f7977-a89c-40df-b85e-dc804ddb30d9"/>
   </w15:person>

--- a/Docs/Figures_RunTimingManuscript.docx
+++ b/Docs/Figures_RunTimingManuscript.docx
@@ -9,9 +9,9 @@
           <w:noProof/>
         </w:rPr>
         <w:drawing>
-          <wp:inline distT="0" distB="0" distL="0" distR="0" wp14:anchorId="329926DD" wp14:editId="5BFBBA03">
-            <wp:extent cx="5943600" cy="4505325"/>
-            <wp:effectExtent l="0" t="0" r="0" b="9525"/>
+          <wp:inline distT="0" distB="0" distL="0" distR="0" wp14:anchorId="329926DD" wp14:editId="5697E9D3">
+            <wp:extent cx="6477000" cy="4852035"/>
+            <wp:effectExtent l="0" t="0" r="0" b="0"/>
             <wp:docPr id="1577477404" name="Picture 1" descr="A map of a river system&#10;&#10;AI-generated content may be incorrect."/>
             <wp:cNvGraphicFramePr>
               <a:graphicFrameLocks xmlns:a="http://schemas.openxmlformats.org/drawingml/2006/main" noChangeAspect="1"/>
@@ -23,20 +23,29 @@
                     <pic:cNvPr id="1577477404" name="Picture 1" descr="A map of a river system&#10;&#10;AI-generated content may be incorrect."/>
                     <pic:cNvPicPr/>
                   </pic:nvPicPr>
-                  <pic:blipFill>
+                  <pic:blipFill rotWithShape="1">
                     <a:blip r:embed="rId7"/>
+                    <a:srcRect l="1025" t="4212" r="2049"/>
                     <a:stretch>
                       <a:fillRect/>
                     </a:stretch>
                   </pic:blipFill>
-                  <pic:spPr>
+                  <pic:spPr bwMode="auto">
                     <a:xfrm>
                       <a:off x="0" y="0"/>
-                      <a:ext cx="5943600" cy="4505325"/>
+                      <a:ext cx="6487696" cy="4860048"/>
                     </a:xfrm>
                     <a:prstGeom prst="rect">
                       <a:avLst/>
                     </a:prstGeom>
+                    <a:ln>
+                      <a:noFill/>
+                    </a:ln>
+                    <a:extLst>
+                      <a:ext uri="{53640926-AAD7-44D8-BBD7-CCE9431645EC}">
+                        <a14:shadowObscured xmlns:a14="http://schemas.microsoft.com/office/drawing/2010/main"/>
+                      </a:ext>
+                    </a:extLst>
                   </pic:spPr>
                 </pic:pic>
               </a:graphicData>
@@ -177,12 +186,11 @@
         <w:rPr>
           <w:noProof/>
         </w:rPr>
-        <w:lastRenderedPageBreak/>
         <w:drawing>
-          <wp:inline distT="0" distB="0" distL="0" distR="0" wp14:anchorId="3697CDD8" wp14:editId="22A6AFC7">
-            <wp:extent cx="5943600" cy="4593590"/>
-            <wp:effectExtent l="0" t="0" r="0" b="0"/>
-            <wp:docPr id="433617156" name="Picture 1"/>
+          <wp:inline distT="0" distB="0" distL="0" distR="0" wp14:anchorId="65C76116" wp14:editId="61A09AA5">
+            <wp:extent cx="5943600" cy="4592955"/>
+            <wp:effectExtent l="0" t="0" r="0" b="4445"/>
+            <wp:docPr id="1753742988" name="Picture 3"/>
             <wp:cNvGraphicFramePr>
               <a:graphicFrameLocks xmlns:a="http://schemas.openxmlformats.org/drawingml/2006/main" noChangeAspect="1"/>
             </wp:cNvGraphicFramePr>
@@ -190,7 +198,7 @@
               <a:graphicData uri="http://schemas.openxmlformats.org/drawingml/2006/picture">
                 <pic:pic xmlns:pic="http://schemas.openxmlformats.org/drawingml/2006/picture">
                   <pic:nvPicPr>
-                    <pic:cNvPr id="433617156" name=""/>
+                    <pic:cNvPr id="1753742988" name="Picture 1753742988"/>
                     <pic:cNvPicPr/>
                   </pic:nvPicPr>
                   <pic:blipFill>
@@ -202,7 +210,7 @@
                   <pic:spPr>
                     <a:xfrm>
                       <a:off x="0" y="0"/>
-                      <a:ext cx="5943600" cy="4593590"/>
+                      <a:ext cx="5943600" cy="4592955"/>
                     </a:xfrm>
                     <a:prstGeom prst="rect">
                       <a:avLst/>
@@ -469,7 +477,7 @@
           <w:noProof/>
         </w:rPr>
         <w:drawing>
-          <wp:inline distT="0" distB="0" distL="0" distR="0" wp14:anchorId="34888FD1" wp14:editId="3B3F3FAD">
+          <wp:inline distT="0" distB="0" distL="0" distR="0" wp14:anchorId="34888FD1" wp14:editId="641624C1">
             <wp:extent cx="6288103" cy="2955139"/>
             <wp:effectExtent l="0" t="0" r="0" b="0"/>
             <wp:docPr id="739570781" name="Picture 2"/>
@@ -585,27 +593,6 @@
     <w:p/>
     <w:p/>
     <w:p/>
-    <w:p/>
-    <w:p>
-      <w:r>
-        <w:lastRenderedPageBreak/>
-        <w:t xml:space="preserve">Figure 4: </w:t>
-      </w:r>
-      <w:commentRangeStart w:id="2"/>
-      <w:r>
-        <w:t>Cumulative</w:t>
-      </w:r>
-      <w:commentRangeEnd w:id="2"/>
-      <w:r>
-        <w:rPr>
-          <w:rStyle w:val="CommentReference"/>
-        </w:rPr>
-        <w:commentReference w:id="2"/>
-      </w:r>
-      <w:r>
-        <w:t xml:space="preserve"> Distribution Plots </w:t>
-      </w:r>
-    </w:p>
     <w:p>
       <w:pPr>
         <w:rPr>
@@ -618,11 +605,12 @@
           <w:sz w:val="16"/>
           <w:szCs w:val="16"/>
         </w:rPr>
+        <w:lastRenderedPageBreak/>
         <w:drawing>
-          <wp:inline distT="0" distB="0" distL="0" distR="0" wp14:anchorId="7B64ADF7" wp14:editId="0ADAE1D4">
-            <wp:extent cx="5502729" cy="6878412"/>
-            <wp:effectExtent l="0" t="0" r="0" b="5080"/>
-            <wp:docPr id="1928488302" name="Picture 1" descr="A graph of different colored lines&#10;&#10;AI-generated content may be incorrect."/>
+          <wp:inline distT="0" distB="0" distL="0" distR="0" wp14:anchorId="58EE2E63" wp14:editId="239346F7">
+            <wp:extent cx="5943600" cy="7429500"/>
+            <wp:effectExtent l="0" t="0" r="0" b="0"/>
+            <wp:docPr id="1832532860" name="Picture 4" descr="A graph of different colored lines&#10;&#10;AI-generated content may be incorrect."/>
             <wp:cNvGraphicFramePr>
               <a:graphicFrameLocks xmlns:a="http://schemas.openxmlformats.org/drawingml/2006/main" noChangeAspect="1"/>
             </wp:cNvGraphicFramePr>
@@ -630,7 +618,7 @@
               <a:graphicData uri="http://schemas.openxmlformats.org/drawingml/2006/picture">
                 <pic:pic xmlns:pic="http://schemas.openxmlformats.org/drawingml/2006/picture">
                   <pic:nvPicPr>
-                    <pic:cNvPr id="1928488302" name="Picture 1" descr="A graph of different colored lines&#10;&#10;AI-generated content may be incorrect."/>
+                    <pic:cNvPr id="1832532860" name="Picture 4" descr="A graph of different colored lines&#10;&#10;AI-generated content may be incorrect."/>
                     <pic:cNvPicPr/>
                   </pic:nvPicPr>
                   <pic:blipFill>
@@ -648,7 +636,7 @@
                   <pic:spPr>
                     <a:xfrm>
                       <a:off x="0" y="0"/>
-                      <a:ext cx="5556894" cy="6946119"/>
+                      <a:ext cx="5943600" cy="7429500"/>
                     </a:xfrm>
                     <a:prstGeom prst="rect">
                       <a:avLst/>
@@ -692,12 +680,19 @@
         <w:rPr>
           <w:noProof/>
         </w:rPr>
-        <w:lastRenderedPageBreak/>
         <w:drawing>
-          <wp:inline distT="0" distB="0" distL="0" distR="0" wp14:anchorId="31CF7FF1" wp14:editId="0A2E1166">
-            <wp:extent cx="6395076" cy="3934391"/>
-            <wp:effectExtent l="0" t="0" r="6350" b="9525"/>
-            <wp:docPr id="814574038" name="Picture 3"/>
+          <wp:anchor distT="0" distB="0" distL="114300" distR="114300" simplePos="0" relativeHeight="251662336" behindDoc="0" locked="0" layoutInCell="1" allowOverlap="1" wp14:anchorId="7869A59A" wp14:editId="4FF921D2">
+            <wp:simplePos x="0" y="0"/>
+            <wp:positionH relativeFrom="column">
+              <wp:posOffset>-106031</wp:posOffset>
+            </wp:positionH>
+            <wp:positionV relativeFrom="paragraph">
+              <wp:posOffset>353060</wp:posOffset>
+            </wp:positionV>
+            <wp:extent cx="6337571" cy="4225047"/>
+            <wp:effectExtent l="0" t="0" r="0" b="4445"/>
+            <wp:wrapSquare wrapText="bothSides"/>
+            <wp:docPr id="2117860035" name="Picture 5" descr="A graph of a number of days&#10;&#10;AI-generated content may be incorrect."/>
             <wp:cNvGraphicFramePr>
               <a:graphicFrameLocks xmlns:a="http://schemas.openxmlformats.org/drawingml/2006/main" noChangeAspect="1"/>
             </wp:cNvGraphicFramePr>
@@ -705,10 +700,10 @@
               <a:graphicData uri="http://schemas.openxmlformats.org/drawingml/2006/picture">
                 <pic:pic xmlns:pic="http://schemas.openxmlformats.org/drawingml/2006/picture">
                   <pic:nvPicPr>
-                    <pic:cNvPr id="814574038" name="Picture 814574038"/>
+                    <pic:cNvPr id="2117860035" name="Picture 5" descr="A graph of a number of days&#10;&#10;AI-generated content may be incorrect."/>
                     <pic:cNvPicPr/>
                   </pic:nvPicPr>
-                  <pic:blipFill rotWithShape="1">
+                  <pic:blipFill>
                     <a:blip r:embed="rId15" cstate="print">
                       <a:extLst>
                         <a:ext uri="{28A0092B-C50C-407E-A947-70E740481C1C}">
@@ -716,32 +711,29 @@
                         </a:ext>
                       </a:extLst>
                     </a:blip>
-                    <a:srcRect l="5154" t="6444" b="6029"/>
                     <a:stretch>
                       <a:fillRect/>
                     </a:stretch>
                   </pic:blipFill>
-                  <pic:spPr bwMode="auto">
+                  <pic:spPr>
                     <a:xfrm>
                       <a:off x="0" y="0"/>
-                      <a:ext cx="6450108" cy="3968248"/>
+                      <a:ext cx="6337571" cy="4225047"/>
                     </a:xfrm>
                     <a:prstGeom prst="rect">
                       <a:avLst/>
                     </a:prstGeom>
-                    <a:ln>
-                      <a:noFill/>
-                    </a:ln>
-                    <a:extLst>
-                      <a:ext uri="{53640926-AAD7-44D8-BBD7-CCE9431645EC}">
-                        <a14:shadowObscured xmlns:a14="http://schemas.microsoft.com/office/drawing/2010/main"/>
-                      </a:ext>
-                    </a:extLst>
                   </pic:spPr>
                 </pic:pic>
               </a:graphicData>
             </a:graphic>
-          </wp:inline>
+            <wp14:sizeRelH relativeFrom="page">
+              <wp14:pctWidth>0</wp14:pctWidth>
+            </wp14:sizeRelH>
+            <wp14:sizeRelV relativeFrom="page">
+              <wp14:pctHeight>0</wp14:pctHeight>
+            </wp14:sizeRelV>
+          </wp:anchor>
         </w:drawing>
       </w:r>
     </w:p>
@@ -845,10 +837,18 @@
         </w:rPr>
         <w:lastRenderedPageBreak/>
         <w:drawing>
-          <wp:inline distT="0" distB="0" distL="0" distR="0" wp14:anchorId="5ACB3875" wp14:editId="0C482931">
-            <wp:extent cx="6002448" cy="4157566"/>
-            <wp:effectExtent l="0" t="0" r="5080" b="0"/>
-            <wp:docPr id="562155378" name="Picture 1" descr="A graph with different colored lines&#10;&#10;AI-generated content may be incorrect."/>
+          <wp:anchor distT="0" distB="0" distL="114300" distR="114300" simplePos="0" relativeHeight="251663360" behindDoc="0" locked="0" layoutInCell="1" allowOverlap="1" wp14:anchorId="568C0574" wp14:editId="44DF9237">
+            <wp:simplePos x="0" y="0"/>
+            <wp:positionH relativeFrom="column">
+              <wp:posOffset>-427598</wp:posOffset>
+            </wp:positionH>
+            <wp:positionV relativeFrom="paragraph">
+              <wp:posOffset>272158</wp:posOffset>
+            </wp:positionV>
+            <wp:extent cx="6284053" cy="4488801"/>
+            <wp:effectExtent l="0" t="0" r="2540" b="0"/>
+            <wp:wrapSquare wrapText="bothSides"/>
+            <wp:docPr id="232965320" name="Picture 7" descr="A graph of a number of colored lines&#10;&#10;AI-generated content may be incorrect."/>
             <wp:cNvGraphicFramePr>
               <a:graphicFrameLocks xmlns:a="http://schemas.openxmlformats.org/drawingml/2006/main" noChangeAspect="1"/>
             </wp:cNvGraphicFramePr>
@@ -856,10 +856,10 @@
               <a:graphicData uri="http://schemas.openxmlformats.org/drawingml/2006/picture">
                 <pic:pic xmlns:pic="http://schemas.openxmlformats.org/drawingml/2006/picture">
                   <pic:nvPicPr>
-                    <pic:cNvPr id="562155378" name="Picture 1" descr="A graph with different colored lines&#10;&#10;AI-generated content may be incorrect."/>
+                    <pic:cNvPr id="232965320" name="Picture 7" descr="A graph of a number of colored lines&#10;&#10;AI-generated content may be incorrect."/>
                     <pic:cNvPicPr/>
                   </pic:nvPicPr>
-                  <pic:blipFill rotWithShape="1">
+                  <pic:blipFill>
                     <a:blip r:embed="rId16" cstate="print">
                       <a:extLst>
                         <a:ext uri="{28A0092B-C50C-407E-A947-70E740481C1C}">
@@ -867,32 +867,29 @@
                         </a:ext>
                       </a:extLst>
                     </a:blip>
-                    <a:srcRect l="5435" t="8025" r="7649" b="7696"/>
                     <a:stretch>
                       <a:fillRect/>
                     </a:stretch>
                   </pic:blipFill>
-                  <pic:spPr bwMode="auto">
+                  <pic:spPr>
                     <a:xfrm>
                       <a:off x="0" y="0"/>
-                      <a:ext cx="6094474" cy="4221307"/>
+                      <a:ext cx="6284053" cy="4488801"/>
                     </a:xfrm>
                     <a:prstGeom prst="rect">
                       <a:avLst/>
                     </a:prstGeom>
-                    <a:ln>
-                      <a:noFill/>
-                    </a:ln>
-                    <a:extLst>
-                      <a:ext uri="{53640926-AAD7-44D8-BBD7-CCE9431645EC}">
-                        <a14:shadowObscured xmlns:a14="http://schemas.microsoft.com/office/drawing/2010/main"/>
-                      </a:ext>
-                    </a:extLst>
                   </pic:spPr>
                 </pic:pic>
               </a:graphicData>
             </a:graphic>
-          </wp:inline>
+            <wp14:sizeRelH relativeFrom="page">
+              <wp14:pctWidth>0</wp14:pctWidth>
+            </wp14:sizeRelH>
+            <wp14:sizeRelV relativeFrom="page">
+              <wp14:pctHeight>0</wp14:pctHeight>
+            </wp14:sizeRelV>
+          </wp:anchor>
         </w:drawing>
       </w:r>
     </w:p>
@@ -904,7 +901,7 @@
           <w:szCs w:val="22"/>
         </w:rPr>
       </w:pPr>
-      <w:commentRangeStart w:id="3"/>
+      <w:commentRangeStart w:id="2"/>
       <w:r>
         <w:rPr>
           <w:rFonts w:ascii="Garamond" w:hAnsi="Garamond"/>
@@ -913,12 +910,12 @@
         </w:rPr>
         <w:t xml:space="preserve">Figure 6: </w:t>
       </w:r>
-      <w:commentRangeEnd w:id="3"/>
+      <w:commentRangeEnd w:id="2"/>
       <w:r>
         <w:rPr>
           <w:rStyle w:val="CommentReference"/>
         </w:rPr>
-        <w:commentReference w:id="3"/>
+        <w:commentReference w:id="2"/>
       </w:r>
       <w:r>
         <w:rPr>
@@ -1018,23 +1015,7 @@
       </w:r>
     </w:p>
   </w:comment>
-  <w:comment w:id="2" w:author="Daniel Schindler" w:date="2025-07-17T14:10:00Z" w:initials="DS">
-    <w:p>
-      <w:pPr>
-        <w:pStyle w:val="CommentText"/>
-      </w:pPr>
-      <w:r>
-        <w:rPr>
-          <w:rStyle w:val="CommentReference"/>
-        </w:rPr>
-        <w:annotationRef/>
-      </w:r>
-      <w:r>
-        <w:t>Discussion point is that the effectiveness of the front end closure depends both on run timing but also run compression. Eg 2017 was late but extended. 2019 was early but compressed.</w:t>
-      </w:r>
-    </w:p>
-  </w:comment>
-  <w:comment w:id="3" w:author="Cline, Timothy" w:date="2025-10-06T13:52:00Z" w:initials="TC">
+  <w:comment w:id="2" w:author="Cline, Timothy" w:date="2025-10-06T13:52:00Z" w:initials="TC">
     <w:p>
       <w:r>
         <w:rPr>
@@ -1059,7 +1040,6 @@
 <w15:commentsEx xmlns:wpc="http://schemas.microsoft.com/office/word/2010/wordprocessingCanvas" xmlns:cx="http://schemas.microsoft.com/office/drawing/2014/chartex" xmlns:cx1="http://schemas.microsoft.com/office/drawing/2015/9/8/chartex" xmlns:cx2="http://schemas.microsoft.com/office/drawing/2015/10/21/chartex" xmlns:cx3="http://schemas.microsoft.com/office/drawing/2016/5/9/chartex" xmlns:cx4="http://schemas.microsoft.com/office/drawing/2016/5/10/chartex" xmlns:cx5="http://schemas.microsoft.com/office/drawing/2016/5/11/chartex" xmlns:cx6="http://schemas.microsoft.com/office/drawing/2016/5/12/chartex" xmlns:cx7="http://schemas.microsoft.com/office/drawing/2016/5/13/chartex" xmlns:cx8="http://schemas.microsoft.com/office/drawing/2016/5/14/chartex" xmlns:mc="http://schemas.openxmlformats.org/markup-compatibility/2006" xmlns:aink="http://schemas.microsoft.com/office/drawing/2016/ink" xmlns:am3d="http://schemas.microsoft.com/office/drawing/2017/model3d" xmlns:o="urn:schemas-microsoft-com:office:office" xmlns:oel="http://schemas.microsoft.com/office/2019/extlst" xmlns:r="http://schemas.openxmlformats.org/officeDocument/2006/relationships" xmlns:m="http://schemas.openxmlformats.org/officeDocument/2006/math" xmlns:v="urn:schemas-microsoft-com:vml" xmlns:wp14="http://schemas.microsoft.com/office/word/2010/wordprocessingDrawing" xmlns:wp="http://schemas.openxmlformats.org/drawingml/2006/wordprocessingDrawing" xmlns:w10="urn:schemas-microsoft-com:office:word" xmlns:w="http://schemas.openxmlformats.org/wordprocessingml/2006/main" xmlns:w14="http://schemas.microsoft.com/office/word/2010/wordml" xmlns:w15="http://schemas.microsoft.com/office/word/2012/wordml" xmlns:w16cex="http://schemas.microsoft.com/office/word/2018/wordml/cex" xmlns:w16cid="http://schemas.microsoft.com/office/word/2016/wordml/cid" xmlns:w16="http://schemas.microsoft.com/office/word/2018/wordml" xmlns:w16du="http://schemas.microsoft.com/office/word/2023/wordml/word16du" xmlns:w16sdtdh="http://schemas.microsoft.com/office/word/2020/wordml/sdtdatahash" xmlns:w16sdtfl="http://schemas.microsoft.com/office/word/2024/wordml/sdtformatlock" xmlns:w16se="http://schemas.microsoft.com/office/word/2015/wordml/symex" xmlns:wpg="http://schemas.microsoft.com/office/word/2010/wordprocessingGroup" xmlns:wpi="http://schemas.microsoft.com/office/word/2010/wordprocessingInk" xmlns:wne="http://schemas.microsoft.com/office/word/2006/wordml" xmlns:wps="http://schemas.microsoft.com/office/word/2010/wordprocessingShape" mc:Ignorable="w14 w15 w16se w16cid w16 w16cex w16sdtdh w16sdtfl w16du wp14">
   <w15:commentEx w15:paraId="3494BB34" w15:done="0"/>
   <w15:commentEx w15:paraId="72CEFC00" w15:done="0"/>
-  <w15:commentEx w15:paraId="5D59A14B" w15:done="0"/>
   <w15:commentEx w15:paraId="0493D03C" w15:done="0"/>
 </w15:commentsEx>
 </file>
@@ -1068,7 +1048,6 @@
 <w16cex:commentsExtensible xmlns:wpc="http://schemas.microsoft.com/office/word/2010/wordprocessingCanvas" xmlns:cx="http://schemas.microsoft.com/office/drawing/2014/chartex" xmlns:cx1="http://schemas.microsoft.com/office/drawing/2015/9/8/chartex" xmlns:cx2="http://schemas.microsoft.com/office/drawing/2015/10/21/chartex" xmlns:cx3="http://schemas.microsoft.com/office/drawing/2016/5/9/chartex" xmlns:cx4="http://schemas.microsoft.com/office/drawing/2016/5/10/chartex" xmlns:cx5="http://schemas.microsoft.com/office/drawing/2016/5/11/chartex" xmlns:cx6="http://schemas.microsoft.com/office/drawing/2016/5/12/chartex" xmlns:cx7="http://schemas.microsoft.com/office/drawing/2016/5/13/chartex" xmlns:cx8="http://schemas.microsoft.com/office/drawing/2016/5/14/chartex" xmlns:cr="http://schemas.microsoft.com/office/comments/2020/reactions" xmlns:mc="http://schemas.openxmlformats.org/markup-compatibility/2006" xmlns:aink="http://schemas.microsoft.com/office/drawing/2016/ink" xmlns:am3d="http://schemas.microsoft.com/office/drawing/2017/model3d" xmlns:o="urn:schemas-microsoft-com:office:office" xmlns:oel="http://schemas.microsoft.com/office/2019/extlst" xmlns:r="http://schemas.openxmlformats.org/officeDocument/2006/relationships" xmlns:m="http://schemas.openxmlformats.org/officeDocument/2006/math" xmlns:v="urn:schemas-microsoft-com:vml" xmlns:wp14="http://schemas.microsoft.com/office/word/2010/wordprocessingDrawing" xmlns:wp="http://schemas.openxmlformats.org/drawingml/2006/wordprocessingDrawing" xmlns:w10="urn:schemas-microsoft-com:office:word" xmlns:w="http://schemas.openxmlformats.org/wordprocessingml/2006/main" xmlns:w14="http://schemas.microsoft.com/office/word/2010/wordml" xmlns:w15="http://schemas.microsoft.com/office/word/2012/wordml" xmlns:w16cex="http://schemas.microsoft.com/office/word/2018/wordml/cex" xmlns:w16cid="http://schemas.microsoft.com/office/word/2016/wordml/cid" xmlns:w16="http://schemas.microsoft.com/office/word/2018/wordml" xmlns:w16du="http://schemas.microsoft.com/office/word/2023/wordml/word16du" xmlns:w16sdtdh="http://schemas.microsoft.com/office/word/2020/wordml/sdtdatahash" xmlns:w16sdtfl="http://schemas.microsoft.com/office/word/2024/wordml/sdtformatlock" xmlns:w16se="http://schemas.microsoft.com/office/word/2015/wordml/symex" xmlns:wpg="http://schemas.microsoft.com/office/word/2010/wordprocessingGroup" xmlns:wpi="http://schemas.microsoft.com/office/word/2010/wordprocessingInk" xmlns:wne="http://schemas.microsoft.com/office/word/2006/wordml" xmlns:wps="http://schemas.microsoft.com/office/word/2010/wordprocessingShape" mc:Ignorable="w14 w15 w16se w16cid w16 w16cex w16sdtdh w16sdtfl cr w16du wp14">
   <w16cex:commentExtensible w16cex:durableId="6B919312" w16cex:dateUtc="2025-10-06T19:44:00Z"/>
   <w16cex:commentExtensible w16cex:durableId="3915AA6E" w16cex:dateUtc="2025-10-08T16:27:00Z"/>
-  <w16cex:commentExtensible w16cex:durableId="33BDF08E" w16cex:dateUtc="2025-07-17T22:10:00Z"/>
   <w16cex:commentExtensible w16cex:durableId="240A3890" w16cex:dateUtc="2025-10-06T19:52:00Z"/>
 </w16cex:commentsExtensible>
 </file>
@@ -1077,7 +1056,6 @@
 <w16cid:commentsIds xmlns:wpc="http://schemas.microsoft.com/office/word/2010/wordprocessingCanvas" xmlns:cx="http://schemas.microsoft.com/office/drawing/2014/chartex" xmlns:cx1="http://schemas.microsoft.com/office/drawing/2015/9/8/chartex" xmlns:cx2="http://schemas.microsoft.com/office/drawing/2015/10/21/chartex" xmlns:cx3="http://schemas.microsoft.com/office/drawing/2016/5/9/chartex" xmlns:cx4="http://schemas.microsoft.com/office/drawing/2016/5/10/chartex" xmlns:cx5="http://schemas.microsoft.com/office/drawing/2016/5/11/chartex" xmlns:cx6="http://schemas.microsoft.com/office/drawing/2016/5/12/chartex" xmlns:cx7="http://schemas.microsoft.com/office/drawing/2016/5/13/chartex" xmlns:cx8="http://schemas.microsoft.com/office/drawing/2016/5/14/chartex" xmlns:mc="http://schemas.openxmlformats.org/markup-compatibility/2006" xmlns:aink="http://schemas.microsoft.com/office/drawing/2016/ink" xmlns:am3d="http://schemas.microsoft.com/office/drawing/2017/model3d" xmlns:o="urn:schemas-microsoft-com:office:office" xmlns:oel="http://schemas.microsoft.com/office/2019/extlst" xmlns:r="http://schemas.openxmlformats.org/officeDocument/2006/relationships" xmlns:m="http://schemas.openxmlformats.org/officeDocument/2006/math" xmlns:v="urn:schemas-microsoft-com:vml" xmlns:wp14="http://schemas.microsoft.com/office/word/2010/wordprocessingDrawing" xmlns:wp="http://schemas.openxmlformats.org/drawingml/2006/wordprocessingDrawing" xmlns:w10="urn:schemas-microsoft-com:office:word" xmlns:w="http://schemas.openxmlformats.org/wordprocessingml/2006/main" xmlns:w14="http://schemas.microsoft.com/office/word/2010/wordml" xmlns:w15="http://schemas.microsoft.com/office/word/2012/wordml" xmlns:w16cex="http://schemas.microsoft.com/office/word/2018/wordml/cex" xmlns:w16cid="http://schemas.microsoft.com/office/word/2016/wordml/cid" xmlns:w16="http://schemas.microsoft.com/office/word/2018/wordml" xmlns:w16du="http://schemas.microsoft.com/office/word/2023/wordml/word16du" xmlns:w16sdtdh="http://schemas.microsoft.com/office/word/2020/wordml/sdtdatahash" xmlns:w16sdtfl="http://schemas.microsoft.com/office/word/2024/wordml/sdtformatlock" xmlns:w16se="http://schemas.microsoft.com/office/word/2015/wordml/symex" xmlns:wpg="http://schemas.microsoft.com/office/word/2010/wordprocessingGroup" xmlns:wpi="http://schemas.microsoft.com/office/word/2010/wordprocessingInk" xmlns:wne="http://schemas.microsoft.com/office/word/2006/wordml" xmlns:wps="http://schemas.microsoft.com/office/word/2010/wordprocessingShape" mc:Ignorable="w14 w15 w16se w16cid w16 w16cex w16sdtdh w16sdtfl w16du wp14">
   <w16cid:commentId w16cid:paraId="3494BB34" w16cid:durableId="6B919312"/>
   <w16cid:commentId w16cid:paraId="72CEFC00" w16cid:durableId="3915AA6E"/>
-  <w16cid:commentId w16cid:paraId="5D59A14B" w16cid:durableId="33BDF08E"/>
   <w16cid:commentId w16cid:paraId="0493D03C" w16cid:durableId="240A3890"/>
 </w16cid:commentsIds>
 </file>
@@ -1233,9 +1211,6 @@
 <w15:people xmlns:wpc="http://schemas.microsoft.com/office/word/2010/wordprocessingCanvas" xmlns:cx="http://schemas.microsoft.com/office/drawing/2014/chartex" xmlns:cx1="http://schemas.microsoft.com/office/drawing/2015/9/8/chartex" xmlns:cx2="http://schemas.microsoft.com/office/drawing/2015/10/21/chartex" xmlns:cx3="http://schemas.microsoft.com/office/drawing/2016/5/9/chartex" xmlns:cx4="http://schemas.microsoft.com/office/drawing/2016/5/10/chartex" xmlns:cx5="http://schemas.microsoft.com/office/drawing/2016/5/11/chartex" xmlns:cx6="http://schemas.microsoft.com/office/drawing/2016/5/12/chartex" xmlns:cx7="http://schemas.microsoft.com/office/drawing/2016/5/13/chartex" xmlns:cx8="http://schemas.microsoft.com/office/drawing/2016/5/14/chartex" xmlns:mc="http://schemas.openxmlformats.org/markup-compatibility/2006" xmlns:aink="http://schemas.microsoft.com/office/drawing/2016/ink" xmlns:am3d="http://schemas.microsoft.com/office/drawing/2017/model3d" xmlns:o="urn:schemas-microsoft-com:office:office" xmlns:oel="http://schemas.microsoft.com/office/2019/extlst" xmlns:r="http://schemas.openxmlformats.org/officeDocument/2006/relationships" xmlns:m="http://schemas.openxmlformats.org/officeDocument/2006/math" xmlns:v="urn:schemas-microsoft-com:vml" xmlns:wp14="http://schemas.microsoft.com/office/word/2010/wordprocessingDrawing" xmlns:wp="http://schemas.openxmlformats.org/drawingml/2006/wordprocessingDrawing" xmlns:w10="urn:schemas-microsoft-com:office:word" xmlns:w="http://schemas.openxmlformats.org/wordprocessingml/2006/main" xmlns:w14="http://schemas.microsoft.com/office/word/2010/wordml" xmlns:w15="http://schemas.microsoft.com/office/word/2012/wordml" xmlns:w16cex="http://schemas.microsoft.com/office/word/2018/wordml/cex" xmlns:w16cid="http://schemas.microsoft.com/office/word/2016/wordml/cid" xmlns:w16="http://schemas.microsoft.com/office/word/2018/wordml" xmlns:w16du="http://schemas.microsoft.com/office/word/2023/wordml/word16du" xmlns:w16sdtdh="http://schemas.microsoft.com/office/word/2020/wordml/sdtdatahash" xmlns:w16sdtfl="http://schemas.microsoft.com/office/word/2024/wordml/sdtformatlock" xmlns:w16se="http://schemas.microsoft.com/office/word/2015/wordml/symex" xmlns:wpg="http://schemas.microsoft.com/office/word/2010/wordprocessingGroup" xmlns:wpi="http://schemas.microsoft.com/office/word/2010/wordprocessingInk" xmlns:wne="http://schemas.microsoft.com/office/word/2006/wordml" xmlns:wps="http://schemas.microsoft.com/office/word/2010/wordprocessingShape" mc:Ignorable="w14 w15 w16se w16cid w16 w16cex w16sdtdh w16sdtfl w16du wp14">
   <w15:person w15:author="Cline, Timothy">
     <w15:presenceInfo w15:providerId="AD" w15:userId="S::s84g549@msu.montana.edu::b53db266-c02e-4ef3-8acb-16ecbf807cff"/>
-  </w15:person>
-  <w15:person w15:author="Daniel Schindler">
-    <w15:presenceInfo w15:providerId="AD" w15:userId="S::deschind@uw.edu::638f7977-a89c-40df-b85e-dc804ddb30d9"/>
   </w15:person>
 </w15:people>
 </file>

--- a/Docs/Figures_RunTimingManuscript.docx
+++ b/Docs/Figures_RunTimingManuscript.docx
@@ -9,9 +9,9 @@
           <w:noProof/>
         </w:rPr>
         <w:drawing>
-          <wp:inline distT="0" distB="0" distL="0" distR="0" wp14:anchorId="329926DD" wp14:editId="5697E9D3">
-            <wp:extent cx="6477000" cy="4852035"/>
-            <wp:effectExtent l="0" t="0" r="0" b="0"/>
+          <wp:inline distT="0" distB="0" distL="0" distR="0" wp14:anchorId="329926DD" wp14:editId="0FE9865E">
+            <wp:extent cx="5740804" cy="4300538"/>
+            <wp:effectExtent l="0" t="0" r="0" b="5080"/>
             <wp:docPr id="1577477404" name="Picture 1" descr="A map of a river system&#10;&#10;AI-generated content may be incorrect."/>
             <wp:cNvGraphicFramePr>
               <a:graphicFrameLocks xmlns:a="http://schemas.openxmlformats.org/drawingml/2006/main" noChangeAspect="1"/>
@@ -33,7 +33,7 @@
                   <pic:spPr bwMode="auto">
                     <a:xfrm>
                       <a:off x="0" y="0"/>
-                      <a:ext cx="6487696" cy="4860048"/>
+                      <a:ext cx="5782456" cy="4331740"/>
                     </a:xfrm>
                     <a:prstGeom prst="rect">
                       <a:avLst/>
@@ -156,15 +156,47 @@
           <w:sz w:val="22"/>
           <w:szCs w:val="22"/>
         </w:rPr>
-        <w:t xml:space="preserve">Darker colors indicate lower relative isotope ratios whereas lighter colors indicate more enriched values. Isotope ratios across the basin range from </w:t>
-      </w:r>
-      <w:r>
-        <w:rPr>
-          <w:rFonts w:ascii="Garamond" w:hAnsi="Garamond"/>
-          <w:sz w:val="22"/>
-          <w:szCs w:val="22"/>
-        </w:rPr>
-        <w:t>.7042 to .7107, with a general trend towards more enriched values at the top of the watershed.</w:t>
+        <w:t xml:space="preserve">Darker colors indicate lower relative isotope ratios whereas lighter colors indicate </w:t>
+      </w:r>
+      <w:r>
+        <w:rPr>
+          <w:rFonts w:ascii="Garamond" w:hAnsi="Garamond"/>
+          <w:sz w:val="22"/>
+          <w:szCs w:val="22"/>
+        </w:rPr>
+        <w:t xml:space="preserve">higher </w:t>
+      </w:r>
+      <w:r>
+        <w:rPr>
+          <w:rFonts w:ascii="Garamond" w:hAnsi="Garamond"/>
+          <w:sz w:val="22"/>
+          <w:szCs w:val="22"/>
+        </w:rPr>
+        <w:t xml:space="preserve">values. Isotope ratios across the basin range from </w:t>
+      </w:r>
+      <w:r>
+        <w:rPr>
+          <w:rFonts w:ascii="Garamond" w:hAnsi="Garamond"/>
+          <w:sz w:val="22"/>
+          <w:szCs w:val="22"/>
+        </w:rPr>
+        <w:t xml:space="preserve">.7042 to .7107, with a general trend towards </w:t>
+      </w:r>
+      <w:r>
+        <w:rPr>
+          <w:rFonts w:ascii="Garamond" w:hAnsi="Garamond"/>
+          <w:sz w:val="22"/>
+          <w:szCs w:val="22"/>
+        </w:rPr>
+        <w:t xml:space="preserve">higher </w:t>
+      </w:r>
+      <w:r>
+        <w:rPr>
+          <w:rFonts w:ascii="Garamond" w:hAnsi="Garamond"/>
+          <w:sz w:val="22"/>
+          <w:szCs w:val="22"/>
+        </w:rPr>
+        <w:t>values at the top of the watershed.</w:t>
       </w:r>
       <w:commentRangeEnd w:id="0"/>
       <w:r>
@@ -186,6 +218,7 @@
         <w:rPr>
           <w:noProof/>
         </w:rPr>
+        <w:lastRenderedPageBreak/>
         <w:drawing>
           <wp:inline distT="0" distB="0" distL="0" distR="0" wp14:anchorId="65C76116" wp14:editId="61A09AA5">
             <wp:extent cx="5943600" cy="4592955"/>
@@ -229,7 +262,6 @@
           <w:rFonts w:ascii="Garamond" w:hAnsi="Garamond"/>
         </w:rPr>
       </w:pPr>
-      <w:commentRangeStart w:id="1"/>
       <w:r>
         <w:rPr>
           <w:rFonts w:ascii="Garamond" w:hAnsi="Garamond"/>
@@ -242,23 +274,29 @@
         <w:rPr>
           <w:rFonts w:ascii="Garamond" w:hAnsi="Garamond"/>
         </w:rPr>
-        <w:t xml:space="preserve"> Tributaries included in each management unit, derived by selecting the upstream reaches of several identified rivers of management interest </w:t>
-      </w:r>
-      <w:r>
-        <w:rPr>
-          <w:rFonts w:ascii="Garamond" w:hAnsi="Garamond"/>
-        </w:rPr>
-        <w:t xml:space="preserve">and manually selected units of similar size. </w:t>
-      </w:r>
-      <w:commentRangeEnd w:id="1"/>
-      <w:r>
-        <w:rPr>
-          <w:rStyle w:val="CommentReference"/>
-        </w:rPr>
-        <w:commentReference w:id="1"/>
+        <w:t xml:space="preserve"> </w:t>
+      </w:r>
+      <w:r>
+        <w:rPr>
+          <w:rFonts w:ascii="Garamond" w:hAnsi="Garamond"/>
+        </w:rPr>
+        <w:t>20 Management units, or “stocks” selected by collecting the upstream reaches of notable tributaries in the basin. Regions not included in these tributaries (</w:t>
+      </w:r>
+      <w:proofErr w:type="spellStart"/>
+      <w:r>
+        <w:rPr>
+          <w:rFonts w:ascii="Garamond" w:hAnsi="Garamond"/>
+        </w:rPr>
+        <w:t>e.x</w:t>
+      </w:r>
+      <w:proofErr w:type="spellEnd"/>
+      <w:r>
+        <w:rPr>
+          <w:rFonts w:ascii="Garamond" w:hAnsi="Garamond"/>
+        </w:rPr>
+        <w:t xml:space="preserve">. Lower Kuskokwim) were manually selected to ensure full coverage of the basin. </w:t>
       </w:r>
     </w:p>
-    <w:p/>
     <w:p/>
     <w:p/>
     <w:p/>
@@ -290,6 +328,7 @@
         <w:rPr>
           <w:noProof/>
         </w:rPr>
+        <w:lastRenderedPageBreak/>
         <mc:AlternateContent>
           <mc:Choice Requires="wps">
             <w:drawing>
@@ -477,7 +516,7 @@
           <w:noProof/>
         </w:rPr>
         <w:drawing>
-          <wp:inline distT="0" distB="0" distL="0" distR="0" wp14:anchorId="34888FD1" wp14:editId="641624C1">
+          <wp:inline distT="0" distB="0" distL="0" distR="0" wp14:anchorId="34888FD1" wp14:editId="3F183155">
             <wp:extent cx="6288103" cy="2955139"/>
             <wp:effectExtent l="0" t="0" r="0" b="0"/>
             <wp:docPr id="739570781" name="Picture 2"/>
@@ -901,7 +940,7 @@
           <w:szCs w:val="22"/>
         </w:rPr>
       </w:pPr>
-      <w:commentRangeStart w:id="2"/>
+      <w:commentRangeStart w:id="1"/>
       <w:r>
         <w:rPr>
           <w:rFonts w:ascii="Garamond" w:hAnsi="Garamond"/>
@@ -910,12 +949,12 @@
         </w:rPr>
         <w:t xml:space="preserve">Figure 6: </w:t>
       </w:r>
-      <w:commentRangeEnd w:id="2"/>
+      <w:commentRangeEnd w:id="1"/>
       <w:r>
         <w:rPr>
           <w:rStyle w:val="CommentReference"/>
         </w:rPr>
-        <w:commentReference w:id="2"/>
+        <w:commentReference w:id="1"/>
       </w:r>
       <w:r>
         <w:rPr>
@@ -998,24 +1037,7 @@
       </w:r>
     </w:p>
   </w:comment>
-  <w:comment w:id="1" w:author="Cline, Timothy" w:date="2025-10-08T10:27:00Z" w:initials="TC">
-    <w:p>
-      <w:r>
-        <w:rPr>
-          <w:rStyle w:val="CommentReference"/>
-        </w:rPr>
-        <w:annotationRef/>
-      </w:r>
-      <w:r>
-        <w:rPr>
-          <w:sz w:val="20"/>
-          <w:szCs w:val="20"/>
-        </w:rPr>
-        <w:t xml:space="preserve">A careful reviewer will ask how well you can assign fish to these individual managemnet units given overlap in water chemistry signals. We should probably have some sort of supporting figure showing isotopic distinction between them. </w:t>
-      </w:r>
-    </w:p>
-  </w:comment>
-  <w:comment w:id="2" w:author="Cline, Timothy" w:date="2025-10-06T13:52:00Z" w:initials="TC">
+  <w:comment w:id="1" w:author="Cline, Timothy" w:date="2025-10-06T13:52:00Z" w:initials="TC">
     <w:p>
       <w:r>
         <w:rPr>
@@ -1038,16 +1060,14 @@
 
 <file path=word/commentsExtended.xml><?xml version="1.0" encoding="utf-8"?>
 <w15:commentsEx xmlns:wpc="http://schemas.microsoft.com/office/word/2010/wordprocessingCanvas" xmlns:cx="http://schemas.microsoft.com/office/drawing/2014/chartex" xmlns:cx1="http://schemas.microsoft.com/office/drawing/2015/9/8/chartex" xmlns:cx2="http://schemas.microsoft.com/office/drawing/2015/10/21/chartex" xmlns:cx3="http://schemas.microsoft.com/office/drawing/2016/5/9/chartex" xmlns:cx4="http://schemas.microsoft.com/office/drawing/2016/5/10/chartex" xmlns:cx5="http://schemas.microsoft.com/office/drawing/2016/5/11/chartex" xmlns:cx6="http://schemas.microsoft.com/office/drawing/2016/5/12/chartex" xmlns:cx7="http://schemas.microsoft.com/office/drawing/2016/5/13/chartex" xmlns:cx8="http://schemas.microsoft.com/office/drawing/2016/5/14/chartex" xmlns:mc="http://schemas.openxmlformats.org/markup-compatibility/2006" xmlns:aink="http://schemas.microsoft.com/office/drawing/2016/ink" xmlns:am3d="http://schemas.microsoft.com/office/drawing/2017/model3d" xmlns:o="urn:schemas-microsoft-com:office:office" xmlns:oel="http://schemas.microsoft.com/office/2019/extlst" xmlns:r="http://schemas.openxmlformats.org/officeDocument/2006/relationships" xmlns:m="http://schemas.openxmlformats.org/officeDocument/2006/math" xmlns:v="urn:schemas-microsoft-com:vml" xmlns:wp14="http://schemas.microsoft.com/office/word/2010/wordprocessingDrawing" xmlns:wp="http://schemas.openxmlformats.org/drawingml/2006/wordprocessingDrawing" xmlns:w10="urn:schemas-microsoft-com:office:word" xmlns:w="http://schemas.openxmlformats.org/wordprocessingml/2006/main" xmlns:w14="http://schemas.microsoft.com/office/word/2010/wordml" xmlns:w15="http://schemas.microsoft.com/office/word/2012/wordml" xmlns:w16cex="http://schemas.microsoft.com/office/word/2018/wordml/cex" xmlns:w16cid="http://schemas.microsoft.com/office/word/2016/wordml/cid" xmlns:w16="http://schemas.microsoft.com/office/word/2018/wordml" xmlns:w16du="http://schemas.microsoft.com/office/word/2023/wordml/word16du" xmlns:w16sdtdh="http://schemas.microsoft.com/office/word/2020/wordml/sdtdatahash" xmlns:w16sdtfl="http://schemas.microsoft.com/office/word/2024/wordml/sdtformatlock" xmlns:w16se="http://schemas.microsoft.com/office/word/2015/wordml/symex" xmlns:wpg="http://schemas.microsoft.com/office/word/2010/wordprocessingGroup" xmlns:wpi="http://schemas.microsoft.com/office/word/2010/wordprocessingInk" xmlns:wne="http://schemas.microsoft.com/office/word/2006/wordml" xmlns:wps="http://schemas.microsoft.com/office/word/2010/wordprocessingShape" mc:Ignorable="w14 w15 w16se w16cid w16 w16cex w16sdtdh w16sdtfl w16du wp14">
-  <w15:commentEx w15:paraId="3494BB34" w15:done="0"/>
-  <w15:commentEx w15:paraId="72CEFC00" w15:done="0"/>
-  <w15:commentEx w15:paraId="0493D03C" w15:done="0"/>
+  <w15:commentEx w15:paraId="3494BB34" w15:done="1"/>
+  <w15:commentEx w15:paraId="0493D03C" w15:done="1"/>
 </w15:commentsEx>
 </file>
 
 <file path=word/commentsExtensible.xml><?xml version="1.0" encoding="utf-8"?>
 <w16cex:commentsExtensible xmlns:wpc="http://schemas.microsoft.com/office/word/2010/wordprocessingCanvas" xmlns:cx="http://schemas.microsoft.com/office/drawing/2014/chartex" xmlns:cx1="http://schemas.microsoft.com/office/drawing/2015/9/8/chartex" xmlns:cx2="http://schemas.microsoft.com/office/drawing/2015/10/21/chartex" xmlns:cx3="http://schemas.microsoft.com/office/drawing/2016/5/9/chartex" xmlns:cx4="http://schemas.microsoft.com/office/drawing/2016/5/10/chartex" xmlns:cx5="http://schemas.microsoft.com/office/drawing/2016/5/11/chartex" xmlns:cx6="http://schemas.microsoft.com/office/drawing/2016/5/12/chartex" xmlns:cx7="http://schemas.microsoft.com/office/drawing/2016/5/13/chartex" xmlns:cx8="http://schemas.microsoft.com/office/drawing/2016/5/14/chartex" xmlns:cr="http://schemas.microsoft.com/office/comments/2020/reactions" xmlns:mc="http://schemas.openxmlformats.org/markup-compatibility/2006" xmlns:aink="http://schemas.microsoft.com/office/drawing/2016/ink" xmlns:am3d="http://schemas.microsoft.com/office/drawing/2017/model3d" xmlns:o="urn:schemas-microsoft-com:office:office" xmlns:oel="http://schemas.microsoft.com/office/2019/extlst" xmlns:r="http://schemas.openxmlformats.org/officeDocument/2006/relationships" xmlns:m="http://schemas.openxmlformats.org/officeDocument/2006/math" xmlns:v="urn:schemas-microsoft-com:vml" xmlns:wp14="http://schemas.microsoft.com/office/word/2010/wordprocessingDrawing" xmlns:wp="http://schemas.openxmlformats.org/drawingml/2006/wordprocessingDrawing" xmlns:w10="urn:schemas-microsoft-com:office:word" xmlns:w="http://schemas.openxmlformats.org/wordprocessingml/2006/main" xmlns:w14="http://schemas.microsoft.com/office/word/2010/wordml" xmlns:w15="http://schemas.microsoft.com/office/word/2012/wordml" xmlns:w16cex="http://schemas.microsoft.com/office/word/2018/wordml/cex" xmlns:w16cid="http://schemas.microsoft.com/office/word/2016/wordml/cid" xmlns:w16="http://schemas.microsoft.com/office/word/2018/wordml" xmlns:w16du="http://schemas.microsoft.com/office/word/2023/wordml/word16du" xmlns:w16sdtdh="http://schemas.microsoft.com/office/word/2020/wordml/sdtdatahash" xmlns:w16sdtfl="http://schemas.microsoft.com/office/word/2024/wordml/sdtformatlock" xmlns:w16se="http://schemas.microsoft.com/office/word/2015/wordml/symex" xmlns:wpg="http://schemas.microsoft.com/office/word/2010/wordprocessingGroup" xmlns:wpi="http://schemas.microsoft.com/office/word/2010/wordprocessingInk" xmlns:wne="http://schemas.microsoft.com/office/word/2006/wordml" xmlns:wps="http://schemas.microsoft.com/office/word/2010/wordprocessingShape" mc:Ignorable="w14 w15 w16se w16cid w16 w16cex w16sdtdh w16sdtfl cr w16du wp14">
   <w16cex:commentExtensible w16cex:durableId="6B919312" w16cex:dateUtc="2025-10-06T19:44:00Z"/>
-  <w16cex:commentExtensible w16cex:durableId="3915AA6E" w16cex:dateUtc="2025-10-08T16:27:00Z"/>
   <w16cex:commentExtensible w16cex:durableId="240A3890" w16cex:dateUtc="2025-10-06T19:52:00Z"/>
 </w16cex:commentsExtensible>
 </file>
@@ -1055,7 +1075,6 @@
 <file path=word/commentsIds.xml><?xml version="1.0" encoding="utf-8"?>
 <w16cid:commentsIds xmlns:wpc="http://schemas.microsoft.com/office/word/2010/wordprocessingCanvas" xmlns:cx="http://schemas.microsoft.com/office/drawing/2014/chartex" xmlns:cx1="http://schemas.microsoft.com/office/drawing/2015/9/8/chartex" xmlns:cx2="http://schemas.microsoft.com/office/drawing/2015/10/21/chartex" xmlns:cx3="http://schemas.microsoft.com/office/drawing/2016/5/9/chartex" xmlns:cx4="http://schemas.microsoft.com/office/drawing/2016/5/10/chartex" xmlns:cx5="http://schemas.microsoft.com/office/drawing/2016/5/11/chartex" xmlns:cx6="http://schemas.microsoft.com/office/drawing/2016/5/12/chartex" xmlns:cx7="http://schemas.microsoft.com/office/drawing/2016/5/13/chartex" xmlns:cx8="http://schemas.microsoft.com/office/drawing/2016/5/14/chartex" xmlns:mc="http://schemas.openxmlformats.org/markup-compatibility/2006" xmlns:aink="http://schemas.microsoft.com/office/drawing/2016/ink" xmlns:am3d="http://schemas.microsoft.com/office/drawing/2017/model3d" xmlns:o="urn:schemas-microsoft-com:office:office" xmlns:oel="http://schemas.microsoft.com/office/2019/extlst" xmlns:r="http://schemas.openxmlformats.org/officeDocument/2006/relationships" xmlns:m="http://schemas.openxmlformats.org/officeDocument/2006/math" xmlns:v="urn:schemas-microsoft-com:vml" xmlns:wp14="http://schemas.microsoft.com/office/word/2010/wordprocessingDrawing" xmlns:wp="http://schemas.openxmlformats.org/drawingml/2006/wordprocessingDrawing" xmlns:w10="urn:schemas-microsoft-com:office:word" xmlns:w="http://schemas.openxmlformats.org/wordprocessingml/2006/main" xmlns:w14="http://schemas.microsoft.com/office/word/2010/wordml" xmlns:w15="http://schemas.microsoft.com/office/word/2012/wordml" xmlns:w16cex="http://schemas.microsoft.com/office/word/2018/wordml/cex" xmlns:w16cid="http://schemas.microsoft.com/office/word/2016/wordml/cid" xmlns:w16="http://schemas.microsoft.com/office/word/2018/wordml" xmlns:w16du="http://schemas.microsoft.com/office/word/2023/wordml/word16du" xmlns:w16sdtdh="http://schemas.microsoft.com/office/word/2020/wordml/sdtdatahash" xmlns:w16sdtfl="http://schemas.microsoft.com/office/word/2024/wordml/sdtformatlock" xmlns:w16se="http://schemas.microsoft.com/office/word/2015/wordml/symex" xmlns:wpg="http://schemas.microsoft.com/office/word/2010/wordprocessingGroup" xmlns:wpi="http://schemas.microsoft.com/office/word/2010/wordprocessingInk" xmlns:wne="http://schemas.microsoft.com/office/word/2006/wordml" xmlns:wps="http://schemas.microsoft.com/office/word/2010/wordprocessingShape" mc:Ignorable="w14 w15 w16se w16cid w16 w16cex w16sdtdh w16sdtfl w16du wp14">
   <w16cid:commentId w16cid:paraId="3494BB34" w16cid:durableId="6B919312"/>
-  <w16cid:commentId w16cid:paraId="72CEFC00" w16cid:durableId="3915AA6E"/>
   <w16cid:commentId w16cid:paraId="0493D03C" w16cid:durableId="240A3890"/>
 </w16cid:commentsIds>
 </file>
